--- a/docs/FIBER_LOSS_METRICS.docx
+++ b/docs/FIBER_LOSS_METRICS.docx
@@ -2,7 +2,7 @@
 <file path=word/document.xml><?xml version="1.0" encoding="utf-8"?>
 <w:document xmlns:w="http://schemas.openxmlformats.org/wordprocessingml/2006/main" xmlns:m="http://schemas.openxmlformats.org/officeDocument/2006/math" xmlns:r="http://schemas.openxmlformats.org/officeDocument/2006/relationships" xmlns:o="urn:schemas-microsoft-com:office:office" xmlns:v="urn:schemas-microsoft-com:vml" xmlns:w10="urn:schemas-microsoft-com:office:word" xmlns:a="http://schemas.openxmlformats.org/drawingml/2006/main" xmlns:pic="http://schemas.openxmlformats.org/drawingml/2006/picture" xmlns:wp="http://schemas.openxmlformats.org/drawingml/2006/wordprocessingDrawing">
   <w:body>
-    <w:bookmarkStart w:id="21" w:name="X174d2939f7bec0a0519e972e46b2d23d5920842"/>
+    <w:bookmarkStart w:id="22" w:name="X174d2939f7bec0a0519e972e46b2d23d5920842"/>
     <w:p>
       <w:pPr>
         <w:pStyle w:val="Heading1"/>
@@ -16,7 +16,7 @@
         <w:pStyle w:val="FirstParagraph"/>
       </w:pPr>
       <w:r>
-        <w:t xml:space="preserve">K. Honscheid (OSU) with Claude (Anthropic) · 2026-08-06</w:t>
+        <w:t xml:space="preserve">K. Honscheid (OSU) with Claude (Anthropic) · 2026-08-06 (Exposure API added 2026-08-07)</w:t>
       </w:r>
     </w:p>
     <w:p>
@@ -36,7 +36,13 @@
         <w:t xml:space="preserve">DAR_FIBER_LOSS_REPORT.md</w:t>
       </w:r>
       <w:r>
-        <w:t xml:space="preserve">. That report established that</w:t>
+        <w:t xml:space="preserve">. That report established</w:t>
+      </w:r>
+      <w:r>
+        <w:t xml:space="preserve"> </w:t>
+      </w:r>
+      <w:r>
+        <w:t xml:space="preserve">that</w:t>
       </w:r>
       <w:r>
         <w:t xml:space="preserve"> </w:t>
@@ -51,13 +57,7 @@
         <w:t xml:space="preserve"> </w:t>
       </w:r>
       <w:r>
-        <w:t xml:space="preserve">— the standard-star</w:t>
-      </w:r>
-      <w:r>
-        <w:t xml:space="preserve"> </w:t>
-      </w:r>
-      <w:r>
-        <w:t xml:space="preserve">measured/model flux ratio — is</w:t>
+        <w:t xml:space="preserve">— the standard-star measured/model flux ratio — is</w:t>
       </w:r>
       <w:r>
         <w:t xml:space="preserve"> </w:t>
@@ -73,19 +73,25 @@
         <w:t xml:space="preserve"> </w:t>
       </w:r>
       <w:r>
-        <w:t xml:space="preserve">a clean fiber-loss estimator: its sky-subtraction step imprints a</w:t>
-      </w:r>
-      <w:r>
-        <w:t xml:space="preserve"> </w:t>
-      </w:r>
-      <w:r>
-        <w:t xml:space="preserve">spurious, zenith-tied dipole that is general to point-source spectrophotometry, not specific to the metric.</w:t>
-      </w:r>
-      <w:r>
-        <w:t xml:space="preserve"> </w:t>
-      </w:r>
-      <w:r>
-        <w:t xml:space="preserve">This note records the practical consequence:</w:t>
+        <w:t xml:space="preserve">a clean fiber-loss estimator: its sky-subtraction step imprints</w:t>
+      </w:r>
+      <w:r>
+        <w:t xml:space="preserve"> </w:t>
+      </w:r>
+      <w:r>
+        <w:t xml:space="preserve">a spurious, zenith-tied dipole that is general to point-source</w:t>
+      </w:r>
+      <w:r>
+        <w:t xml:space="preserve"> </w:t>
+      </w:r>
+      <w:r>
+        <w:t xml:space="preserve">spectrophotometry, not specific to the metric. This note records the</w:t>
+      </w:r>
+      <w:r>
+        <w:t xml:space="preserve"> </w:t>
+      </w:r>
+      <w:r>
+        <w:t xml:space="preserve">practical consequence:</w:t>
       </w:r>
       <w:r>
         <w:t xml:space="preserve"> </w:t>
@@ -125,50 +131,68 @@
           <w:b/>
           <w:bCs/>
         </w:rPr>
-        <w:t xml:space="preserve">clean, what each can and cannot see, and</w:t>
-      </w:r>
-      <w:r>
-        <w:rPr>
-          <w:b/>
-          <w:bCs/>
-        </w:rPr>
-        <w:t xml:space="preserve"> </w:t>
-      </w:r>
-      <w:r>
-        <w:rPr>
-          <w:b/>
-          <w:bCs/>
-        </w:rPr>
-        <w:t xml:space="preserve">how to build a normalized per-exposure metric from the guide cameras that behaves conceptually like</w:t>
-      </w:r>
-      <w:r>
-        <w:rPr>
-          <w:b/>
-          <w:bCs/>
-        </w:rPr>
-        <w:t xml:space="preserve"> </w:t>
-      </w:r>
-      <w:r>
-        <w:rPr>
-          <w:rStyle w:val="VerbatimChar"/>
-          <w:b/>
-          <w:bCs/>
+        <w:t xml:space="preserve">clean, what each can and</w:t>
+      </w:r>
+      <w:r>
+        <w:rPr>
+          <w:b/>
+          <w:bCs/>
+        </w:rPr>
+        <w:t xml:space="preserve"> </w:t>
+      </w:r>
+      <w:r>
+        <w:rPr>
+          <w:b/>
+          <w:bCs/>
+        </w:rPr>
+        <w:t xml:space="preserve">cannot see, and how to build a normalized per-exposure metric from the</w:t>
+      </w:r>
+      <w:r>
+        <w:rPr>
+          <w:b/>
+          <w:bCs/>
+        </w:rPr>
+        <w:t xml:space="preserve"> </w:t>
+      </w:r>
+      <w:r>
+        <w:rPr>
+          <w:b/>
+          <w:bCs/>
+        </w:rPr>
+        <w:t xml:space="preserve">guide cameras that behaves conceptually like</w:t>
+      </w:r>
+      <w:r>
+        <w:t xml:space="preserve"> </w:t>
+      </w:r>
+      <w:r>
+        <w:rPr>
+          <w:rStyle w:val="VerbatimChar"/>
         </w:rPr>
         <w:t xml:space="preserve">RCALIBFRAC</w:t>
       </w:r>
       <w:r>
-        <w:rPr>
-          <w:b/>
-          <w:bCs/>
-        </w:rPr>
-        <w:t xml:space="preserve"> </w:t>
-      </w:r>
-      <w:r>
-        <w:rPr>
-          <w:b/>
-          <w:bCs/>
-        </w:rPr>
-        <w:t xml:space="preserve">without inheriting the artifact.</w:t>
+        <w:t xml:space="preserve"> </w:t>
+      </w:r>
+      <w:r>
+        <w:rPr>
+          <w:b/>
+          <w:bCs/>
+        </w:rPr>
+        <w:t xml:space="preserve">without</w:t>
+      </w:r>
+      <w:r>
+        <w:rPr>
+          <w:b/>
+          <w:bCs/>
+        </w:rPr>
+        <w:t xml:space="preserve"> </w:t>
+      </w:r>
+      <w:r>
+        <w:rPr>
+          <w:b/>
+          <w:bCs/>
+        </w:rPr>
+        <w:t xml:space="preserve">inheriting the artifact.</w:t>
       </w:r>
     </w:p>
     <w:bookmarkStart w:id="9" w:name="X7dbb68fcf83f0443fe4cee9b4cc774a0ab5e671"/>
@@ -189,7 +213,21 @@
           <w:i/>
           <w:iCs/>
         </w:rPr>
-        <w:t xml:space="preserve">(A plain-language on-ramp; the detailed construction and scope follow in §1–§3.)</w:t>
+        <w:t xml:space="preserve">(A plain-language on-ramp; the detailed construction and scope follow</w:t>
+      </w:r>
+      <w:r>
+        <w:rPr>
+          <w:i/>
+          <w:iCs/>
+        </w:rPr>
+        <w:t xml:space="preserve"> </w:t>
+      </w:r>
+      <w:r>
+        <w:rPr>
+          <w:i/>
+          <w:iCs/>
+        </w:rPr>
+        <w:t xml:space="preserve">in §1–§3.)</w:t>
       </w:r>
     </w:p>
     <w:p>
@@ -207,13 +245,13 @@
         <w:t xml:space="preserve"> </w:t>
       </w:r>
       <w:r>
-        <w:t xml:space="preserve">The sky-subtraction artifact lives in the</w:t>
-      </w:r>
-      <w:r>
-        <w:t xml:space="preserve"> </w:t>
-      </w:r>
-      <w:r>
-        <w:t xml:space="preserve">sky-subtracted spectroscopic</w:t>
+        <w:t xml:space="preserve">The</w:t>
+      </w:r>
+      <w:r>
+        <w:t xml:space="preserve"> </w:t>
+      </w:r>
+      <w:r>
+        <w:t xml:space="preserve">sky-subtraction artifact lives in the sky-subtracted spectroscopic</w:t>
       </w:r>
       <w:r>
         <w:t xml:space="preserve"> </w:t>
@@ -226,13 +264,13 @@
         <w:t xml:space="preserve">flux</w:t>
       </w:r>
       <w:r>
-        <w:t xml:space="preserve">, so any flux ratio inherits it. The escape is to use what the guide cameras</w:t>
-      </w:r>
-      <w:r>
-        <w:t xml:space="preserve"> </w:t>
-      </w:r>
-      <w:r>
-        <w:t xml:space="preserve">(GFAs) photograph — guide-star</w:t>
+        <w:t xml:space="preserve">, so any flux ratio inherits it. The escape is to use what the</w:t>
+      </w:r>
+      <w:r>
+        <w:t xml:space="preserve"> </w:t>
+      </w:r>
+      <w:r>
+        <w:t xml:space="preserve">guide cameras (GFAs) photograph — guide-star</w:t>
       </w:r>
       <w:r>
         <w:t xml:space="preserve"> </w:t>
@@ -248,13 +286,19 @@
         <w:t xml:space="preserve"> </w:t>
       </w:r>
       <w:r>
-        <w:t xml:space="preserve">— which never touch sky-subtracted spectra. The GFAs give two kinds of</w:t>
-      </w:r>
-      <w:r>
-        <w:t xml:space="preserve"> </w:t>
-      </w:r>
-      <w:r>
-        <w:t xml:space="preserve">imaging measurement, and both are artifact-free:</w:t>
+        <w:t xml:space="preserve">— which never</w:t>
+      </w:r>
+      <w:r>
+        <w:t xml:space="preserve"> </w:t>
+      </w:r>
+      <w:r>
+        <w:t xml:space="preserve">touch sky-subtracted spectra. The GFAs give two kinds of imaging</w:t>
+      </w:r>
+      <w:r>
+        <w:t xml:space="preserve"> </w:t>
+      </w:r>
+      <w:r>
+        <w:t xml:space="preserve">measurement, and both are artifact-free:</w:t>
       </w:r>
       <w:r>
         <w:t xml:space="preserve"> </w:t>
@@ -270,13 +314,13 @@
         <w:t xml:space="preserve"> </w:t>
       </w:r>
       <w:r>
-        <w:t xml:space="preserve">the star images are (the PSF width, i.e. seeing)</w:t>
-      </w:r>
-      <w:r>
-        <w:t xml:space="preserve"> </w:t>
-      </w:r>
-      <w:r>
-        <w:t xml:space="preserve">and</w:t>
+        <w:t xml:space="preserve">the star images are</w:t>
+      </w:r>
+      <w:r>
+        <w:t xml:space="preserve"> </w:t>
+      </w:r>
+      <w:r>
+        <w:t xml:space="preserve">(the PSF width, i.e. seeing) and</w:t>
       </w:r>
       <w:r>
         <w:t xml:space="preserve"> </w:t>
@@ -292,37 +336,19 @@
         <w:t xml:space="preserve"> </w:t>
       </w:r>
       <w:r>
-        <w:t xml:space="preserve">they are (centroids, and how they drift across the field).</w:t>
-      </w:r>
-      <w:r>
-        <w:t xml:space="preserve"> </w:t>
-      </w:r>
-      <w:r>
-        <w:t xml:space="preserve">“Geometry”</w:t>
-      </w:r>
-      <w:r>
-        <w:t xml:space="preserve"> </w:t>
-      </w:r>
-      <w:r>
-        <w:t xml:space="preserve">is shorthand for</w:t>
-      </w:r>
-      <w:r>
-        <w:t xml:space="preserve"> </w:t>
-      </w:r>
-      <w:r>
-        <w:t xml:space="preserve">“guide-camera</w:t>
-      </w:r>
-      <w:r>
-        <w:t xml:space="preserve"> </w:t>
-      </w:r>
-      <w:r>
-        <w:t xml:space="preserve">imaging”</w:t>
-      </w:r>
-      <w:r>
-        <w:t xml:space="preserve"> </w:t>
-      </w:r>
-      <w:r>
-        <w:t xml:space="preserve">— and image</w:t>
+        <w:t xml:space="preserve">they are (centroids, and how</w:t>
+      </w:r>
+      <w:r>
+        <w:t xml:space="preserve"> </w:t>
+      </w:r>
+      <w:r>
+        <w:t xml:space="preserve">they drift across the field). “Geometry” is shorthand for “guide-camera</w:t>
+      </w:r>
+      <w:r>
+        <w:t xml:space="preserve"> </w:t>
+      </w:r>
+      <w:r>
+        <w:t xml:space="preserve">imaging” — and image</w:t>
       </w:r>
       <w:r>
         <w:t xml:space="preserve"> </w:t>
@@ -369,13 +395,13 @@
         <w:t xml:space="preserve"> </w:t>
       </w:r>
       <w:r>
-        <w:t xml:space="preserve">A star’s light misses the fiber for two independent reasons, both</w:t>
-      </w:r>
-      <w:r>
-        <w:t xml:space="preserve"> </w:t>
-      </w:r>
-      <w:r>
-        <w:t xml:space="preserve">captured by the</w:t>
+        <w:t xml:space="preserve">A star’s light misses the</w:t>
+      </w:r>
+      <w:r>
+        <w:t xml:space="preserve"> </w:t>
+      </w:r>
+      <w:r>
+        <w:t xml:space="preserve">fiber for two independent reasons, both captured by the</w:t>
       </w:r>
       <w:r>
         <w:t xml:space="preserve"> </w:t>
@@ -405,13 +431,19 @@
         <w:t xml:space="preserve"> </w:t>
       </w:r>
       <w:r>
-        <w:t xml:space="preserve">— the fraction of a point source’s light that</w:t>
-      </w:r>
-      <w:r>
-        <w:t xml:space="preserve"> </w:t>
-      </w:r>
-      <w:r>
-        <w:t xml:space="preserve">couples into the fiber given PSF size σ and star-to-fiber offset δ:</w:t>
+        <w:t xml:space="preserve">— the fraction of a point source’s</w:t>
+      </w:r>
+      <w:r>
+        <w:t xml:space="preserve"> </w:t>
+      </w:r>
+      <w:r>
+        <w:t xml:space="preserve">light that couples into the fiber given PSF size σ and star-to-fiber</w:t>
+      </w:r>
+      <w:r>
+        <w:t xml:space="preserve"> </w:t>
+      </w:r>
+      <w:r>
+        <w:t xml:space="preserve">offset δ:</w:t>
       </w:r>
     </w:p>
     <w:p>
@@ -433,13 +465,19 @@
         <w:t xml:space="preserve"> </w:t>
       </w:r>
       <w:r>
-        <w:t xml:space="preserve">(σ, seeing): even a perfectly centred star spills light past the fiber edge if the seeing disk is</w:t>
-      </w:r>
-      <w:r>
-        <w:t xml:space="preserve"> </w:t>
-      </w:r>
-      <w:r>
-        <w:t xml:space="preserve">larger than the fiber. This is a whole-array effect (seeing is ~uniform across the field) →</w:t>
+        <w:t xml:space="preserve">(σ, seeing): even a perfectly centred star spills light</w:t>
+      </w:r>
+      <w:r>
+        <w:t xml:space="preserve"> </w:t>
+      </w:r>
+      <w:r>
+        <w:t xml:space="preserve">past the fiber edge if the seeing disk is larger than the fiber. This</w:t>
+      </w:r>
+      <w:r>
+        <w:t xml:space="preserve"> </w:t>
+      </w:r>
+      <w:r>
+        <w:t xml:space="preserve">is a whole-array effect (seeing is ~uniform across the field) →</w:t>
       </w:r>
       <w:r>
         <w:t xml:space="preserve"> </w:t>
@@ -452,17 +490,11 @@
         <w:t xml:space="preserve">Metric A =</w:t>
       </w:r>
       <w:r>
-        <w:rPr>
-          <w:b/>
-          <w:bCs/>
-        </w:rPr>
-        <w:t xml:space="preserve"> </w:t>
-      </w:r>
-      <w:r>
-        <w:rPr>
-          <w:rStyle w:val="VerbatimChar"/>
-          <w:b/>
-          <w:bCs/>
+        <w:t xml:space="preserve"> </w:t>
+      </w:r>
+      <w:r>
+        <w:rPr>
+          <w:rStyle w:val="VerbatimChar"/>
         </w:rPr>
         <w:t xml:space="preserve">L_see</w:t>
       </w:r>
@@ -489,7 +521,13 @@
         <w:t xml:space="preserve"> </w:t>
       </w:r>
       <w:r>
-        <w:t xml:space="preserve">(δ, offset): a displaced star loses more light. The offset is</w:t>
+        <w:t xml:space="preserve">(δ, offset): a displaced star loses more light.</w:t>
+      </w:r>
+      <w:r>
+        <w:t xml:space="preserve"> </w:t>
+      </w:r>
+      <w:r>
+        <w:t xml:space="preserve">The offset is</w:t>
       </w:r>
       <w:r>
         <w:t xml:space="preserve"> </w:t>
@@ -505,36 +543,44 @@
         <w:t xml:space="preserve"> </w:t>
       </w:r>
       <w:r>
-        <w:t xml:space="preserve">uniform — DAR bends</w:t>
-      </w:r>
-      <w:r>
-        <w:t xml:space="preserve"> </w:t>
-      </w:r>
-      <w:r>
-        <w:t xml:space="preserve">the field, so the edge sees a different offset than the centre. This is a spatial pattern →</w:t>
-      </w:r>
-      <w:r>
-        <w:t xml:space="preserve"> </w:t>
-      </w:r>
-      <w:r>
-        <w:rPr>
-          <w:b/>
-          <w:bCs/>
-        </w:rPr>
-        <w:t xml:space="preserve">Metric B =</w:t>
-      </w:r>
-      <w:r>
-        <w:rPr>
-          <w:b/>
-          <w:bCs/>
-        </w:rPr>
-        <w:t xml:space="preserve"> </w:t>
-      </w:r>
-      <w:r>
-        <w:rPr>
-          <w:rStyle w:val="VerbatimChar"/>
-          <w:b/>
-          <w:bCs/>
+        <w:t xml:space="preserve">uniform — DAR bends the field, so the edge sees a</w:t>
+      </w:r>
+      <w:r>
+        <w:t xml:space="preserve"> </w:t>
+      </w:r>
+      <w:r>
+        <w:t xml:space="preserve">different offset than the centre. This is a spatial pattern →</w:t>
+      </w:r>
+      <w:r>
+        <w:t xml:space="preserve"> </w:t>
+      </w:r>
+      <w:r>
+        <w:rPr>
+          <w:b/>
+          <w:bCs/>
+        </w:rPr>
+        <w:t xml:space="preserve">Metric</w:t>
+      </w:r>
+      <w:r>
+        <w:rPr>
+          <w:b/>
+          <w:bCs/>
+        </w:rPr>
+        <w:t xml:space="preserve"> </w:t>
+      </w:r>
+      <w:r>
+        <w:rPr>
+          <w:b/>
+          <w:bCs/>
+        </w:rPr>
+        <w:t xml:space="preserve">B =</w:t>
+      </w:r>
+      <w:r>
+        <w:t xml:space="preserve"> </w:t>
+      </w:r>
+      <w:r>
+        <w:rPr>
+          <w:rStyle w:val="VerbatimChar"/>
         </w:rPr>
         <w:t xml:space="preserve">L_field</w:t>
       </w:r>
@@ -555,8 +601,6 @@
       <w:r>
         <w:rPr>
           <w:rStyle w:val="VerbatimChar"/>
-          <w:b/>
-          <w:bCs/>
         </w:rPr>
         <w:t xml:space="preserve">L_see</w:t>
       </w:r>
@@ -580,16 +624,20 @@
         <w:t xml:space="preserve"> </w:t>
       </w:r>
       <w:r>
-        <w:t xml:space="preserve">set by seeing) and</w:t>
-      </w:r>
-      <w:r>
-        <w:t xml:space="preserve"> </w:t>
-      </w:r>
-      <w:r>
-        <w:rPr>
-          <w:rStyle w:val="VerbatimChar"/>
-          <w:b/>
-          <w:bCs/>
+        <w:t xml:space="preserve">set</w:t>
+      </w:r>
+      <w:r>
+        <w:t xml:space="preserve"> </w:t>
+      </w:r>
+      <w:r>
+        <w:t xml:space="preserve">by seeing) and</w:t>
+      </w:r>
+      <w:r>
+        <w:t xml:space="preserve"> </w:t>
+      </w:r>
+      <w:r>
+        <w:rPr>
+          <w:rStyle w:val="VerbatimChar"/>
         </w:rPr>
         <w:t xml:space="preserve">L_field</w:t>
       </w:r>
@@ -597,13 +645,7 @@
         <w:t xml:space="preserve"> </w:t>
       </w:r>
       <w:r>
-        <w:t xml:space="preserve">(the</w:t>
-      </w:r>
-      <w:r>
-        <w:t xml:space="preserve"> </w:t>
-      </w:r>
-      <w:r>
-        <w:t xml:space="preserve">loss that</w:t>
+        <w:t xml:space="preserve">(the loss that</w:t>
       </w:r>
       <w:r>
         <w:t xml:space="preserve"> </w:t>
@@ -613,7 +655,21 @@
           <w:i/>
           <w:iCs/>
         </w:rPr>
-        <w:t xml:space="preserve">varies across the focal-plane field</w:t>
+        <w:t xml:space="preserve">varies across the focal-plane</w:t>
+      </w:r>
+      <w:r>
+        <w:rPr>
+          <w:i/>
+          <w:iCs/>
+        </w:rPr>
+        <w:t xml:space="preserve"> </w:t>
+      </w:r>
+      <w:r>
+        <w:rPr>
+          <w:i/>
+          <w:iCs/>
+        </w:rPr>
+        <w:t xml:space="preserve">field</w:t>
       </w:r>
       <w:r>
         <w:t xml:space="preserve">). Both are losses (</w:t>
@@ -640,13 +696,19 @@
         <w:t xml:space="preserve"> </w:t>
       </w:r>
       <w:r>
-        <w:t xml:space="preserve">is left deliberately general — it is sensitive to any low-order field distortion, DAR being the</w:t>
-      </w:r>
-      <w:r>
-        <w:t xml:space="preserve"> </w:t>
-      </w:r>
-      <w:r>
-        <w:t xml:space="preserve">dominant one but not the only possible one (e.g. a rotator or hexapod anomaly).</w:t>
+        <w:t xml:space="preserve">is left deliberately general — it is sensitive to any</w:t>
+      </w:r>
+      <w:r>
+        <w:t xml:space="preserve"> </w:t>
+      </w:r>
+      <w:r>
+        <w:t xml:space="preserve">low-order field distortion, DAR being the dominant one but not the only</w:t>
+      </w:r>
+      <w:r>
+        <w:t xml:space="preserve"> </w:t>
+      </w:r>
+      <w:r>
+        <w:t xml:space="preserve">possible one (e.g. a rotator or hexapod anomaly).</w:t>
       </w:r>
     </w:p>
     <w:p>
@@ -658,21 +720,7 @@
           <w:b/>
           <w:bCs/>
         </w:rPr>
-        <w:t xml:space="preserve">Why Metric B is</w:t>
-      </w:r>
-      <w:r>
-        <w:rPr>
-          <w:b/>
-          <w:bCs/>
-        </w:rPr>
-        <w:t xml:space="preserve"> </w:t>
-      </w:r>
-      <w:r>
-        <w:rPr>
-          <w:b/>
-          <w:bCs/>
-        </w:rPr>
-        <w:t xml:space="preserve">“scale + shear.”</w:t>
+        <w:t xml:space="preserve">Why Metric B is “scale + shear.”</w:t>
       </w:r>
       <w:r>
         <w:t xml:space="preserve"> </w:t>
@@ -705,25 +753,31 @@
         <w:t xml:space="preserve"> </w:t>
       </w:r>
       <w:r>
-        <w:t xml:space="preserve">a small 2×2</w:t>
-      </w:r>
-      <w:r>
-        <w:t xml:space="preserve"> </w:t>
-      </w:r>
-      <w:r>
-        <w:t xml:space="preserve">map measured from how the guide stars drift across the field during the exposure. Any such map splits into</w:t>
-      </w:r>
-      <w:r>
-        <w:t xml:space="preserve"> </w:t>
-      </w:r>
-      <w:r>
-        <w:t xml:space="preserve">translation + rotation + scale + shear. Translation is removed by the guide loop and rotation by the hexapod,</w:t>
-      </w:r>
-      <w:r>
-        <w:t xml:space="preserve"> </w:t>
-      </w:r>
-      <w:r>
-        <w:t xml:space="preserve">so neither reaches the fibers; what remains is</w:t>
+        <w:t xml:space="preserve">a small 2×2 map measured from how the guide stars</w:t>
+      </w:r>
+      <w:r>
+        <w:t xml:space="preserve"> </w:t>
+      </w:r>
+      <w:r>
+        <w:t xml:space="preserve">drift across the field during the exposure. Any such map splits into</w:t>
+      </w:r>
+      <w:r>
+        <w:t xml:space="preserve"> </w:t>
+      </w:r>
+      <w:r>
+        <w:t xml:space="preserve">translation + rotation + scale + shear. Translation is removed by the</w:t>
+      </w:r>
+      <w:r>
+        <w:t xml:space="preserve"> </w:t>
+      </w:r>
+      <w:r>
+        <w:t xml:space="preserve">guide loop and rotation by the hexapod, so neither reaches the fibers;</w:t>
+      </w:r>
+      <w:r>
+        <w:t xml:space="preserve"> </w:t>
+      </w:r>
+      <w:r>
+        <w:t xml:space="preserve">what remains is</w:t>
       </w:r>
       <w:r>
         <w:t xml:space="preserve"> </w:t>
@@ -755,25 +809,31 @@
         <w:t xml:space="preserve"> </w:t>
       </w:r>
       <w:r>
-        <w:t xml:space="preserve">(stretch one</w:t>
-      </w:r>
-      <w:r>
-        <w:t xml:space="preserve"> </w:t>
-      </w:r>
-      <w:r>
-        <w:t xml:space="preserve">axis, squeeze the perpendicular). DAR compresses the field along the zenith — a 1-D squeeze — which is exactly</w:t>
-      </w:r>
-      <w:r>
-        <w:t xml:space="preserve"> </w:t>
-      </w:r>
-      <w:r>
-        <w:t xml:space="preserve">scale + shear together. Both are needed: shear alone yields a perfectly circular (radial) loss, and only the</w:t>
-      </w:r>
-      <w:r>
-        <w:t xml:space="preserve"> </w:t>
-      </w:r>
-      <w:r>
-        <w:t xml:space="preserve">scale×shear cross-term produces the zenith-tied two-lobed (quadrupole) pattern that real DAR makes.</w:t>
+        <w:t xml:space="preserve">(stretch one axis, squeeze the perpendicular). DAR compresses the field</w:t>
+      </w:r>
+      <w:r>
+        <w:t xml:space="preserve"> </w:t>
+      </w:r>
+      <w:r>
+        <w:t xml:space="preserve">along the zenith — a 1-D squeeze — which is exactly scale + shear</w:t>
+      </w:r>
+      <w:r>
+        <w:t xml:space="preserve"> </w:t>
+      </w:r>
+      <w:r>
+        <w:t xml:space="preserve">together. Both are needed: shear alone yields a perfectly circular</w:t>
+      </w:r>
+      <w:r>
+        <w:t xml:space="preserve"> </w:t>
+      </w:r>
+      <w:r>
+        <w:t xml:space="preserve">(radial) loss, and only the scale×shear cross-term produces the</w:t>
+      </w:r>
+      <w:r>
+        <w:t xml:space="preserve"> </w:t>
+      </w:r>
+      <w:r>
+        <w:t xml:space="preserve">zenith-tied two-lobed (quadrupole) pattern that real DAR makes.</w:t>
       </w:r>
     </w:p>
     <w:p>
@@ -791,7 +851,13 @@
         <w:t xml:space="preserve"> </w:t>
       </w:r>
       <w:r>
-        <w:t xml:space="preserve">(data sources verified in the build scripts):</w:t>
+        <w:t xml:space="preserve">(data sources verified in the build</w:t>
+      </w:r>
+      <w:r>
+        <w:t xml:space="preserve"> </w:t>
+      </w:r>
+      <w:r>
+        <w:t xml:space="preserve">scripts):</w:t>
       </w:r>
     </w:p>
     <w:tbl>
@@ -883,17 +949,11 @@
               <w:t xml:space="preserve">A —</w:t>
             </w:r>
             <w:r>
-              <w:rPr>
-                <w:b/>
-                <w:bCs/>
-              </w:rPr>
               <w:t xml:space="preserve"> </w:t>
             </w:r>
             <w:r>
               <w:rPr>
                 <w:rStyle w:val="VerbatimChar"/>
-                <w:b/>
-                <w:bCs/>
               </w:rPr>
               <w:t xml:space="preserve">L_see</w:t>
             </w:r>
@@ -994,17 +1054,11 @@
               <w:t xml:space="preserve">B —</w:t>
             </w:r>
             <w:r>
-              <w:rPr>
-                <w:b/>
-                <w:bCs/>
-              </w:rPr>
               <w:t xml:space="preserve"> </w:t>
             </w:r>
             <w:r>
               <w:rPr>
                 <w:rStyle w:val="VerbatimChar"/>
-                <w:b/>
-                <w:bCs/>
               </w:rPr>
               <w:t xml:space="preserve">L_field</w:t>
             </w:r>
@@ -1096,41 +1150,67 @@
         <w:pStyle w:val="BodyText"/>
       </w:pPr>
       <w:r>
-        <w:t xml:space="preserve">Both are guide-camera imaging; neither uses sky-subtracted flux — which is what carries the artifact. The two</w:t>
-      </w:r>
-      <w:r>
-        <w:t xml:space="preserve"> </w:t>
-      </w:r>
-      <w:r>
-        <w:t xml:space="preserve">draw on different reductions of the same guide data, chosen fit-for-purpose rather than as a quality</w:t>
-      </w:r>
-      <w:r>
-        <w:t xml:space="preserve"> </w:t>
-      </w:r>
-      <w:r>
-        <w:t xml:space="preserve">compromise. Seeing exists in three reductions of increasing quality — real-time GFA, processed ETC, and the</w:t>
-      </w:r>
-      <w:r>
-        <w:t xml:space="preserve"> </w:t>
-      </w:r>
-      <w:r>
-        <w:rPr>
-          <w:b/>
-          <w:bCs/>
-        </w:rPr>
-        <w:t xml:space="preserve">offline reconstruction (the gold standard)</w:t>
-      </w:r>
-      <w:r>
-        <w:t xml:space="preserve"> </w:t>
-      </w:r>
-      <w:r>
-        <w:t xml:space="preserve">— and Metric A, which needs only one seeing value per exposure,</w:t>
-      </w:r>
-      <w:r>
-        <w:t xml:space="preserve"> </w:t>
-      </w:r>
-      <w:r>
-        <w:t xml:space="preserve">uses the offline reconstruction (</w:t>
+        <w:t xml:space="preserve">Both are guide-camera imaging; neither uses sky-subtracted flux — which</w:t>
+      </w:r>
+      <w:r>
+        <w:t xml:space="preserve"> </w:t>
+      </w:r>
+      <w:r>
+        <w:t xml:space="preserve">is what carries the artifact. The two draw on different reductions of</w:t>
+      </w:r>
+      <w:r>
+        <w:t xml:space="preserve"> </w:t>
+      </w:r>
+      <w:r>
+        <w:t xml:space="preserve">the same guide data, chosen fit-for-purpose rather than as a quality</w:t>
+      </w:r>
+      <w:r>
+        <w:t xml:space="preserve"> </w:t>
+      </w:r>
+      <w:r>
+        <w:t xml:space="preserve">compromise. Seeing exists in three reductions of increasing quality —</w:t>
+      </w:r>
+      <w:r>
+        <w:t xml:space="preserve"> </w:t>
+      </w:r>
+      <w:r>
+        <w:t xml:space="preserve">real-time GFA, processed ETC, and the</w:t>
+      </w:r>
+      <w:r>
+        <w:t xml:space="preserve"> </w:t>
+      </w:r>
+      <w:r>
+        <w:rPr>
+          <w:b/>
+          <w:bCs/>
+        </w:rPr>
+        <w:t xml:space="preserve">offline reconstruction (the gold</w:t>
+      </w:r>
+      <w:r>
+        <w:rPr>
+          <w:b/>
+          <w:bCs/>
+        </w:rPr>
+        <w:t xml:space="preserve"> </w:t>
+      </w:r>
+      <w:r>
+        <w:rPr>
+          <w:b/>
+          <w:bCs/>
+        </w:rPr>
+        <w:t xml:space="preserve">standard)</w:t>
+      </w:r>
+      <w:r>
+        <w:t xml:space="preserve"> </w:t>
+      </w:r>
+      <w:r>
+        <w:t xml:space="preserve">— and Metric A, which needs only one seeing value per</w:t>
+      </w:r>
+      <w:r>
+        <w:t xml:space="preserve"> </w:t>
+      </w:r>
+      <w:r>
+        <w:t xml:space="preserve">exposure, uses the offline reconstruction (</w:t>
       </w:r>
       <w:r>
         <w:rPr>
@@ -1139,7 +1219,13 @@
         <w:t xml:space="preserve">FWHM_ASEC</w:t>
       </w:r>
       <w:r>
-        <w:t xml:space="preserve">). Metric B instead needs the</w:t>
+        <w:t xml:space="preserve">). Metric B</w:t>
+      </w:r>
+      <w:r>
+        <w:t xml:space="preserve"> </w:t>
+      </w:r>
+      <w:r>
+        <w:t xml:space="preserve">instead needs the</w:t>
       </w:r>
       <w:r>
         <w:t xml:space="preserve"> </w:t>
@@ -1155,13 +1241,13 @@
         <w:t xml:space="preserve"> </w:t>
       </w:r>
       <w:r>
-        <w:t xml:space="preserve">guide-star-offset time</w:t>
-      </w:r>
-      <w:r>
-        <w:t xml:space="preserve"> </w:t>
-      </w:r>
-      <w:r>
-        <w:t xml:space="preserve">series to measure intra-exposure drift; the ETC per-frame JSON (</w:t>
+        <w:t xml:space="preserve">guide-star-offset time series to measure</w:t>
+      </w:r>
+      <w:r>
+        <w:t xml:space="preserve"> </w:t>
+      </w:r>
+      <w:r>
+        <w:t xml:space="preserve">intra-exposure drift; the ETC per-frame JSON (</w:t>
       </w:r>
       <w:r>
         <w:rPr>
@@ -1170,13 +1256,19 @@
         <w:t xml:space="preserve">thru/dx_gfa,dy_gfa</w:t>
       </w:r>
       <w:r>
-        <w:t xml:space="preserve">) provides that directly,</w:t>
-      </w:r>
-      <w:r>
-        <w:t xml:space="preserve"> </w:t>
-      </w:r>
-      <w:r>
-        <w:t xml:space="preserve">whereas the offline reconstruction we have is a per-exposure summary and carries no intra-exposure information.</w:t>
+        <w:t xml:space="preserve">)</w:t>
+      </w:r>
+      <w:r>
+        <w:t xml:space="preserve"> </w:t>
+      </w:r>
+      <w:r>
+        <w:t xml:space="preserve">provides that directly, whereas the offline reconstruction we have is a</w:t>
+      </w:r>
+      <w:r>
+        <w:t xml:space="preserve"> </w:t>
+      </w:r>
+      <w:r>
+        <w:t xml:space="preserve">per-exposure summary and carries no intra-exposure information.</w:t>
       </w:r>
     </w:p>
     <w:bookmarkEnd w:id="9"/>
@@ -1194,7 +1286,13 @@
         <w:pStyle w:val="FirstParagraph"/>
       </w:pPr>
       <w:r>
-        <w:t xml:space="preserve">The sky-subtraction artifact lives in the sky-subtracted spectroscopic flux, so</w:t>
+        <w:t xml:space="preserve">The sky-subtraction artifact lives in the sky-subtracted spectroscopic</w:t>
+      </w:r>
+      <w:r>
+        <w:t xml:space="preserve"> </w:t>
+      </w:r>
+      <w:r>
+        <w:t xml:space="preserve">flux, so</w:t>
       </w:r>
       <w:r>
         <w:t xml:space="preserve"> </w:t>
@@ -1210,55 +1308,53 @@
         <w:t xml:space="preserve"> </w:t>
       </w:r>
       <w:r>
-        <w:t xml:space="preserve">flux-ratio built on it</w:t>
-      </w:r>
-      <w:r>
-        <w:t xml:space="preserve"> </w:t>
-      </w:r>
-      <w:r>
-        <w:t xml:space="preserve">(RCALIBFRAC, counts/s-vs-photometry, self-calibration) inherits it. The escape is to use</w:t>
-      </w:r>
-      <w:r>
-        <w:t xml:space="preserve"> </w:t>
-      </w:r>
-      <w:r>
-        <w:rPr>
-          <w:b/>
-          <w:bCs/>
-        </w:rPr>
-        <w:t xml:space="preserve">geometric /</w:t>
-      </w:r>
-      <w:r>
-        <w:rPr>
-          <w:b/>
-          <w:bCs/>
-        </w:rPr>
-        <w:t xml:space="preserve"> </w:t>
-      </w:r>
-      <w:r>
-        <w:rPr>
-          <w:b/>
-          <w:bCs/>
-        </w:rPr>
-        <w:t xml:space="preserve">imaging</w:t>
-      </w:r>
-      <w:r>
-        <w:t xml:space="preserve"> </w:t>
-      </w:r>
-      <w:r>
-        <w:t xml:space="preserve">measurements — positions and PSF sizes from the guide cameras (GFAs) and the dither technique —</w:t>
-      </w:r>
-      <w:r>
-        <w:t xml:space="preserve"> </w:t>
-      </w:r>
-      <w:r>
-        <w:t xml:space="preserve">which never touch sky-subtracted spectroscopic flux. A guide-star centroid or a PSF FWHM is immune to a bias</w:t>
-      </w:r>
-      <w:r>
-        <w:t xml:space="preserve"> </w:t>
-      </w:r>
-      <w:r>
-        <w:t xml:space="preserve">that scales the</w:t>
+        <w:t xml:space="preserve">flux-ratio built on it (RCALIBFRAC,</w:t>
+      </w:r>
+      <w:r>
+        <w:t xml:space="preserve"> </w:t>
+      </w:r>
+      <w:r>
+        <w:t xml:space="preserve">counts/s-vs-photometry, self-calibration) inherits it. The escape is to</w:t>
+      </w:r>
+      <w:r>
+        <w:t xml:space="preserve"> </w:t>
+      </w:r>
+      <w:r>
+        <w:t xml:space="preserve">use</w:t>
+      </w:r>
+      <w:r>
+        <w:t xml:space="preserve"> </w:t>
+      </w:r>
+      <w:r>
+        <w:rPr>
+          <w:b/>
+          <w:bCs/>
+        </w:rPr>
+        <w:t xml:space="preserve">geometric / imaging</w:t>
+      </w:r>
+      <w:r>
+        <w:t xml:space="preserve"> </w:t>
+      </w:r>
+      <w:r>
+        <w:t xml:space="preserve">measurements — positions and PSF sizes from</w:t>
+      </w:r>
+      <w:r>
+        <w:t xml:space="preserve"> </w:t>
+      </w:r>
+      <w:r>
+        <w:t xml:space="preserve">the guide cameras (GFAs) and the dither technique — which never touch</w:t>
+      </w:r>
+      <w:r>
+        <w:t xml:space="preserve"> </w:t>
+      </w:r>
+      <w:r>
+        <w:t xml:space="preserve">sky-subtracted spectroscopic flux. A guide-star centroid or a PSF FWHM</w:t>
+      </w:r>
+      <w:r>
+        <w:t xml:space="preserve"> </w:t>
+      </w:r>
+      <w:r>
+        <w:t xml:space="preserve">is immune to a bias that scales the</w:t>
       </w:r>
       <w:r>
         <w:t xml:space="preserve"> </w:t>
@@ -1271,13 +1367,19 @@
         <w:t xml:space="preserve">flux level</w:t>
       </w:r>
       <w:r>
-        <w:t xml:space="preserve">; that is why the dither offset field and the guide-star residuals both showed the</w:t>
-      </w:r>
-      <w:r>
-        <w:t xml:space="preserve"> </w:t>
-      </w:r>
-      <w:r>
-        <w:t xml:space="preserve">real DAR quadrupole and</w:t>
+        <w:t xml:space="preserve">; that is why the dither</w:t>
+      </w:r>
+      <w:r>
+        <w:t xml:space="preserve"> </w:t>
+      </w:r>
+      <w:r>
+        <w:t xml:space="preserve">offset field and the guide-star residuals both showed the real DAR</w:t>
+      </w:r>
+      <w:r>
+        <w:t xml:space="preserve"> </w:t>
+      </w:r>
+      <w:r>
+        <w:t xml:space="preserve">quadrupole and</w:t>
       </w:r>
       <w:r>
         <w:t xml:space="preserve"> </w:t>
@@ -1645,25 +1747,15 @@
               <w:t xml:space="preserve">GFA transparency /</w:t>
             </w:r>
             <w:r>
-              <w:rPr>
-                <w:b/>
-                <w:bCs/>
-              </w:rPr>
               <w:t xml:space="preserve"> </w:t>
             </w:r>
             <w:r>
               <w:rPr>
                 <w:rStyle w:val="VerbatimChar"/>
-                <w:b/>
-                <w:bCs/>
               </w:rPr>
               <w:t xml:space="preserve">FRACFLUX</w:t>
             </w:r>
             <w:r>
-              <w:rPr>
-                <w:b/>
-                <w:bCs/>
-              </w:rPr>
               <w:t xml:space="preserve"> </w:t>
             </w:r>
             <w:r>
@@ -1775,13 +1867,13 @@
         <w:t xml:space="preserve"> </w:t>
       </w:r>
       <w:r>
-        <w:t xml:space="preserve">effects (temperature, wind, pointing) move the</w:t>
-      </w:r>
-      <w:r>
-        <w:t xml:space="preserve"> </w:t>
-      </w:r>
-      <w:r>
-        <w:t xml:space="preserve">centroid and register on the</w:t>
+        <w:t xml:space="preserve">effects</w:t>
+      </w:r>
+      <w:r>
+        <w:t xml:space="preserve"> </w:t>
+      </w:r>
+      <w:r>
+        <w:t xml:space="preserve">(temperature, wind, pointing) move the centroid and register on the</w:t>
       </w:r>
       <w:r>
         <w:t xml:space="preserve"> </w:t>
@@ -1813,13 +1905,13 @@
         <w:t xml:space="preserve"> </w:t>
       </w:r>
       <w:r>
-        <w:t xml:space="preserve">effects (dome seeing, transparency) change</w:t>
-      </w:r>
-      <w:r>
-        <w:t xml:space="preserve"> </w:t>
-      </w:r>
-      <w:r>
-        <w:t xml:space="preserve">coupling</w:t>
+        <w:t xml:space="preserve">effects (dome seeing,</w:t>
+      </w:r>
+      <w:r>
+        <w:t xml:space="preserve"> </w:t>
+      </w:r>
+      <w:r>
+        <w:t xml:space="preserve">transparency) change coupling</w:t>
       </w:r>
       <w:r>
         <w:t xml:space="preserve"> </w:t>
@@ -1835,7 +1927,13 @@
         <w:t xml:space="preserve"> </w:t>
       </w:r>
       <w:r>
-        <w:t xml:space="preserve">moving the centroid and register on the</w:t>
+        <w:t xml:space="preserve">moving the centroid and register</w:t>
+      </w:r>
+      <w:r>
+        <w:t xml:space="preserve"> </w:t>
+      </w:r>
+      <w:r>
+        <w:t xml:space="preserve">on the</w:t>
       </w:r>
       <w:r>
         <w:t xml:space="preserve"> </w:t>
@@ -1851,13 +1949,19 @@
         <w:t xml:space="preserve"> </w:t>
       </w:r>
       <w:r>
-        <w:t xml:space="preserve">channel. A pure offset metric is</w:t>
-      </w:r>
-      <w:r>
-        <w:t xml:space="preserve"> </w:t>
-      </w:r>
-      <w:r>
-        <w:t xml:space="preserve">largely blind to a symmetric PSF broadening, so the two channels are complementary, not redundant.</w:t>
+        <w:t xml:space="preserve">channel. A pure offset metric is largely blind</w:t>
+      </w:r>
+      <w:r>
+        <w:t xml:space="preserve"> </w:t>
+      </w:r>
+      <w:r>
+        <w:t xml:space="preserve">to a symmetric PSF broadening, so the two channels are complementary,</w:t>
+      </w:r>
+      <w:r>
+        <w:t xml:space="preserve"> </w:t>
+      </w:r>
+      <w:r>
+        <w:t xml:space="preserve">not redundant.</w:t>
       </w:r>
     </w:p>
     <w:p>
@@ -1892,33 +1996,19 @@
           <w:b/>
           <w:bCs/>
         </w:rPr>
-        <w:t xml:space="preserve">, not at</w:t>
-      </w:r>
-      <w:r>
-        <w:rPr>
-          <w:b/>
-          <w:bCs/>
-        </w:rPr>
-        <w:t xml:space="preserve"> </w:t>
-      </w:r>
-      <w:r>
-        <w:rPr>
-          <w:b/>
-          <w:bCs/>
-        </w:rPr>
-        <w:t xml:space="preserve">“global.”</w:t>
-      </w:r>
-      <w:r>
-        <w:t xml:space="preserve"> </w:t>
-      </w:r>
-      <w:r>
-        <w:t xml:space="preserve">Six edge GFAs pin down a translation plus</w:t>
-      </w:r>
-      <w:r>
-        <w:t xml:space="preserve"> </w:t>
-      </w:r>
-      <w:r>
-        <w:t xml:space="preserve">rotation/scale/shear — the shear</w:t>
+        <w:t xml:space="preserve">, not at “global.”</w:t>
+      </w:r>
+      <w:r>
+        <w:t xml:space="preserve"> </w:t>
+      </w:r>
+      <w:r>
+        <w:t xml:space="preserve">Six edge GFAs pin</w:t>
+      </w:r>
+      <w:r>
+        <w:t xml:space="preserve"> </w:t>
+      </w:r>
+      <w:r>
+        <w:t xml:space="preserve">down a translation plus rotation/scale/shear — the shear</w:t>
       </w:r>
       <w:r>
         <w:t xml:space="preserve"> </w:t>
@@ -1934,13 +2024,19 @@
         <w:t xml:space="preserve"> </w:t>
       </w:r>
       <w:r>
-        <w:t xml:space="preserve">the low-order field-differential term, which is exactly why the</w:t>
-      </w:r>
-      <w:r>
-        <w:t xml:space="preserve"> </w:t>
-      </w:r>
-      <w:r>
-        <w:t xml:space="preserve">guide-star residuals reproduced</w:t>
+        <w:t xml:space="preserve">the</w:t>
+      </w:r>
+      <w:r>
+        <w:t xml:space="preserve"> </w:t>
+      </w:r>
+      <w:r>
+        <w:t xml:space="preserve">low-order field-differential term, which is exactly why the guide-star</w:t>
+      </w:r>
+      <w:r>
+        <w:t xml:space="preserve"> </w:t>
+      </w:r>
+      <w:r>
+        <w:t xml:space="preserve">residuals reproduced</w:t>
       </w:r>
       <w:r>
         <w:t xml:space="preserve"> </w:t>
@@ -1952,37 +2048,43 @@
         <w:t xml:space="preserve">Q_rot</w:t>
       </w:r>
       <w:r>
-        <w:t xml:space="preserve">. What the edge sampling cannot resolve is anything beyond affine:</w:t>
-      </w:r>
-      <w:r>
-        <w:t xml:space="preserve"> </w:t>
-      </w:r>
-      <w:r>
-        <w:t xml:space="preserve">per-fiber positioner error, per-petal patterns, high-order multipoles.</w:t>
-      </w:r>
-      <w:r>
-        <w:t xml:space="preserve"> </w:t>
-      </w:r>
-      <w:r>
-        <w:rPr>
-          <w:b/>
-          <w:bCs/>
-        </w:rPr>
-        <w:t xml:space="preserve">Field-dependent pattern searches</w:t>
-      </w:r>
-      <w:r>
-        <w:rPr>
-          <w:b/>
-          <w:bCs/>
-        </w:rPr>
-        <w:t xml:space="preserve"> </w:t>
-      </w:r>
-      <w:r>
-        <w:rPr>
-          <w:b/>
-          <w:bCs/>
-        </w:rPr>
-        <w:t xml:space="preserve">therefore remain dither-limited</w:t>
+        <w:t xml:space="preserve">. What the edge sampling cannot resolve is</w:t>
+      </w:r>
+      <w:r>
+        <w:t xml:space="preserve"> </w:t>
+      </w:r>
+      <w:r>
+        <w:t xml:space="preserve">anything beyond affine: per-fiber positioner error, per-petal patterns,</w:t>
+      </w:r>
+      <w:r>
+        <w:t xml:space="preserve"> </w:t>
+      </w:r>
+      <w:r>
+        <w:t xml:space="preserve">high-order multipoles.</w:t>
+      </w:r>
+      <w:r>
+        <w:t xml:space="preserve"> </w:t>
+      </w:r>
+      <w:r>
+        <w:rPr>
+          <w:b/>
+          <w:bCs/>
+        </w:rPr>
+        <w:t xml:space="preserve">Field-dependent pattern searches therefore</w:t>
+      </w:r>
+      <w:r>
+        <w:rPr>
+          <w:b/>
+          <w:bCs/>
+        </w:rPr>
+        <w:t xml:space="preserve"> </w:t>
+      </w:r>
+      <w:r>
+        <w:rPr>
+          <w:b/>
+          <w:bCs/>
+        </w:rPr>
+        <w:t xml:space="preserve">remain dither-limited</w:t>
       </w:r>
       <w:r>
         <w:t xml:space="preserve"> </w:t>
@@ -2003,7 +2105,13 @@
         <w:t xml:space="preserve"> </w:t>
       </w:r>
       <w:r>
-        <w:t xml:space="preserve">coupling is fixed (which would make a clean</w:t>
+        <w:t xml:space="preserve">coupling is fixed</w:t>
+      </w:r>
+      <w:r>
+        <w:t xml:space="preserve"> </w:t>
+      </w:r>
+      <w:r>
+        <w:t xml:space="preserve">(which would make a clean</w:t>
       </w:r>
       <w:r>
         <w:t xml:space="preserve"> </w:t>
@@ -2067,13 +2175,19 @@
         <w:t xml:space="preserve"> </w:t>
       </w:r>
       <w:r>
-        <w:t xml:space="preserve">and this metric estimate the same physical quantity: the aperture-coupling loss, the</w:t>
-      </w:r>
-      <w:r>
-        <w:t xml:space="preserve"> </w:t>
-      </w:r>
-      <w:r>
-        <w:t xml:space="preserve">fraction of a point source’s light that misses the fiber, a deterministic function of the PSF size σ and the</w:t>
+        <w:t xml:space="preserve">and this metric estimate the same physical quantity:</w:t>
+      </w:r>
+      <w:r>
+        <w:t xml:space="preserve"> </w:t>
+      </w:r>
+      <w:r>
+        <w:t xml:space="preserve">the aperture-coupling loss, the fraction of a point source’s light that</w:t>
+      </w:r>
+      <w:r>
+        <w:t xml:space="preserve"> </w:t>
+      </w:r>
+      <w:r>
+        <w:t xml:space="preserve">misses the fiber, a deterministic function of the PSF size σ and the</w:t>
       </w:r>
       <w:r>
         <w:t xml:space="preserve"> </w:t>
@@ -2112,16 +2226,7 @@
         <w:t xml:space="preserve">FastFiberAcceptance</w:t>
       </w:r>
       <w:r>
-        <w:t xml:space="preserve">,</w:t>
-      </w:r>
-      <w:r>
-        <w:t xml:space="preserve"> </w:t>
-      </w:r>
-      <w:r>
-        <w:t xml:space="preserve">“POINT”</w:t>
-      </w:r>
-      <w:r>
-        <w:t xml:space="preserve">).</w:t>
+        <w:t xml:space="preserve">, “POINT”).</w:t>
       </w:r>
       <w:r>
         <w:t xml:space="preserve"> </w:t>
@@ -2136,7 +2241,13 @@
         <w:t xml:space="preserve"> </w:t>
       </w:r>
       <w:r>
-        <w:t xml:space="preserve">estimates it empirically from the spectra (and inherits the artifact); this metric</w:t>
+        <w:t xml:space="preserve">estimates it</w:t>
+      </w:r>
+      <w:r>
+        <w:t xml:space="preserve"> </w:t>
+      </w:r>
+      <w:r>
+        <w:t xml:space="preserve">empirically from the spectra (and inherits the artifact); this metric</w:t>
       </w:r>
       <w:r>
         <w:t xml:space="preserve"> </w:t>
@@ -2152,13 +2263,13 @@
         <w:t xml:space="preserve"> </w:t>
       </w:r>
       <w:r>
-        <w:t xml:space="preserve">it from imaging-measured σ and δ (artifact-free). It has two pieces with different inputs and</w:t>
-      </w:r>
-      <w:r>
-        <w:t xml:space="preserve"> </w:t>
-      </w:r>
-      <w:r>
-        <w:t xml:space="preserve">scopes.</w:t>
+        <w:t xml:space="preserve">it from imaging-measured σ and δ (artifact-free). It has</w:t>
+      </w:r>
+      <w:r>
+        <w:t xml:space="preserve"> </w:t>
+      </w:r>
+      <w:r>
+        <w:t xml:space="preserve">two pieces with different inputs and scopes.</w:t>
       </w:r>
     </w:p>
     <w:bookmarkStart w:id="12" w:name="X78943a7a133d3024f698dff1f88115c6e409ad3"/>
@@ -2207,7 +2318,13 @@
         <w:t xml:space="preserve"> </w:t>
       </w:r>
       <w:r>
-        <w:t xml:space="preserve">item that keeps getting folded in is a</w:t>
+        <w:t xml:space="preserve">item that keeps</w:t>
+      </w:r>
+      <w:r>
+        <w:t xml:space="preserve"> </w:t>
+      </w:r>
+      <w:r>
+        <w:t xml:space="preserve">getting folded in is a</w:t>
       </w:r>
       <w:r>
         <w:t xml:space="preserve"> </w:t>
@@ -2220,13 +2337,7 @@
         <w:t xml:space="preserve">validation</w:t>
       </w:r>
       <w:r>
-        <w:t xml:space="preserve">,</w:t>
-      </w:r>
-      <w:r>
-        <w:t xml:space="preserve"> </w:t>
-      </w:r>
-      <w:r>
-        <w:t xml:space="preserve">not an output. Keep them distinct:</w:t>
+        <w:t xml:space="preserve">, not an output. Keep them distinct:</w:t>
       </w:r>
     </w:p>
     <w:tbl>
@@ -2340,8 +2451,6 @@
             <w:r>
               <w:rPr>
                 <w:rStyle w:val="VerbatimChar"/>
-                <w:b/>
-                <w:bCs/>
               </w:rPr>
               <w:t xml:space="preserve">L_see</w:t>
             </w:r>
@@ -2483,8 +2592,6 @@
             <w:r>
               <w:rPr>
                 <w:rStyle w:val="VerbatimChar"/>
-                <w:b/>
-                <w:bCs/>
               </w:rPr>
               <w:t xml:space="preserve">L_field</w:t>
             </w:r>
@@ -2685,19 +2792,7 @@
         <w:pStyle w:val="BodyText"/>
       </w:pPr>
       <w:r>
-        <w:t xml:space="preserve">The two</w:t>
-      </w:r>
-      <w:r>
-        <w:t xml:space="preserve"> </w:t>
-      </w:r>
-      <w:r>
-        <w:t xml:space="preserve">“radial”</w:t>
-      </w:r>
-      <w:r>
-        <w:t xml:space="preserve"> </w:t>
-      </w:r>
-      <w:r>
-        <w:t xml:space="preserve">things are</w:t>
+        <w:t xml:space="preserve">The two “radial” things are</w:t>
       </w:r>
       <w:r>
         <w:t xml:space="preserve"> </w:t>
@@ -2777,7 +2872,13 @@
         <w:t xml:space="preserve"> </w:t>
       </w:r>
       <w:r>
-        <w:t xml:space="preserve">that grows toward the field edge. External-influence examples use</w:t>
+        <w:t xml:space="preserve">that</w:t>
+      </w:r>
+      <w:r>
+        <w:t xml:space="preserve"> </w:t>
+      </w:r>
+      <w:r>
+        <w:t xml:space="preserve">grows toward the field edge. External-influence examples use</w:t>
       </w:r>
       <w:r>
         <w:t xml:space="preserve"> </w:t>
@@ -2874,7 +2975,13 @@
         <w:t xml:space="preserve"> </w:t>
       </w:r>
       <w:r>
-        <w:t xml:space="preserve">(radial-only until the scale+shear fix); it is not A.</w:t>
+        <w:t xml:space="preserve">(radial-only until</w:t>
+      </w:r>
+      <w:r>
+        <w:t xml:space="preserve"> </w:t>
+      </w:r>
+      <w:r>
+        <w:t xml:space="preserve">the scale+shear fix); it is not A.</w:t>
       </w:r>
     </w:p>
     <w:p>
@@ -2886,19 +2993,33 @@
           <w:b/>
           <w:bCs/>
         </w:rPr>
-        <w:t xml:space="preserve">Design correction (from a first prototype that failed the validation gate).</w:t>
-      </w:r>
-      <w:r>
-        <w:t xml:space="preserve"> </w:t>
-      </w:r>
-      <w:r>
-        <w:t xml:space="preserve">The two lessons below are</w:t>
-      </w:r>
-      <w:r>
-        <w:t xml:space="preserve"> </w:t>
-      </w:r>
-      <w:r>
-        <w:t xml:space="preserve">baked into the construction: (1) use only the</w:t>
+        <w:t xml:space="preserve">Design correction (from a first prototype that failed the validation</w:t>
+      </w:r>
+      <w:r>
+        <w:rPr>
+          <w:b/>
+          <w:bCs/>
+        </w:rPr>
+        <w:t xml:space="preserve"> </w:t>
+      </w:r>
+      <w:r>
+        <w:rPr>
+          <w:b/>
+          <w:bCs/>
+        </w:rPr>
+        <w:t xml:space="preserve">gate).</w:t>
+      </w:r>
+      <w:r>
+        <w:t xml:space="preserve"> </w:t>
+      </w:r>
+      <w:r>
+        <w:t xml:space="preserve">The two lessons below are baked into the construction: (1)</w:t>
+      </w:r>
+      <w:r>
+        <w:t xml:space="preserve"> </w:t>
+      </w:r>
+      <w:r>
+        <w:t xml:space="preserve">use only the</w:t>
       </w:r>
       <w:r>
         <w:t xml:space="preserve"> </w:t>
@@ -2926,7 +3047,13 @@
         <w:t xml:space="preserve">G·r</w:t>
       </w:r>
       <w:r>
-        <w:t xml:space="preserve">, never the raw translation</w:t>
+        <w:t xml:space="preserve">, never the raw</w:t>
+      </w:r>
+      <w:r>
+        <w:t xml:space="preserve"> </w:t>
+      </w:r>
+      <w:r>
+        <w:t xml:space="preserve">translation</w:t>
       </w:r>
       <w:r>
         <w:t xml:space="preserve"> </w:t>
@@ -2954,7 +3081,13 @@
         <w:t xml:space="preserve"> </w:t>
       </w:r>
       <w:r>
-        <w:t xml:space="preserve">space, not by round-tripping through the acceptance model.</w:t>
+        <w:t xml:space="preserve">space, not by</w:t>
+      </w:r>
+      <w:r>
+        <w:t xml:space="preserve"> </w:t>
+      </w:r>
+      <w:r>
+        <w:t xml:space="preserve">round-tripping through the acceptance model.</w:t>
       </w:r>
     </w:p>
     <w:bookmarkEnd w:id="12"/>
@@ -2994,8 +3127,6 @@
       <w:r>
         <w:rPr>
           <w:rStyle w:val="VerbatimChar"/>
-          <w:b/>
-          <w:bCs/>
         </w:rPr>
         <w:t xml:space="preserve">G·r</w:t>
       </w:r>
@@ -3047,7 +3178,13 @@
         <w:t xml:space="preserve"> </w:t>
       </w:r>
       <w:r>
-        <w:t xml:space="preserve">— the shear accumulated over the exposure (from the ETC per-frame guide-star offsets),</w:t>
+        <w:t xml:space="preserve">— the shear accumulated over</w:t>
+      </w:r>
+      <w:r>
+        <w:t xml:space="preserve"> </w:t>
+      </w:r>
+      <w:r>
+        <w:t xml:space="preserve">the exposure (from the ETC per-frame guide-star offsets),</w:t>
       </w:r>
       <w:r>
         <w:t xml:space="preserve"> </w:t>
@@ -3069,13 +3206,19 @@
         <w:t xml:space="preserve"> </w:t>
       </w:r>
       <w:r>
-        <w:t xml:space="preserve">single-epoch snapshot. The loss is an intra-exposure-accumulated effect (fibers placed once, star drifts</w:t>
-      </w:r>
-      <w:r>
-        <w:t xml:space="preserve"> </w:t>
-      </w:r>
-      <w:r>
-        <w:t xml:space="preserve">over the exposure), so the drift is the physically-apt quantity; a static</w:t>
+        <w:t xml:space="preserve">single-epoch snapshot. The loss is an intra-exposure-accumulated</w:t>
+      </w:r>
+      <w:r>
+        <w:t xml:space="preserve"> </w:t>
+      </w:r>
+      <w:r>
+        <w:t xml:space="preserve">effect (fibers placed once, star drifts over the exposure), so the</w:t>
+      </w:r>
+      <w:r>
+        <w:t xml:space="preserve"> </w:t>
+      </w:r>
+      <w:r>
+        <w:t xml:space="preserve">drift is the physically-apt quantity; a static</w:t>
       </w:r>
       <w:r>
         <w:t xml:space="preserve"> </w:t>
@@ -3099,13 +3242,7 @@
         <w:t xml:space="preserve"> </w:t>
       </w:r>
       <w:r>
-        <w:t xml:space="preserve">shear snapshot</w:t>
-      </w:r>
-      <w:r>
-        <w:t xml:space="preserve"> </w:t>
-      </w:r>
-      <w:r>
-        <w:t xml:space="preserve">is a</w:t>
+        <w:t xml:space="preserve">shear snapshot is a</w:t>
       </w:r>
       <w:r>
         <w:t xml:space="preserve"> </w:t>
@@ -3121,13 +3258,19 @@
         <w:t xml:space="preserve"> </w:t>
       </w:r>
       <w:r>
-        <w:t xml:space="preserve">quantity (in the first prototype the static shear gave ~7 μm at am~2 vs the</w:t>
-      </w:r>
-      <w:r>
-        <w:t xml:space="preserve"> </w:t>
-      </w:r>
-      <w:r>
-        <w:t xml:space="preserve">loss-based ~11–15 μm — the static-vs-drift gap).</w:t>
+        <w:t xml:space="preserve">quantity (in the first</w:t>
+      </w:r>
+      <w:r>
+        <w:t xml:space="preserve"> </w:t>
+      </w:r>
+      <w:r>
+        <w:t xml:space="preserve">prototype the static shear gave ~7 μm at am~2 vs the loss-based ~11–15</w:t>
+      </w:r>
+      <w:r>
+        <w:t xml:space="preserve"> </w:t>
+      </w:r>
+      <w:r>
+        <w:t xml:space="preserve">μm — the static-vs-drift gap).</w:t>
       </w:r>
       <w:r>
         <w:t xml:space="preserve"> </w:t>
@@ -3137,7 +3280,7 @@
           <w:i/>
           <w:iCs/>
         </w:rPr>
-        <w:t xml:space="preserve">[Validated at am ≲ 1.6 — see §3.3. At am &gt; 1.8 metric B’s</w:t>
+        <w:t xml:space="preserve">[Validated at am ≲ 1.6 — see §3.3. At</w:t>
       </w:r>
       <w:r>
         <w:rPr>
@@ -3151,7 +3294,7 @@
           <w:i/>
           <w:iCs/>
         </w:rPr>
-        <w:t xml:space="preserve">predicted quadrupole runs ~40% above the dark-sky flux for reasons not yet established (§3.3); treat it as</w:t>
+        <w:t xml:space="preserve">am &gt; 1.8 metric B’s predicted quadrupole runs ~40% above the dark-sky</w:t>
       </w:r>
       <w:r>
         <w:rPr>
@@ -3165,7 +3308,21 @@
           <w:i/>
           <w:iCs/>
         </w:rPr>
-        <w:t xml:space="preserve">approximate there.]</w:t>
+        <w:t xml:space="preserve">flux for reasons not yet established (§3.3); treat it as approximate</w:t>
+      </w:r>
+      <w:r>
+        <w:rPr>
+          <w:i/>
+          <w:iCs/>
+        </w:rPr>
+        <w:t xml:space="preserve"> </w:t>
+      </w:r>
+      <w:r>
+        <w:rPr>
+          <w:i/>
+          <w:iCs/>
+        </w:rPr>
+        <w:t xml:space="preserve">there.]</w:t>
       </w:r>
     </w:p>
     <w:p>
@@ -3179,16 +3336,10 @@
       <w:r>
         <w:rPr>
           <w:rStyle w:val="VerbatimChar"/>
-          <w:b/>
-          <w:bCs/>
         </w:rPr>
         <w:t xml:space="preserve">G</w:t>
       </w:r>
       <w:r>
-        <w:rPr>
-          <w:b/>
-          <w:bCs/>
-        </w:rPr>
         <w:t xml:space="preserve"> </w:t>
       </w:r>
       <w:r>
@@ -3199,45 +3350,43 @@
         <w:t xml:space="preserve">must be the full</w:t>
       </w:r>
       <w:r>
-        <w:rPr>
-          <w:b/>
-          <w:bCs/>
-        </w:rPr>
-        <w:t xml:space="preserve"> </w:t>
-      </w:r>
-      <w:r>
-        <w:rPr>
-          <w:rStyle w:val="VerbatimChar"/>
-          <w:b/>
-          <w:bCs/>
+        <w:t xml:space="preserve"> </w:t>
+      </w:r>
+      <w:r>
+        <w:rPr>
+          <w:rStyle w:val="VerbatimChar"/>
         </w:rPr>
         <w:t xml:space="preserve">scale + shear</w:t>
       </w:r>
       <w:r>
-        <w:rPr>
-          <w:b/>
-          <w:bCs/>
-        </w:rPr>
-        <w:t xml:space="preserve"> </w:t>
-      </w:r>
-      <w:r>
-        <w:rPr>
-          <w:b/>
-          <w:bCs/>
-        </w:rPr>
-        <w:t xml:space="preserve">compression, not shear alone.</w:t>
-      </w:r>
-      <w:r>
-        <w:t xml:space="preserve"> </w:t>
-      </w:r>
-      <w:r>
-        <w:t xml:space="preserve">The DAR field-differential is a 1-D</w:t>
-      </w:r>
-      <w:r>
-        <w:t xml:space="preserve"> </w:t>
-      </w:r>
-      <w:r>
-        <w:t xml:space="preserve">zenith compression</w:t>
+        <w:t xml:space="preserve"> </w:t>
+      </w:r>
+      <w:r>
+        <w:rPr>
+          <w:b/>
+          <w:bCs/>
+        </w:rPr>
+        <w:t xml:space="preserve">compression, not shear</w:t>
+      </w:r>
+      <w:r>
+        <w:rPr>
+          <w:b/>
+          <w:bCs/>
+        </w:rPr>
+        <w:t xml:space="preserve"> </w:t>
+      </w:r>
+      <w:r>
+        <w:rPr>
+          <w:b/>
+          <w:bCs/>
+        </w:rPr>
+        <w:t xml:space="preserve">alone.</w:t>
+      </w:r>
+      <w:r>
+        <w:t xml:space="preserve"> </w:t>
+      </w:r>
+      <w:r>
+        <w:t xml:space="preserve">The DAR field-differential is a 1-D zenith compression</w:t>
       </w:r>
       <w:r>
         <w:t xml:space="preserve"> </w:t>
@@ -3249,13 +3398,13 @@
         <w:t xml:space="preserve">δ(r)=c·(r·ẑ)ẑ</w:t>
       </w:r>
       <w:r>
-        <w:t xml:space="preserve">, which decomposes into equal parts isotropic scale and shear</w:t>
-      </w:r>
-      <w:r>
-        <w:t xml:space="preserve"> </w:t>
-      </w:r>
-      <w:r>
-        <w:t xml:space="preserve">(</w:t>
+        <w:t xml:space="preserve">, which decomposes into equal parts isotropic scale and</w:t>
+      </w:r>
+      <w:r>
+        <w:t xml:space="preserve"> </w:t>
+      </w:r>
+      <w:r>
+        <w:t xml:space="preserve">shear (</w:t>
       </w:r>
       <w:r>
         <w:rPr>
@@ -3295,13 +3444,7 @@
         <w:t xml:space="preserve"> </w:t>
       </w:r>
       <w:r>
-        <w:t xml:space="preserve">— perfectly radial, so its</w:t>
-      </w:r>
-      <w:r>
-        <w:t xml:space="preserve"> </w:t>
-      </w:r>
-      <w:r>
-        <w:t xml:space="preserve">loss carries</w:t>
+        <w:t xml:space="preserve">— perfectly radial, so its loss carries</w:t>
       </w:r>
       <w:r>
         <w:t xml:space="preserve"> </w:t>
@@ -3317,7 +3460,13 @@
         <w:t xml:space="preserve"> </w:t>
       </w:r>
       <w:r>
-        <w:t xml:space="preserve">(NERSC, 2026-08-06, verified algebraically); the loss quadrupole is the</w:t>
+        <w:t xml:space="preserve">(NERSC, 2026-08-06, verified algebraically); the</w:t>
+      </w:r>
+      <w:r>
+        <w:t xml:space="preserve"> </w:t>
+      </w:r>
+      <w:r>
+        <w:t xml:space="preserve">loss quadrupole is the</w:t>
       </w:r>
       <w:r>
         <w:t xml:space="preserve"> </w:t>
@@ -3330,7 +3479,13 @@
         <w:t xml:space="preserve">scale×shear cross-term</w:t>
       </w:r>
       <w:r>
-        <w:t xml:space="preserve">, which needs both. So feed the scale drift</w:t>
+        <w:t xml:space="preserve">, which needs both.</w:t>
+      </w:r>
+      <w:r>
+        <w:t xml:space="preserve"> </w:t>
+      </w:r>
+      <w:r>
+        <w:t xml:space="preserve">So feed the scale drift</w:t>
       </w:r>
       <w:r>
         <w:t xml:space="preserve"> </w:t>
@@ -3345,13 +3500,13 @@
         <w:t xml:space="preserve"> </w:t>
       </w:r>
       <w:r>
-        <w:t xml:space="preserve">(already in Test 4’s 6-param</w:t>
-      </w:r>
-      <w:r>
-        <w:t xml:space="preserve"> </w:t>
-      </w:r>
-      <w:r>
-        <w:t xml:space="preserve">affine fit) alongside the shear drift. Note this does</w:t>
+        <w:t xml:space="preserve">(already in Test 4’s 6-param affine</w:t>
+      </w:r>
+      <w:r>
+        <w:t xml:space="preserve"> </w:t>
+      </w:r>
+      <w:r>
+        <w:t xml:space="preserve">fit) alongside the shear drift. Note this does</w:t>
       </w:r>
       <w:r>
         <w:t xml:space="preserve"> </w:t>
@@ -3367,13 +3522,19 @@
         <w:t xml:space="preserve"> </w:t>
       </w:r>
       <w:r>
-        <w:t xml:space="preserve">affect the offset-space validation below: for a</w:t>
-      </w:r>
-      <w:r>
-        <w:t xml:space="preserve"> </w:t>
-      </w:r>
-      <w:r>
-        <w:t xml:space="preserve">1-D compression scale=shear, so the shear</w:t>
+        <w:t xml:space="preserve">affect the</w:t>
+      </w:r>
+      <w:r>
+        <w:t xml:space="preserve"> </w:t>
+      </w:r>
+      <w:r>
+        <w:t xml:space="preserve">offset-space validation below: for a 1-D compression scale=shear, so</w:t>
+      </w:r>
+      <w:r>
+        <w:t xml:space="preserve"> </w:t>
+      </w:r>
+      <w:r>
+        <w:t xml:space="preserve">the shear</w:t>
       </w:r>
       <w:r>
         <w:t xml:space="preserve"> </w:t>
@@ -3408,17 +3569,11 @@
         <w:t xml:space="preserve">Use only</w:t>
       </w:r>
       <w:r>
-        <w:rPr>
-          <w:b/>
-          <w:bCs/>
-        </w:rPr>
-        <w:t xml:space="preserve"> </w:t>
-      </w:r>
-      <w:r>
-        <w:rPr>
-          <w:rStyle w:val="VerbatimChar"/>
-          <w:b/>
-          <w:bCs/>
+        <w:t xml:space="preserve"> </w:t>
+      </w:r>
+      <w:r>
+        <w:rPr>
+          <w:rStyle w:val="VerbatimChar"/>
         </w:rPr>
         <w:t xml:space="preserve">G·r</w:t>
       </w:r>
@@ -3430,17 +3585,11 @@
         <w:t xml:space="preserve">; do NOT include the raw translation</w:t>
       </w:r>
       <w:r>
-        <w:rPr>
-          <w:b/>
-          <w:bCs/>
-        </w:rPr>
-        <w:t xml:space="preserve"> </w:t>
-      </w:r>
-      <w:r>
-        <w:rPr>
-          <w:rStyle w:val="VerbatimChar"/>
-          <w:b/>
-          <w:bCs/>
+        <w:t xml:space="preserve"> </w:t>
+      </w:r>
+      <w:r>
+        <w:rPr>
+          <w:rStyle w:val="VerbatimChar"/>
         </w:rPr>
         <w:t xml:space="preserve">t</w:t>
       </w:r>
@@ -3455,19 +3604,19 @@
         <w:t xml:space="preserve"> </w:t>
       </w:r>
       <w:r>
-        <w:t xml:space="preserve">The uniform (boresight) part of the guide-model</w:t>
-      </w:r>
-      <w:r>
-        <w:t xml:space="preserve"> </w:t>
-      </w:r>
-      <w:r>
-        <w:t xml:space="preserve">residual is guide-loop-corrected before the science exposure begins (Part IV of the report; the dither shows</w:t>
-      </w:r>
-      <w:r>
-        <w:t xml:space="preserve"> </w:t>
-      </w:r>
-      <w:r>
-        <w:t xml:space="preserve">no</w:t>
+        <w:t xml:space="preserve">The uniform (boresight) part of the guide-model residual is</w:t>
+      </w:r>
+      <w:r>
+        <w:t xml:space="preserve"> </w:t>
+      </w:r>
+      <w:r>
+        <w:t xml:space="preserve">guide-loop-corrected before the science exposure begins (Part IV of</w:t>
+      </w:r>
+      <w:r>
+        <w:t xml:space="preserve"> </w:t>
+      </w:r>
+      <w:r>
+        <w:t xml:space="preserve">the report; the dither shows no</w:t>
       </w:r>
       <w:r>
         <w:t xml:space="preserve"> </w:t>
@@ -3483,7 +3632,13 @@
         <w:t xml:space="preserve"> </w:t>
       </w:r>
       <w:r>
-        <w:t xml:space="preserve">uniform offset), so feeding raw</w:t>
+        <w:t xml:space="preserve">uniform offset), so</w:t>
+      </w:r>
+      <w:r>
+        <w:t xml:space="preserve"> </w:t>
+      </w:r>
+      <w:r>
+        <w:t xml:space="preserve">feeding raw</w:t>
       </w:r>
       <w:r>
         <w:t xml:space="preserve"> </w:t>
@@ -3498,19 +3653,25 @@
         <w:t xml:space="preserve"> </w:t>
       </w:r>
       <w:r>
-        <w:t xml:space="preserve">in reintroduces an offset the fibers never feel — in the</w:t>
-      </w:r>
-      <w:r>
-        <w:t xml:space="preserve"> </w:t>
-      </w:r>
-      <w:r>
-        <w:t xml:space="preserve">first prototype it produced a large spurious dipole (D_rot/Q_rot up to 5.3). Only the field-differential term</w:t>
-      </w:r>
-      <w:r>
-        <w:t xml:space="preserve"> </w:t>
-      </w:r>
-      <w:r>
-        <w:t xml:space="preserve">is delivered, and with it D_rot = 0 by construction, correctly.</w:t>
+        <w:t xml:space="preserve">in reintroduces an offset the fibers never feel — in</w:t>
+      </w:r>
+      <w:r>
+        <w:t xml:space="preserve"> </w:t>
+      </w:r>
+      <w:r>
+        <w:t xml:space="preserve">the first prototype it produced a large spurious dipole (D_rot/Q_rot</w:t>
+      </w:r>
+      <w:r>
+        <w:t xml:space="preserve"> </w:t>
+      </w:r>
+      <w:r>
+        <w:t xml:space="preserve">up to 5.3). Only the field-differential term is delivered, and with it</w:t>
+      </w:r>
+      <w:r>
+        <w:t xml:space="preserve"> </w:t>
+      </w:r>
+      <w:r>
+        <w:t xml:space="preserve">D_rot = 0 by construction, correctly.</w:t>
       </w:r>
     </w:p>
     <w:p>
@@ -3547,19 +3708,19 @@
         <w:t xml:space="preserve"> </w:t>
       </w:r>
       <w:r>
-        <w:t xml:space="preserve">directly to the DAR edge offset ΔG</w:t>
-      </w:r>
-      <w:r>
-        <w:t xml:space="preserve"> </w:t>
-      </w:r>
-      <w:r>
-        <w:t xml:space="preserve">(0.11 / 0.16 / 0.22″ at am 1.48 / 1.69 / 1.86) — the comparison the guide-star cross-check already passed</w:t>
-      </w:r>
-      <w:r>
-        <w:t xml:space="preserve"> </w:t>
-      </w:r>
-      <w:r>
-        <w:t xml:space="preserve">(0.102″ / 0.168″ vs 0.11″ / 0.16″). Do</w:t>
+        <w:t xml:space="preserve">directly to the DAR edge offset ΔG (0.11 / 0.16 / 0.22″ at am 1.48 /</w:t>
+      </w:r>
+      <w:r>
+        <w:t xml:space="preserve"> </w:t>
+      </w:r>
+      <w:r>
+        <w:t xml:space="preserve">1.69 / 1.86) — the comparison the guide-star cross-check already</w:t>
+      </w:r>
+      <w:r>
+        <w:t xml:space="preserve"> </w:t>
+      </w:r>
+      <w:r>
+        <w:t xml:space="preserve">passed (0.102″ / 0.168″ vs 0.11″ / 0.16″). Do</w:t>
       </w:r>
       <w:r>
         <w:t xml:space="preserve"> </w:t>
@@ -3590,19 +3751,25 @@
         <w:t xml:space="preserve"> </w:t>
       </w:r>
       <w:r>
-        <w:t xml:space="preserve">to reproduce a quantity you can check geometrically; that round-trip introduced a ~2× normalization and an</w:t>
-      </w:r>
-      <w:r>
-        <w:t xml:space="preserve"> </w:t>
-      </w:r>
-      <w:r>
-        <w:t xml:space="preserve">airmass-shape distortion in the first prototype (an σ-consistency issue between the FF and the ΔG</w:t>
-      </w:r>
-      <w:r>
-        <w:t xml:space="preserve"> </w:t>
-      </w:r>
-      <w:r>
-        <w:t xml:space="preserve">conversion).</w:t>
+        <w:t xml:space="preserve">to reproduce a</w:t>
+      </w:r>
+      <w:r>
+        <w:t xml:space="preserve"> </w:t>
+      </w:r>
+      <w:r>
+        <w:t xml:space="preserve">quantity you can check geometrically; that round-trip introduced a ~2×</w:t>
+      </w:r>
+      <w:r>
+        <w:t xml:space="preserve"> </w:t>
+      </w:r>
+      <w:r>
+        <w:t xml:space="preserve">normalization and an airmass-shape distortion in the first prototype</w:t>
+      </w:r>
+      <w:r>
+        <w:t xml:space="preserve"> </w:t>
+      </w:r>
+      <w:r>
+        <w:t xml:space="preserve">(an σ-consistency issue between the FF and the ΔG conversion).</w:t>
       </w:r>
     </w:p>
     <w:p>
@@ -3624,7 +3791,13 @@
         <w:t xml:space="preserve"> </w:t>
       </w:r>
       <w:r>
-        <w:t xml:space="preserve">apply the acceptance model once,</w:t>
+        <w:t xml:space="preserve">apply the</w:t>
+      </w:r>
+      <w:r>
+        <w:t xml:space="preserve"> </w:t>
+      </w:r>
+      <w:r>
+        <w:t xml:space="preserve">acceptance model once,</w:t>
       </w:r>
       <w:r>
         <w:t xml:space="preserve"> </w:t>
@@ -3636,7 +3809,13 @@
         <w:t xml:space="preserve">loss(r) = 1 − A(σ, |G·r|)/A(σ, 0)</w:t>
       </w:r>
       <w:r>
-        <w:t xml:space="preserve">, keeping σ consistent throughout.</w:t>
+        <w:t xml:space="preserve">, keeping σ</w:t>
+      </w:r>
+      <w:r>
+        <w:t xml:space="preserve"> </w:t>
+      </w:r>
+      <w:r>
+        <w:t xml:space="preserve">consistent throughout.</w:t>
       </w:r>
     </w:p>
     <w:bookmarkEnd w:id="13"/>
@@ -3666,7 +3845,13 @@
         <w:pStyle w:val="FirstParagraph"/>
       </w:pPr>
       <w:r>
-        <w:t xml:space="preserve">For external-influence studies (dome seeing, temperature, wind) the whole-array loss</w:t>
+        <w:t xml:space="preserve">For external-influence studies (dome seeing, temperature, wind) the</w:t>
+      </w:r>
+      <w:r>
+        <w:t xml:space="preserve"> </w:t>
+      </w:r>
+      <w:r>
+        <w:t xml:space="preserve">whole-array loss</w:t>
       </w:r>
       <w:r>
         <w:t xml:space="preserve"> </w:t>
@@ -3682,19 +3867,13 @@
         <w:t xml:space="preserve"> </w:t>
       </w:r>
       <w:r>
-        <w:t xml:space="preserve">is what you want,</w:t>
-      </w:r>
-      <w:r>
-        <w:t xml:space="preserve"> </w:t>
-      </w:r>
-      <w:r>
-        <w:t xml:space="preserve">and the cleanest channel avoids the offset entirely:</w:t>
-      </w:r>
-      <w:r>
-        <w:t xml:space="preserve"> </w:t>
-      </w:r>
-      <w:r>
-        <w:t xml:space="preserve">-</w:t>
+        <w:t xml:space="preserve">is what you want, and the cleanest channel</w:t>
+      </w:r>
+      <w:r>
+        <w:t xml:space="preserve"> </w:t>
+      </w:r>
+      <w:r>
+        <w:t xml:space="preserve">avoids the offset entirely: -</w:t>
       </w:r>
       <w:r>
         <w:t xml:space="preserve"> </w:t>
@@ -3719,13 +3898,13 @@
         <w:t xml:space="preserve"> </w:t>
       </w:r>
       <w:r>
-        <w:t xml:space="preserve">directly captures the seeing-driven whole-array fiber loss — no</w:t>
-      </w:r>
-      <w:r>
-        <w:t xml:space="preserve"> </w:t>
-      </w:r>
-      <w:r>
-        <w:t xml:space="preserve">offset needed. Normalize to a nominal</w:t>
+        <w:t xml:space="preserve">directly captures the seeing-driven whole-array fiber</w:t>
+      </w:r>
+      <w:r>
+        <w:t xml:space="preserve"> </w:t>
+      </w:r>
+      <w:r>
+        <w:t xml:space="preserve">loss — no offset needed. Normalize to a nominal</w:t>
       </w:r>
       <w:r>
         <w:t xml:space="preserve"> </w:t>
@@ -3740,13 +3919,19 @@
         <w:t xml:space="preserve"> </w:t>
       </w:r>
       <w:r>
-        <w:t xml:space="preserve">for a fraction; regress against seeing / temperature</w:t>
-      </w:r>
-      <w:r>
-        <w:t xml:space="preserve"> </w:t>
-      </w:r>
-      <w:r>
-        <w:t xml:space="preserve">telemetry. This is the clean,</w:t>
+        <w:t xml:space="preserve">for a</w:t>
+      </w:r>
+      <w:r>
+        <w:t xml:space="preserve"> </w:t>
+      </w:r>
+      <w:r>
+        <w:t xml:space="preserve">fraction; regress against seeing / temperature telemetry. This is the</w:t>
+      </w:r>
+      <w:r>
+        <w:t xml:space="preserve"> </w:t>
+      </w:r>
+      <w:r>
+        <w:t xml:space="preserve">clean,</w:t>
       </w:r>
       <w:r>
         <w:t xml:space="preserve"> </w:t>
@@ -3758,13 +3943,7 @@
         <w:t xml:space="preserve">t</w:t>
       </w:r>
       <w:r>
-        <w:t xml:space="preserve">-free metric for the dome-seeing / transparency use case.</w:t>
-      </w:r>
-      <w:r>
-        <w:t xml:space="preserve"> </w:t>
-      </w:r>
-      <w:r>
-        <w:t xml:space="preserve">-</w:t>
+        <w:t xml:space="preserve">-free metric for the dome-seeing / transparency use case. -</w:t>
       </w:r>
       <w:r>
         <w:t xml:space="preserve"> </w:t>
@@ -3819,13 +3998,13 @@
         <w:t xml:space="preserve"> </w:t>
       </w:r>
       <w:r>
-        <w:t xml:space="preserve">whole-array offset — from guiding telemetry / the</w:t>
-      </w:r>
-      <w:r>
-        <w:t xml:space="preserve"> </w:t>
-      </w:r>
-      <w:r>
-        <w:t xml:space="preserve">applied mount corrections —</w:t>
+        <w:t xml:space="preserve">whole-array</w:t>
+      </w:r>
+      <w:r>
+        <w:t xml:space="preserve"> </w:t>
+      </w:r>
+      <w:r>
+        <w:t xml:space="preserve">offset — from guiding telemetry / the applied mount corrections —</w:t>
       </w:r>
       <w:r>
         <w:t xml:space="preserve"> </w:t>
@@ -3856,19 +4035,19 @@
         <w:t xml:space="preserve"> </w:t>
       </w:r>
       <w:r>
-        <w:t xml:space="preserve">(which is guide-corrected). If a validated</w:t>
-      </w:r>
-      <w:r>
-        <w:t xml:space="preserve"> </w:t>
-      </w:r>
-      <w:r>
-        <w:t xml:space="preserve">delivered-boresight quantity isn’t available, this channel stays open; the σ channel above covers the</w:t>
-      </w:r>
-      <w:r>
-        <w:t xml:space="preserve"> </w:t>
-      </w:r>
-      <w:r>
-        <w:t xml:space="preserve">dome-seeing case regardless.</w:t>
+        <w:t xml:space="preserve">(which is guide-corrected). If a</w:t>
+      </w:r>
+      <w:r>
+        <w:t xml:space="preserve"> </w:t>
+      </w:r>
+      <w:r>
+        <w:t xml:space="preserve">validated delivered-boresight quantity isn’t available, this channel</w:t>
+      </w:r>
+      <w:r>
+        <w:t xml:space="preserve"> </w:t>
+      </w:r>
+      <w:r>
+        <w:t xml:space="preserve">stays open; the σ channel above covers the dome-seeing case regardless.</w:t>
       </w:r>
     </w:p>
     <w:p>
@@ -3886,7 +4065,13 @@
         <w:t xml:space="preserve"> </w:t>
       </w:r>
       <w:r>
-        <w:t xml:space="preserve">whole-array level (σ channel) + low-order field pattern through the quadrupole (</w:t>
+        <w:t xml:space="preserve">whole-array level (σ channel) + low-order field pattern</w:t>
+      </w:r>
+      <w:r>
+        <w:t xml:space="preserve"> </w:t>
+      </w:r>
+      <w:r>
+        <w:t xml:space="preserve">through the quadrupole (</w:t>
       </w:r>
       <w:r>
         <w:rPr>
@@ -3895,26 +4080,40 @@
         <w:t xml:space="preserve">G·r</w:t>
       </w:r>
       <w:r>
-        <w:t xml:space="preserve">). By design it</w:t>
-      </w:r>
-      <w:r>
-        <w:t xml:space="preserve"> </w:t>
-      </w:r>
-      <w:r>
-        <w:t xml:space="preserve">carries</w:t>
-      </w:r>
-      <w:r>
-        <w:t xml:space="preserve"> </w:t>
-      </w:r>
-      <w:r>
-        <w:rPr>
-          <w:b/>
-          <w:bCs/>
-        </w:rPr>
-        <w:t xml:space="preserve">no delivered uniform dipole</w:t>
-      </w:r>
-      <w:r>
-        <w:t xml:space="preserve">, and it is blind to per-fiber / high-order structure (§2).</w:t>
+        <w:t xml:space="preserve">). By design it carries</w:t>
+      </w:r>
+      <w:r>
+        <w:t xml:space="preserve"> </w:t>
+      </w:r>
+      <w:r>
+        <w:rPr>
+          <w:b/>
+          <w:bCs/>
+        </w:rPr>
+        <w:t xml:space="preserve">no delivered</w:t>
+      </w:r>
+      <w:r>
+        <w:rPr>
+          <w:b/>
+          <w:bCs/>
+        </w:rPr>
+        <w:t xml:space="preserve"> </w:t>
+      </w:r>
+      <w:r>
+        <w:rPr>
+          <w:b/>
+          <w:bCs/>
+        </w:rPr>
+        <w:t xml:space="preserve">uniform dipole</w:t>
+      </w:r>
+      <w:r>
+        <w:t xml:space="preserve">, and it is blind to per-fiber / high-order structure</w:t>
+      </w:r>
+      <w:r>
+        <w:t xml:space="preserve"> </w:t>
+      </w:r>
+      <w:r>
+        <w:t xml:space="preserve">(§2).</w:t>
       </w:r>
     </w:p>
     <w:bookmarkEnd w:id="14"/>
@@ -3971,13 +4170,13 @@
         <w:t xml:space="preserve">offset space</w:t>
       </w:r>
       <w:r>
-        <w:t xml:space="preserve">, in μm,</w:t>
-      </w:r>
-      <w:r>
-        <w:t xml:space="preserve"> </w:t>
-      </w:r>
-      <w:r>
-        <w:t xml:space="preserve">how far a target sits from its fiber — or as the</w:t>
+        <w:t xml:space="preserve">, in μm, how far a target sits from its</w:t>
+      </w:r>
+      <w:r>
+        <w:t xml:space="preserve"> </w:t>
+      </w:r>
+      <w:r>
+        <w:t xml:space="preserve">fiber — or as the</w:t>
       </w:r>
       <w:r>
         <w:t xml:space="preserve"> </w:t>
@@ -4003,13 +4202,103 @@
           <w:i/>
           <w:iCs/>
         </w:rPr>
-        <w:t xml:space="preserve">loss</w:t>
+        <w:t xml:space="preserve">loss space</w:t>
+      </w:r>
+      <w:r>
+        <w:t xml:space="preserve">, obtained by pushing the displacement through the</w:t>
+      </w:r>
+      <w:r>
+        <w:t xml:space="preserve"> </w:t>
+      </w:r>
+      <w:r>
+        <w:t xml:space="preserve">fiber-acceptance function</w:t>
+      </w:r>
+      <w:r>
+        <w:t xml:space="preserve"> </w:t>
+      </w:r>
+      <w:r>
+        <w:rPr>
+          <w:rStyle w:val="VerbatimChar"/>
+        </w:rPr>
+        <w:t xml:space="preserve">A(σ, δ)</w:t>
+      </w:r>
+      <w:r>
+        <w:t xml:space="preserve">. The acceptance function is what</w:t>
+      </w:r>
+      <w:r>
+        <w:t xml:space="preserve"> </w:t>
+      </w:r>
+      <w:r>
+        <w:t xml:space="preserve">links the two, and the metric can be built or checked in either. The</w:t>
+      </w:r>
+      <w:r>
+        <w:t xml:space="preserve"> </w:t>
+      </w:r>
+      <w:r>
+        <w:t xml:space="preserve">measurement chain is indirect, and worth stating precisely:</w:t>
+      </w:r>
+      <w:r>
+        <w:t xml:space="preserve"> </w:t>
+      </w:r>
+      <w:r>
+        <w:rPr>
+          <w:b/>
+          <w:bCs/>
+        </w:rPr>
+        <w:t xml:space="preserve">guide</w:t>
+      </w:r>
+      <w:r>
+        <w:rPr>
+          <w:b/>
+          <w:bCs/>
+        </w:rPr>
+        <w:t xml:space="preserve"> </w:t>
+      </w:r>
+      <w:r>
+        <w:rPr>
+          <w:b/>
+          <w:bCs/>
+        </w:rPr>
+        <w:t xml:space="preserve">stars have no fibers.</w:t>
+      </w:r>
+      <w:r>
+        <w:t xml:space="preserve"> </w:t>
+      </w:r>
+      <w:r>
+        <w:t xml:space="preserve">They drift from their</w:t>
+      </w:r>
+      <w:r>
+        <w:t xml:space="preserve"> </w:t>
       </w:r>
       <w:r>
         <w:rPr>
           <w:i/>
           <w:iCs/>
         </w:rPr>
+        <w:t xml:space="preserve">nominal positions</w:t>
+      </w:r>
+      <w:r>
+        <w:t xml:space="preserve">; from</w:t>
+      </w:r>
+      <w:r>
+        <w:t xml:space="preserve"> </w:t>
+      </w:r>
+      <w:r>
+        <w:t xml:space="preserve">the ≤ 6 edge GFAs we fit a field distortion</w:t>
+      </w:r>
+      <w:r>
+        <w:t xml:space="preserve"> </w:t>
+      </w:r>
+      <w:r>
+        <w:rPr>
+          <w:rStyle w:val="VerbatimChar"/>
+        </w:rPr>
+        <w:t xml:space="preserve">G</w:t>
+      </w:r>
+      <w:r>
+        <w:t xml:space="preserve">; we then</w:t>
+      </w:r>
+      <w:r>
         <w:t xml:space="preserve"> </w:t>
       </w:r>
       <w:r>
@@ -4017,50 +4306,43 @@
           <w:i/>
           <w:iCs/>
         </w:rPr>
-        <w:t xml:space="preserve">space</w:t>
-      </w:r>
-      <w:r>
-        <w:t xml:space="preserve">, obtained by pushing the displacement through the fiber-acceptance function</w:t>
-      </w:r>
-      <w:r>
-        <w:t xml:space="preserve"> </w:t>
-      </w:r>
-      <w:r>
-        <w:rPr>
-          <w:rStyle w:val="VerbatimChar"/>
-        </w:rPr>
-        <w:t xml:space="preserve">A(σ, δ)</w:t>
-      </w:r>
-      <w:r>
-        <w:t xml:space="preserve">. The acceptance</w:t>
-      </w:r>
-      <w:r>
-        <w:t xml:space="preserve"> </w:t>
-      </w:r>
-      <w:r>
-        <w:t xml:space="preserve">function is what links the two, and the metric can be built or checked in either. The measurement chain is</w:t>
-      </w:r>
-      <w:r>
-        <w:t xml:space="preserve"> </w:t>
-      </w:r>
-      <w:r>
-        <w:t xml:space="preserve">indirect, and worth stating precisely:</w:t>
-      </w:r>
-      <w:r>
-        <w:t xml:space="preserve"> </w:t>
-      </w:r>
-      <w:r>
-        <w:rPr>
-          <w:b/>
-          <w:bCs/>
-        </w:rPr>
-        <w:t xml:space="preserve">guide stars have no fibers.</w:t>
-      </w:r>
-      <w:r>
-        <w:t xml:space="preserve"> </w:t>
-      </w:r>
-      <w:r>
-        <w:t xml:space="preserve">They drift from their</w:t>
+        <w:t xml:space="preserve">infer</w:t>
+      </w:r>
+      <w:r>
+        <w:t xml:space="preserve"> </w:t>
+      </w:r>
+      <w:r>
+        <w:t xml:space="preserve">that a</w:t>
+      </w:r>
+      <w:r>
+        <w:t xml:space="preserve"> </w:t>
+      </w:r>
+      <w:r>
+        <w:t xml:space="preserve">science fiber at position r has its target offset by</w:t>
+      </w:r>
+      <w:r>
+        <w:t xml:space="preserve"> </w:t>
+      </w:r>
+      <w:r>
+        <w:rPr>
+          <w:rStyle w:val="VerbatimChar"/>
+        </w:rPr>
+        <w:t xml:space="preserve">G·r</w:t>
+      </w:r>
+      <w:r>
+        <w:t xml:space="preserve">; and only</w:t>
+      </w:r>
+      <w:r>
+        <w:t xml:space="preserve"> </w:t>
+      </w:r>
+      <w:r>
+        <w:t xml:space="preserve">then does the (fiber) acceptance function apply. So a loss-space number</w:t>
+      </w:r>
+      <w:r>
+        <w:t xml:space="preserve"> </w:t>
+      </w:r>
+      <w:r>
+        <w:t xml:space="preserve">stacks an acceptance-inversion on top of an already edge-extrapolated,</w:t>
       </w:r>
       <w:r>
         <w:t xml:space="preserve"> </w:t>
@@ -4070,98 +4352,19 @@
           <w:i/>
           <w:iCs/>
         </w:rPr>
-        <w:t xml:space="preserve">nominal</w:t>
-      </w:r>
-      <w:r>
-        <w:rPr>
-          <w:i/>
-          <w:iCs/>
-        </w:rPr>
-        <w:t xml:space="preserve"> </w:t>
-      </w:r>
-      <w:r>
-        <w:rPr>
-          <w:i/>
-          <w:iCs/>
-        </w:rPr>
-        <w:t xml:space="preserve">positions</w:t>
-      </w:r>
-      <w:r>
-        <w:t xml:space="preserve">; from the ≤ 6 edge GFAs we fit a field distortion</w:t>
-      </w:r>
-      <w:r>
-        <w:t xml:space="preserve"> </w:t>
-      </w:r>
-      <w:r>
-        <w:rPr>
-          <w:rStyle w:val="VerbatimChar"/>
-        </w:rPr>
-        <w:t xml:space="preserve">G</w:t>
-      </w:r>
-      <w:r>
-        <w:t xml:space="preserve">; we then</w:t>
-      </w:r>
-      <w:r>
-        <w:t xml:space="preserve"> </w:t>
-      </w:r>
-      <w:r>
-        <w:rPr>
-          <w:i/>
-          <w:iCs/>
-        </w:rPr>
-        <w:t xml:space="preserve">infer</w:t>
-      </w:r>
-      <w:r>
-        <w:t xml:space="preserve"> </w:t>
-      </w:r>
-      <w:r>
-        <w:t xml:space="preserve">that a science fiber at</w:t>
-      </w:r>
-      <w:r>
-        <w:t xml:space="preserve"> </w:t>
-      </w:r>
-      <w:r>
-        <w:t xml:space="preserve">position r has its target offset by</w:t>
-      </w:r>
-      <w:r>
-        <w:t xml:space="preserve"> </w:t>
-      </w:r>
-      <w:r>
-        <w:rPr>
-          <w:rStyle w:val="VerbatimChar"/>
-        </w:rPr>
-        <w:t xml:space="preserve">G·r</w:t>
-      </w:r>
-      <w:r>
-        <w:t xml:space="preserve">; and only then does the (fiber) acceptance function apply. So a</w:t>
-      </w:r>
-      <w:r>
-        <w:t xml:space="preserve"> </w:t>
-      </w:r>
-      <w:r>
-        <w:t xml:space="preserve">loss-space number stacks an acceptance-inversion on top of an already edge-extrapolated,</w:t>
-      </w:r>
-      <w:r>
-        <w:t xml:space="preserve"> </w:t>
-      </w:r>
-      <w:r>
-        <w:rPr>
-          <w:i/>
-          <w:iCs/>
-        </w:rPr>
         <w:t xml:space="preserve">inferred</w:t>
       </w:r>
       <w:r>
         <w:t xml:space="preserve"> </w:t>
       </w:r>
       <w:r>
-        <w:t xml:space="preserve">fiber</w:t>
-      </w:r>
-      <w:r>
-        <w:t xml:space="preserve"> </w:t>
-      </w:r>
-      <w:r>
-        <w:t xml:space="preserve">offset — several steps removed from a direct measurement, which is why it is treated with caution.</w:t>
+        <w:t xml:space="preserve">fiber offset — several steps removed from a direct</w:t>
+      </w:r>
+      <w:r>
+        <w:t xml:space="preserve"> </w:t>
+      </w:r>
+      <w:r>
+        <w:t xml:space="preserve">measurement, which is why it is treated with caution.</w:t>
       </w:r>
     </w:p>
     <w:p>
@@ -4188,7 +4391,13 @@
         <w:t xml:space="preserve"> </w:t>
       </w:r>
       <w:r>
-        <w:t xml:space="preserve">(the scale+shear DAR quadrupole) was compared to the dark-sky</w:t>
+        <w:t xml:space="preserve">(the scale+shear DAR quadrupole) was compared</w:t>
+      </w:r>
+      <w:r>
+        <w:t xml:space="preserve"> </w:t>
+      </w:r>
+      <w:r>
+        <w:t xml:space="preserve">to the dark-sky</w:t>
       </w:r>
       <w:r>
         <w:t xml:space="preserve"> </w:t>
@@ -4212,7 +4421,13 @@
         <w:t xml:space="preserve"> </w:t>
       </w:r>
       <w:r>
-        <w:t xml:space="preserve">target (the artifact-minimized flux measurement), using the</w:t>
+        <w:t xml:space="preserve">target (the artifact-minimized</w:t>
+      </w:r>
+      <w:r>
+        <w:t xml:space="preserve"> </w:t>
+      </w:r>
+      <w:r>
+        <w:t xml:space="preserve">flux measurement), using the</w:t>
       </w:r>
       <w:r>
         <w:t xml:space="preserve"> </w:t>
@@ -4237,7 +4452,13 @@
         <w:t xml:space="preserve"> </w:t>
       </w:r>
       <w:r>
-        <w:t xml:space="preserve">conversion for both:</w:t>
+        <w:t xml:space="preserve">conversion for</w:t>
+      </w:r>
+      <w:r>
+        <w:t xml:space="preserve"> </w:t>
+      </w:r>
+      <w:r>
+        <w:t xml:space="preserve">both:</w:t>
       </w:r>
     </w:p>
     <w:tbl>
@@ -4497,31 +4718,37 @@
         <w:t xml:space="preserve"> </w:t>
       </w:r>
       <w:r>
-        <w:t xml:space="preserve">a conversion/route artifact: at high airmass</w:t>
-      </w:r>
-      <w:r>
-        <w:t xml:space="preserve"> </w:t>
-      </w:r>
-      <w:r>
-        <w:rPr>
-          <w:b/>
-          <w:bCs/>
-        </w:rPr>
-        <w:t xml:space="preserve">the geometry</w:t>
-      </w:r>
-      <w:r>
-        <w:rPr>
-          <w:b/>
-          <w:bCs/>
-        </w:rPr>
-        <w:t xml:space="preserve"> </w:t>
-      </w:r>
-      <w:r>
-        <w:rPr>
-          <w:b/>
-          <w:bCs/>
-        </w:rPr>
-        <w:t xml:space="preserve">predicts more quadrupole loss than the flux measures.</w:t>
+        <w:t xml:space="preserve">a conversion/route</w:t>
+      </w:r>
+      <w:r>
+        <w:t xml:space="preserve"> </w:t>
+      </w:r>
+      <w:r>
+        <w:t xml:space="preserve">artifact: at high airmass</w:t>
+      </w:r>
+      <w:r>
+        <w:t xml:space="preserve"> </w:t>
+      </w:r>
+      <w:r>
+        <w:rPr>
+          <w:b/>
+          <w:bCs/>
+        </w:rPr>
+        <w:t xml:space="preserve">the geometry predicts more quadrupole loss</w:t>
+      </w:r>
+      <w:r>
+        <w:rPr>
+          <w:b/>
+          <w:bCs/>
+        </w:rPr>
+        <w:t xml:space="preserve"> </w:t>
+      </w:r>
+      <w:r>
+        <w:rPr>
+          <w:b/>
+          <w:bCs/>
+        </w:rPr>
+        <w:t xml:space="preserve">than the flux measures.</w:t>
       </w:r>
     </w:p>
     <w:p>
@@ -4529,7 +4756,13 @@
         <w:pStyle w:val="BodyText"/>
       </w:pPr>
       <w:r>
-        <w:t xml:space="preserve">The overshoot was diagnosed exhaustively (both sessions; Mac reproduced the numbers). Ruled out as the cause:</w:t>
+        <w:t xml:space="preserve">The overshoot was diagnosed exhaustively (both sessions; Mac reproduced</w:t>
+      </w:r>
+      <w:r>
+        <w:t xml:space="preserve"> </w:t>
+      </w:r>
+      <w:r>
+        <w:t xml:space="preserve">the numbers). Ruled out as the cause:</w:t>
       </w:r>
     </w:p>
     <w:p>
@@ -4551,7 +4784,13 @@
         <w:t xml:space="preserve"> </w:t>
       </w:r>
       <w:r>
-        <w:t xml:space="preserve">— only 2 of 176 exposures exceed am 2.05; excluding them gives 15.4 μm (barely moves);</w:t>
+        <w:t xml:space="preserve">— only 2 of 176 exposures exceed am 2.05; excluding</w:t>
+      </w:r>
+      <w:r>
+        <w:t xml:space="preserve"> </w:t>
+      </w:r>
+      <w:r>
+        <w:t xml:space="preserve">them gives 15.4 μm (barely moves);</w:t>
       </w:r>
     </w:p>
     <w:p>
@@ -4573,7 +4812,13 @@
         <w:t xml:space="preserve"> </w:t>
       </w:r>
       <w:r>
-        <w:t xml:space="preserve">— jackknife shows a broad population effect, no single driver;</w:t>
+        <w:t xml:space="preserve">— jackknife shows a broad population</w:t>
+      </w:r>
+      <w:r>
+        <w:t xml:space="preserve"> </w:t>
+      </w:r>
+      <w:r>
+        <w:t xml:space="preserve">effect, no single driver;</w:t>
       </w:r>
     </w:p>
     <w:p>
@@ -4595,7 +4840,13 @@
         <w:t xml:space="preserve"> </w:t>
       </w:r>
       <w:r>
-        <w:t xml:space="preserve">— the dark-sky target’s own bootstrap CI is tight, [10.3, 12.1] μm;</w:t>
+        <w:t xml:space="preserve">— the dark-sky target’s own</w:t>
+      </w:r>
+      <w:r>
+        <w:t xml:space="preserve"> </w:t>
+      </w:r>
+      <w:r>
+        <w:t xml:space="preserve">bootstrap CI is tight, [10.3, 12.1] μm;</w:t>
       </w:r>
     </w:p>
     <w:p>
@@ -4633,7 +4884,13 @@
         <w:t xml:space="preserve"> </w:t>
       </w:r>
       <w:r>
-        <w:t xml:space="preserve">low-airmass population down to n = 90 does</w:t>
+        <w:t xml:space="preserve">low-airmass population</w:t>
+      </w:r>
+      <w:r>
+        <w:t xml:space="preserve"> </w:t>
+      </w:r>
+      <w:r>
+        <w:t xml:space="preserve">down to n = 90 does</w:t>
       </w:r>
       <w:r>
         <w:t xml:space="preserve"> </w:t>
@@ -4649,13 +4906,13 @@
         <w:t xml:space="preserve"> </w:t>
       </w:r>
       <w:r>
-        <w:t xml:space="preserve">inflate the</w:t>
-      </w:r>
-      <w:r>
-        <w:t xml:space="preserve"> </w:t>
-      </w:r>
-      <w:r>
-        <w:t xml:space="preserve">median (only widens the scatter), so it is an airmass effect, not a sample-size effect;</w:t>
+        <w:t xml:space="preserve">inflate the median (only widens the</w:t>
+      </w:r>
+      <w:r>
+        <w:t xml:space="preserve"> </w:t>
+      </w:r>
+      <w:r>
+        <w:t xml:space="preserve">scatter), so it is an airmass effect, not a sample-size effect;</w:t>
       </w:r>
     </w:p>
     <w:p>
@@ -4689,7 +4946,13 @@
         <w:t xml:space="preserve">L_field</w:t>
       </w:r>
       <w:r>
-        <w:t xml:space="preserve">’s airmass growth matches the</w:t>
+        <w:t xml:space="preserve">’s airmass growth</w:t>
+      </w:r>
+      <w:r>
+        <w:t xml:space="preserve"> </w:t>
+      </w:r>
+      <w:r>
+        <w:t xml:space="preserve">matches the</w:t>
       </w:r>
       <w:r>
         <w:t xml:space="preserve"> </w:t>
@@ -4705,19 +4968,19 @@
         <w:t xml:space="preserve"> </w:t>
       </w:r>
       <w:r>
-        <w:t xml:space="preserve">(mean-first) drift</w:t>
-      </w:r>
-      <w:r>
-        <w:t xml:space="preserve"> </w:t>
-      </w:r>
-      <w:r>
-        <w:t xml:space="preserve">statistic (ratio ≈ 4.2), not the magnitude-first (≈ 2.7) or RMS (≈ 2.3), so it is the genuine coherent</w:t>
-      </w:r>
-      <w:r>
-        <w:t xml:space="preserve"> </w:t>
-      </w:r>
-      <w:r>
-        <w:t xml:space="preserve">quadrupole, not a rectified/noise-inflated one;</w:t>
+        <w:t xml:space="preserve">(mean-first) drift statistic (ratio ≈ 4.2), not</w:t>
+      </w:r>
+      <w:r>
+        <w:t xml:space="preserve"> </w:t>
+      </w:r>
+      <w:r>
+        <w:t xml:space="preserve">the magnitude-first (≈ 2.7) or RMS (≈ 2.3), so it is the genuine</w:t>
+      </w:r>
+      <w:r>
+        <w:t xml:space="preserve"> </w:t>
+      </w:r>
+      <w:r>
+        <w:t xml:space="preserve">coherent quadrupole, not a rectified/noise-inflated one;</w:t>
       </w:r>
     </w:p>
     <w:p>
@@ -4739,7 +5002,13 @@
         <w:t xml:space="preserve"> </w:t>
       </w:r>
       <w:r>
-        <w:t xml:space="preserve">— the scale/shear drift ratio is flat at ~0.73 across airmass.</w:t>
+        <w:t xml:space="preserve">— the scale/shear drift ratio is flat at ~0.73</w:t>
+      </w:r>
+      <w:r>
+        <w:t xml:space="preserve"> </w:t>
+      </w:r>
+      <w:r>
+        <w:t xml:space="preserve">across airmass.</w:t>
       </w:r>
     </w:p>
     <w:p>
@@ -4757,37 +5026,19 @@
         <w:t xml:space="preserve"> </w:t>
       </w:r>
       <w:r>
-        <w:t xml:space="preserve">The one measurement that can adjudicate</w:t>
-      </w:r>
-      <w:r>
-        <w:t xml:space="preserve"> </w:t>
-      </w:r>
-      <w:r>
-        <w:t xml:space="preserve">“geometry</w:t>
-      </w:r>
-      <w:r>
-        <w:t xml:space="preserve"> </w:t>
-      </w:r>
-      <w:r>
-        <w:t xml:space="preserve">over-predicts”</w:t>
-      </w:r>
-      <w:r>
-        <w:t xml:space="preserve"> </w:t>
-      </w:r>
-      <w:r>
-        <w:t xml:space="preserve">vs</w:t>
-      </w:r>
-      <w:r>
-        <w:t xml:space="preserve"> </w:t>
-      </w:r>
-      <w:r>
-        <w:t xml:space="preserve">“flux suppressed”</w:t>
-      </w:r>
-      <w:r>
-        <w:t xml:space="preserve"> </w:t>
-      </w:r>
-      <w:r>
-        <w:t xml:space="preserve">is the</w:t>
+        <w:t xml:space="preserve">The one</w:t>
+      </w:r>
+      <w:r>
+        <w:t xml:space="preserve"> </w:t>
+      </w:r>
+      <w:r>
+        <w:t xml:space="preserve">measurement that can adjudicate “geometry over-predicts” vs “flux</w:t>
+      </w:r>
+      <w:r>
+        <w:t xml:space="preserve"> </w:t>
+      </w:r>
+      <w:r>
+        <w:t xml:space="preserve">suppressed” is the</w:t>
       </w:r>
       <w:r>
         <w:t xml:space="preserve"> </w:t>
@@ -4816,13 +5067,13 @@
         <w:t xml:space="preserve"> </w:t>
       </w:r>
       <w:r>
-        <w:t xml:space="preserve">per-fiber offset</w:t>
-      </w:r>
-      <w:r>
-        <w:t xml:space="preserve"> </w:t>
-      </w:r>
-      <w:r>
-        <w:t xml:space="preserve">(ground truth, artifact-immune). Its coherent zenith-frame quadrupole</w:t>
+        <w:t xml:space="preserve">per-fiber offset (ground truth, artifact-immune). Its coherent</w:t>
+      </w:r>
+      <w:r>
+        <w:t xml:space="preserve"> </w:t>
+      </w:r>
+      <w:r>
+        <w:t xml:space="preserve">zenith-frame quadrupole</w:t>
       </w:r>
       <w:r>
         <w:t xml:space="preserve"> </w:t>
@@ -4835,25 +5086,15 @@
         <w:t xml:space="preserve">steepens with airmass ~as the physical</w:t>
       </w:r>
       <w:r>
-        <w:rPr>
-          <w:b/>
-          <w:bCs/>
-        </w:rPr>
-        <w:t xml:space="preserve"> </w:t>
-      </w:r>
-      <w:r>
-        <w:rPr>
-          <w:rStyle w:val="VerbatimChar"/>
-          <w:b/>
-          <w:bCs/>
+        <w:t xml:space="preserve"> </w:t>
+      </w:r>
+      <w:r>
+        <w:rPr>
+          <w:rStyle w:val="VerbatimChar"/>
         </w:rPr>
         <w:t xml:space="preserve">am²</w:t>
       </w:r>
       <w:r>
-        <w:rPr>
-          <w:b/>
-          <w:bCs/>
-        </w:rPr>
         <w:t xml:space="preserve"> </w:t>
       </w:r>
       <w:r>
@@ -4867,13 +5108,13 @@
         <w:t xml:space="preserve"> </w:t>
       </w:r>
       <w:r>
-        <w:t xml:space="preserve">— the delivered-offset shear grows ×2.5 and the cross-term quadrupole ×11 over am 1.15 → 2.06,</w:t>
-      </w:r>
-      <w:r>
-        <w:t xml:space="preserve"> </w:t>
-      </w:r>
-      <w:r>
-        <w:t xml:space="preserve">against the</w:t>
+        <w:t xml:space="preserve">— the delivered-offset shear grows ×2.5 and the cross-term</w:t>
+      </w:r>
+      <w:r>
+        <w:t xml:space="preserve"> </w:t>
+      </w:r>
+      <w:r>
+        <w:t xml:space="preserve">quadrupole ×11 over am 1.15 → 2.06, against the</w:t>
       </w:r>
       <w:r>
         <w:t xml:space="preserve"> </w:t>
@@ -4888,7 +5129,13 @@
         <w:t xml:space="preserve"> </w:t>
       </w:r>
       <w:r>
-        <w:t xml:space="preserve">expectations of ×3.2 (offset) and ×10 (squared). So the high-airmass steepening is</w:t>
+        <w:t xml:space="preserve">expectations of</w:t>
+      </w:r>
+      <w:r>
+        <w:t xml:space="preserve"> </w:t>
+      </w:r>
+      <w:r>
+        <w:t xml:space="preserve">×3.2 (offset) and ×10 (squared). So the high-airmass steepening is</w:t>
       </w:r>
       <w:r>
         <w:t xml:space="preserve"> </w:t>
@@ -4935,7 +5182,13 @@
         <w:t xml:space="preserve"> </w:t>
       </w:r>
       <w:r>
-        <w:t xml:space="preserve">directions: over a comparable span</w:t>
+        <w:t xml:space="preserve">directions: over a</w:t>
+      </w:r>
+      <w:r>
+        <w:t xml:space="preserve"> </w:t>
+      </w:r>
+      <w:r>
+        <w:t xml:space="preserve">comparable span</w:t>
       </w:r>
       <w:r>
         <w:t xml:space="preserve"> </w:t>
@@ -4960,7 +5213,21 @@
           <w:b/>
           <w:bCs/>
         </w:rPr>
-        <w:t xml:space="preserve">flux grows shallower</w:t>
+        <w:t xml:space="preserve">flux grows</w:t>
+      </w:r>
+      <w:r>
+        <w:rPr>
+          <w:b/>
+          <w:bCs/>
+        </w:rPr>
+        <w:t xml:space="preserve"> </w:t>
+      </w:r>
+      <w:r>
+        <w:rPr>
+          <w:b/>
+          <w:bCs/>
+        </w:rPr>
+        <w:t xml:space="preserve">shallower</w:t>
       </w:r>
       <w:r>
         <w:t xml:space="preserve"> </w:t>
@@ -4987,16 +5254,10 @@
       <w:r>
         <w:rPr>
           <w:rStyle w:val="VerbatimChar"/>
-          <w:b/>
-          <w:bCs/>
         </w:rPr>
         <w:t xml:space="preserve">L_field</w:t>
       </w:r>
       <w:r>
-        <w:rPr>
-          <w:b/>
-          <w:bCs/>
-        </w:rPr>
         <w:t xml:space="preserve"> </w:t>
       </w:r>
       <w:r>
@@ -5023,13 +5284,13 @@
         <w:t xml:space="preserve">over</w:t>
       </w:r>
       <w:r>
-        <w:t xml:space="preserve">-represents). So</w:t>
-      </w:r>
-      <w:r>
-        <w:t xml:space="preserve"> </w:t>
-      </w:r>
-      <w:r>
-        <w:t xml:space="preserve">the true am &gt; 1.8 quadrupole most likely</w:t>
+        <w:t xml:space="preserve">-represents). So the true am &gt; 1.8</w:t>
+      </w:r>
+      <w:r>
+        <w:t xml:space="preserve"> </w:t>
+      </w:r>
+      <w:r>
+        <w:t xml:space="preserve">quadrupole most likely</w:t>
       </w:r>
       <w:r>
         <w:t xml:space="preserve"> </w:t>
@@ -5042,17 +5303,11 @@
         <w:t xml:space="preserve">sits between the flux’s 11 μm and</w:t>
       </w:r>
       <w:r>
-        <w:rPr>
-          <w:b/>
-          <w:bCs/>
-        </w:rPr>
-        <w:t xml:space="preserve"> </w:t>
-      </w:r>
-      <w:r>
-        <w:rPr>
-          <w:rStyle w:val="VerbatimChar"/>
-          <w:b/>
-          <w:bCs/>
+        <w:t xml:space="preserve"> </w:t>
+      </w:r>
+      <w:r>
+        <w:rPr>
+          <w:rStyle w:val="VerbatimChar"/>
         </w:rPr>
         <w:t xml:space="preserve">L_field</w:t>
       </w:r>
@@ -5064,13 +5319,7 @@
         <w:t xml:space="preserve">’s 16 μm</w:t>
       </w:r>
       <w:r>
-        <w:t xml:space="preserve">, not cleanly on</w:t>
-      </w:r>
-      <w:r>
-        <w:t xml:space="preserve"> </w:t>
-      </w:r>
-      <w:r>
-        <w:t xml:space="preserve">either.</w:t>
+        <w:t xml:space="preserve">, not cleanly on either.</w:t>
       </w:r>
       <w:r>
         <w:t xml:space="preserve"> </w:t>
@@ -5080,7 +5329,7 @@
           <w:i/>
           <w:iCs/>
         </w:rPr>
-        <w:t xml:space="preserve">(Caveats: the dither is a static</w:t>
+        <w:t xml:space="preserve">(Caveats: the dither is a</w:t>
       </w:r>
       <w:r>
         <w:rPr>
@@ -5091,12 +5340,10 @@
       </w:r>
       <w:r>
         <w:rPr>
-          <w:b/>
-          <w:bCs/>
           <w:i/>
           <w:iCs/>
         </w:rPr>
-        <w:t xml:space="preserve">total</w:t>
+        <w:t xml:space="preserve">static</w:t>
       </w:r>
       <w:r>
         <w:rPr>
@@ -5107,10 +5354,12 @@
       </w:r>
       <w:r>
         <w:rPr>
+          <w:b/>
+          <w:bCs/>
           <w:i/>
           <w:iCs/>
         </w:rPr>
-        <w:t xml:space="preserve">offset vs</w:t>
+        <w:t xml:space="preserve">total</w:t>
       </w:r>
       <w:r>
         <w:rPr>
@@ -5121,10 +5370,18 @@
       </w:r>
       <w:r>
         <w:rPr>
-          <w:rStyle w:val="VerbatimChar"/>
           <w:i/>
           <w:iCs/>
         </w:rPr>
+        <w:t xml:space="preserve">offset vs</w:t>
+      </w:r>
+      <w:r>
+        <w:t xml:space="preserve"> </w:t>
+      </w:r>
+      <w:r>
+        <w:rPr>
+          <w:rStyle w:val="VerbatimChar"/>
+        </w:rPr>
         <w:t xml:space="preserve">L_field</w:t>
       </w:r>
       <w:r>
@@ -5155,7 +5412,7 @@
           <w:i/>
           <w:iCs/>
         </w:rPr>
-        <w:t xml:space="preserve">, and thin at</w:t>
+        <w:t xml:space="preserve">, and</w:t>
       </w:r>
       <w:r>
         <w:rPr>
@@ -5169,7 +5426,21 @@
           <w:i/>
           <w:iCs/>
         </w:rPr>
-        <w:t xml:space="preserve">high airmass (n ≈ 91) — so it brackets the value rather than pinning it.)</w:t>
+        <w:t xml:space="preserve">thin at high airmass (n ≈ 91) — so it brackets the value rather than</w:t>
+      </w:r>
+      <w:r>
+        <w:rPr>
+          <w:i/>
+          <w:iCs/>
+        </w:rPr>
+        <w:t xml:space="preserve"> </w:t>
+      </w:r>
+      <w:r>
+        <w:rPr>
+          <w:i/>
+          <w:iCs/>
+        </w:rPr>
+        <w:t xml:space="preserve">pinning it.)</w:t>
       </w:r>
     </w:p>
     <w:p>
@@ -5177,23 +5448,37 @@
         <w:pStyle w:val="BodyText"/>
       </w:pPr>
       <w:r>
-        <w:t xml:space="preserve">Everything simpler was ruled out first: two mechanism guesses (small-n rectification; RMS/undirected</w:t>
-      </w:r>
-      <w:r>
-        <w:t xml:space="preserve"> </w:t>
-      </w:r>
-      <w:r>
-        <w:t xml:space="preserve">rectification) were explicitly</w:t>
-      </w:r>
-      <w:r>
-        <w:t xml:space="preserve"> </w:t>
-      </w:r>
-      <w:r>
-        <w:rPr>
-          <w:b/>
-          <w:bCs/>
-        </w:rPr>
-        <w:t xml:space="preserve">tested and falsified</w:t>
+        <w:t xml:space="preserve">Everything simpler was ruled out first: two mechanism guesses (small-n</w:t>
+      </w:r>
+      <w:r>
+        <w:t xml:space="preserve"> </w:t>
+      </w:r>
+      <w:r>
+        <w:t xml:space="preserve">rectification; RMS/undirected rectification) were explicitly</w:t>
+      </w:r>
+      <w:r>
+        <w:t xml:space="preserve"> </w:t>
+      </w:r>
+      <w:r>
+        <w:rPr>
+          <w:b/>
+          <w:bCs/>
+        </w:rPr>
+        <w:t xml:space="preserve">tested</w:t>
+      </w:r>
+      <w:r>
+        <w:rPr>
+          <w:b/>
+          <w:bCs/>
+        </w:rPr>
+        <w:t xml:space="preserve"> </w:t>
+      </w:r>
+      <w:r>
+        <w:rPr>
+          <w:b/>
+          <w:bCs/>
+        </w:rPr>
+        <w:t xml:space="preserve">and falsified</w:t>
       </w:r>
       <w:r>
         <w:t xml:space="preserve"> </w:t>
@@ -5221,7 +5506,13 @@
         <w:t xml:space="preserve"> </w:t>
       </w:r>
       <w:r>
-        <w:t xml:space="preserve">(~11 μm) matching the flux, the loss-space value (~16) matching the</w:t>
+        <w:t xml:space="preserve">(~11 μm) matching the flux,</w:t>
+      </w:r>
+      <w:r>
+        <w:t xml:space="preserve"> </w:t>
+      </w:r>
+      <w:r>
+        <w:t xml:space="preserve">the loss-space value (~16) matching the</w:t>
       </w:r>
       <w:r>
         <w:t xml:space="preserve"> </w:t>
@@ -5237,13 +5528,19 @@
         <w:t xml:space="preserve"> </w:t>
       </w:r>
       <w:r>
-        <w:t xml:space="preserve">— are most likely coincidental (the shear amplitude is a different quantity from a</w:t>
-      </w:r>
-      <w:r>
-        <w:t xml:space="preserve"> </w:t>
-      </w:r>
-      <w:r>
-        <w:t xml:space="preserve">quadrupole ΔG; the RMS match fails on airmass scaling).</w:t>
+        <w:t xml:space="preserve">— are</w:t>
+      </w:r>
+      <w:r>
+        <w:t xml:space="preserve"> </w:t>
+      </w:r>
+      <w:r>
+        <w:t xml:space="preserve">most likely coincidental (the shear amplitude is a different quantity</w:t>
+      </w:r>
+      <w:r>
+        <w:t xml:space="preserve"> </w:t>
+      </w:r>
+      <w:r>
+        <w:t xml:space="preserve">from a quadrupole ΔG; the RMS match fails on airmass scaling).</w:t>
       </w:r>
     </w:p>
     <w:p>
@@ -5270,7 +5567,13 @@
         <w:t xml:space="preserve"> </w:t>
       </w:r>
       <w:r>
-        <w:t xml:space="preserve">validates against the clean flux at am ≲ 1.6. For</w:t>
+        <w:t xml:space="preserve">validates against the clean flux at am</w:t>
+      </w:r>
+      <w:r>
+        <w:t xml:space="preserve"> </w:t>
+      </w:r>
+      <w:r>
+        <w:t xml:space="preserve">≲ 1.6. For</w:t>
       </w:r>
       <w:r>
         <w:t xml:space="preserve"> </w:t>
@@ -5286,13 +5589,7 @@
         <w:t xml:space="preserve"> </w:t>
       </w:r>
       <w:r>
-        <w:t xml:space="preserve">the field</w:t>
-      </w:r>
-      <w:r>
-        <w:t xml:space="preserve"> </w:t>
-      </w:r>
-      <w:r>
-        <w:t xml:space="preserve">pattern, tracking its</w:t>
+        <w:t xml:space="preserve">the field pattern, tracking its</w:t>
       </w:r>
       <w:r>
         <w:t xml:space="preserve"> </w:t>
@@ -5340,13 +5637,19 @@
         <w:t xml:space="preserve"> </w:t>
       </w:r>
       <w:r>
-        <w:t xml:space="preserve">airmass — the</w:t>
-      </w:r>
-      <w:r>
-        <w:t xml:space="preserve"> </w:t>
-      </w:r>
-      <w:r>
-        <w:t xml:space="preserve">dither confirms the airmass behaviour is physical. The only soft spot is the</w:t>
+        <w:t xml:space="preserve">airmass —</w:t>
+      </w:r>
+      <w:r>
+        <w:t xml:space="preserve"> </w:t>
+      </w:r>
+      <w:r>
+        <w:t xml:space="preserve">the dither confirms the airmass behaviour is physical. The only soft</w:t>
+      </w:r>
+      <w:r>
+        <w:t xml:space="preserve"> </w:t>
+      </w:r>
+      <w:r>
+        <w:t xml:space="preserve">spot is the</w:t>
       </w:r>
       <w:r>
         <w:t xml:space="preserve"> </w:t>
@@ -5359,13 +5662,7 @@
         <w:t xml:space="preserve">absolute magnitude at am &gt; 1.8</w:t>
       </w:r>
       <w:r>
-        <w:t xml:space="preserve">,</w:t>
-      </w:r>
-      <w:r>
-        <w:t xml:space="preserve"> </w:t>
-      </w:r>
-      <w:r>
-        <w:t xml:space="preserve">which is bracketed</w:t>
+        <w:t xml:space="preserve">, which is bracketed</w:t>
       </w:r>
       <w:r>
         <w:t xml:space="preserve"> </w:t>
@@ -5381,7 +5678,13 @@
         <w:t xml:space="preserve"> </w:t>
       </w:r>
       <w:r>
-        <w:t xml:space="preserve">rather than a single number. This caveat is specific to</w:t>
+        <w:t xml:space="preserve">rather than a single number. This caveat is</w:t>
+      </w:r>
+      <w:r>
+        <w:t xml:space="preserve"> </w:t>
+      </w:r>
+      <w:r>
+        <w:t xml:space="preserve">specific to</w:t>
       </w:r>
       <w:r>
         <w:t xml:space="preserve"> </w:t>
@@ -5393,13 +5696,7 @@
         <w:t xml:space="preserve">L_field</w:t>
       </w:r>
       <w:r>
-        <w:t xml:space="preserve">’s</w:t>
-      </w:r>
-      <w:r>
-        <w:t xml:space="preserve"> </w:t>
-      </w:r>
-      <w:r>
-        <w:t xml:space="preserve">field-pattern quadrupole; it does</w:t>
+        <w:t xml:space="preserve">’s field-pattern quadrupole; it does</w:t>
       </w:r>
       <w:r>
         <w:t xml:space="preserve"> </w:t>
@@ -5488,13 +5785,19 @@
         <w:t xml:space="preserve">D_rot</w:t>
       </w:r>
       <w:r>
-        <w:t xml:space="preserve">) is the whole reason these metrics exist, so it is worth</w:t>
-      </w:r>
-      <w:r>
-        <w:t xml:space="preserve"> </w:t>
-      </w:r>
-      <w:r>
-        <w:t xml:space="preserve">confirming they are free of it — not just structurally but against data.</w:t>
+        <w:t xml:space="preserve">) is the whole reason</w:t>
+      </w:r>
+      <w:r>
+        <w:t xml:space="preserve"> </w:t>
+      </w:r>
+      <w:r>
+        <w:t xml:space="preserve">these metrics exist, so it is worth confirming they are free of it — not</w:t>
+      </w:r>
+      <w:r>
+        <w:t xml:space="preserve"> </w:t>
+      </w:r>
+      <w:r>
+        <w:t xml:space="preserve">just structurally but against data.</w:t>
       </w:r>
     </w:p>
     <w:p>
@@ -5538,13 +5841,19 @@
         <w:t xml:space="preserve">scalar</w:t>
       </w:r>
       <w:r>
-        <w:t xml:space="preserve">; it has no spatial structure, so it cannot carry a</w:t>
-      </w:r>
-      <w:r>
-        <w:t xml:space="preserve"> </w:t>
-      </w:r>
-      <w:r>
-        <w:t xml:space="preserve">dipole (or any rotating pattern) at all.</w:t>
+        <w:t xml:space="preserve">; it has no</w:t>
+      </w:r>
+      <w:r>
+        <w:t xml:space="preserve"> </w:t>
+      </w:r>
+      <w:r>
+        <w:t xml:space="preserve">spatial structure, so it cannot carry a dipole (or any rotating</w:t>
+      </w:r>
+      <w:r>
+        <w:t xml:space="preserve"> </w:t>
+      </w:r>
+      <w:r>
+        <w:t xml:space="preserve">pattern) at all.</w:t>
       </w:r>
       <w:r>
         <w:t xml:space="preserve"> </w:t>
@@ -5574,13 +5883,7 @@
         <w:t xml:space="preserve"> </w:t>
       </w:r>
       <w:r>
-        <w:t xml:space="preserve">and drops</w:t>
-      </w:r>
-      <w:r>
-        <w:t xml:space="preserve"> </w:t>
-      </w:r>
-      <w:r>
-        <w:t xml:space="preserve">the uniform translation</w:t>
+        <w:t xml:space="preserve">and drops the uniform translation</w:t>
       </w:r>
       <w:r>
         <w:t xml:space="preserve"> </w:t>
@@ -5595,7 +5898,13 @@
         <w:t xml:space="preserve"> </w:t>
       </w:r>
       <w:r>
-        <w:t xml:space="preserve">— the one term of an affine field that produces a dipole — so its</w:t>
+        <w:t xml:space="preserve">— the one term of an</w:t>
+      </w:r>
+      <w:r>
+        <w:t xml:space="preserve"> </w:t>
+      </w:r>
+      <w:r>
+        <w:t xml:space="preserve">affine field that produces a dipole — so its</w:t>
       </w:r>
       <w:r>
         <w:t xml:space="preserve"> </w:t>
@@ -5610,13 +5919,13 @@
         <w:t xml:space="preserve"> </w:t>
       </w:r>
       <w:r>
-        <w:t xml:space="preserve">is</w:t>
-      </w:r>
-      <w:r>
-        <w:t xml:space="preserve"> </w:t>
-      </w:r>
-      <w:r>
-        <w:t xml:space="preserve">identically zero (verified:</w:t>
+        <w:t xml:space="preserve">is identically</w:t>
+      </w:r>
+      <w:r>
+        <w:t xml:space="preserve"> </w:t>
+      </w:r>
+      <w:r>
+        <w:t xml:space="preserve">zero (verified:</w:t>
       </w:r>
       <w:r>
         <w:t xml:space="preserve"> </w:t>
@@ -5653,7 +5962,13 @@
         <w:t xml:space="preserve"> </w:t>
       </w:r>
       <w:r>
-        <w:t xml:space="preserve">The rotating dipole is a large, highly significant feature</w:t>
+        <w:t xml:space="preserve">The rotating dipole is a large, highly significant</w:t>
+      </w:r>
+      <w:r>
+        <w:t xml:space="preserve"> </w:t>
+      </w:r>
+      <w:r>
+        <w:t xml:space="preserve">feature</w:t>
       </w:r>
       <w:r>
         <w:t xml:space="preserve"> </w:t>
@@ -5696,7 +6011,13 @@
         <w:t xml:space="preserve"> </w:t>
       </w:r>
       <w:r>
-        <w:t xml:space="preserve">loss field gives a</w:t>
+        <w:t xml:space="preserve">loss field</w:t>
+      </w:r>
+      <w:r>
+        <w:t xml:space="preserve"> </w:t>
+      </w:r>
+      <w:r>
+        <w:t xml:space="preserve">gives a</w:t>
       </w:r>
       <w:r>
         <w:t xml:space="preserve"> </w:t>
@@ -5722,7 +6043,7 @@
           <w:i/>
           <w:iCs/>
         </w:rPr>
-        <w:t xml:space="preserve">absent from the delivered</w:t>
+        <w:t xml:space="preserve">absent from</w:t>
       </w:r>
       <w:r>
         <w:rPr>
@@ -5736,19 +6057,25 @@
           <w:i/>
           <w:iCs/>
         </w:rPr>
-        <w:t xml:space="preserve">geometry</w:t>
-      </w:r>
-      <w:r>
-        <w:t xml:space="preserve"> </w:t>
-      </w:r>
-      <w:r>
-        <w:t xml:space="preserve">— the dither offset field (the ground-truth delivered offset, measured independently of the flux)</w:t>
-      </w:r>
-      <w:r>
-        <w:t xml:space="preserve"> </w:t>
-      </w:r>
-      <w:r>
-        <w:t xml:space="preserve">shows the real DAR quadrupole but</w:t>
+        <w:t xml:space="preserve">the delivered geometry</w:t>
+      </w:r>
+      <w:r>
+        <w:t xml:space="preserve"> </w:t>
+      </w:r>
+      <w:r>
+        <w:t xml:space="preserve">— the dither offset field (the ground-truth</w:t>
+      </w:r>
+      <w:r>
+        <w:t xml:space="preserve"> </w:t>
+      </w:r>
+      <w:r>
+        <w:t xml:space="preserve">delivered offset, measured independently of the flux) shows the real</w:t>
+      </w:r>
+      <w:r>
+        <w:t xml:space="preserve"> </w:t>
+      </w:r>
+      <w:r>
+        <w:t xml:space="preserve">DAR quadrupole but</w:t>
       </w:r>
       <w:r>
         <w:t xml:space="preserve"> </w:t>
@@ -5764,7 +6091,13 @@
         <w:t xml:space="preserve"> </w:t>
       </w:r>
       <w:r>
-        <w:t xml:space="preserve">rotating dipole (the dipole-null established in</w:t>
+        <w:t xml:space="preserve">rotating dipole (the dipole-null established</w:t>
+      </w:r>
+      <w:r>
+        <w:t xml:space="preserve"> </w:t>
+      </w:r>
+      <w:r>
+        <w:t xml:space="preserve">in</w:t>
       </w:r>
       <w:r>
         <w:t xml:space="preserve"> </w:t>
@@ -5794,13 +6127,13 @@
         <w:t xml:space="preserve"> </w:t>
       </w:r>
       <w:r>
-        <w:t xml:space="preserve">quantity). So the dipole lives in the</w:t>
-      </w:r>
-      <w:r>
-        <w:t xml:space="preserve"> </w:t>
-      </w:r>
-      <w:r>
-        <w:t xml:space="preserve">sky-subtracted flux, not in the geometry these metrics are built from. That is the empirical basis for</w:t>
+        <w:t xml:space="preserve">quantity). So the dipole lives in the sky-subtracted flux, not in the</w:t>
+      </w:r>
+      <w:r>
+        <w:t xml:space="preserve"> </w:t>
+      </w:r>
+      <w:r>
+        <w:t xml:space="preserve">geometry these metrics are built from. That is the empirical basis for</w:t>
       </w:r>
       <w:r>
         <w:t xml:space="preserve"> </w:t>
@@ -5848,13 +6181,7 @@
         <w:t xml:space="preserve"> </w:t>
       </w:r>
       <w:r>
-        <w:t xml:space="preserve">inherits the artifact they were built to</w:t>
-      </w:r>
-      <w:r>
-        <w:t xml:space="preserve"> </w:t>
-      </w:r>
-      <w:r>
-        <w:t xml:space="preserve">avoid.</w:t>
+        <w:t xml:space="preserve">inherits the artifact they were built to avoid.</w:t>
       </w:r>
     </w:p>
     <w:bookmarkEnd w:id="16"/>
@@ -5889,7 +6216,13 @@
         <w:t xml:space="preserve"> </w:t>
       </w:r>
       <w:r>
-        <w:t xml:space="preserve">per-fiber offset δ_true → true</w:t>
+        <w:t xml:space="preserve">per-fiber offset</w:t>
+      </w:r>
+      <w:r>
+        <w:t xml:space="preserve"> </w:t>
+      </w:r>
+      <w:r>
+        <w:t xml:space="preserve">δ_true → true</w:t>
       </w:r>
       <w:r>
         <w:t xml:space="preserve"> </w:t>
@@ -5901,13 +6234,13 @@
         <w:t xml:space="preserve">FF_true = A(σ, δ_true)</w:t>
       </w:r>
       <w:r>
-        <w:t xml:space="preserve">.</w:t>
-      </w:r>
-      <w:r>
-        <w:t xml:space="preserve"> </w:t>
-      </w:r>
-      <w:r>
-        <w:t xml:space="preserve">Comparing the GFA-predicted (affine, edge-extrapolated)</w:t>
+        <w:t xml:space="preserve">. Comparing the GFA-predicted</w:t>
+      </w:r>
+      <w:r>
+        <w:t xml:space="preserve"> </w:t>
+      </w:r>
+      <w:r>
+        <w:t xml:space="preserve">(affine, edge-extrapolated)</w:t>
       </w:r>
       <w:r>
         <w:t xml:space="preserve"> </w:t>
@@ -5922,13 +6255,7 @@
         <w:t xml:space="preserve"> </w:t>
       </w:r>
       <w:r>
-        <w:t xml:space="preserve">to it:</w:t>
-      </w:r>
-      <w:r>
-        <w:t xml:space="preserve"> </w:t>
-      </w:r>
-      <w:r>
-        <w:t xml:space="preserve">-</w:t>
+        <w:t xml:space="preserve">to it: -</w:t>
       </w:r>
       <w:r>
         <w:t xml:space="preserve"> </w:t>
@@ -5944,13 +6271,13 @@
         <w:t xml:space="preserve"> </w:t>
       </w:r>
       <w:r>
-        <w:t xml:space="preserve">the affine extrapolation from the edge GFAs to the science field;</w:t>
-      </w:r>
-      <w:r>
-        <w:t xml:space="preserve"> </w:t>
-      </w:r>
-      <w:r>
-        <w:t xml:space="preserve">-</w:t>
+        <w:t xml:space="preserve">the affine</w:t>
+      </w:r>
+      <w:r>
+        <w:t xml:space="preserve"> </w:t>
+      </w:r>
+      <w:r>
+        <w:t xml:space="preserve">extrapolation from the edge GFAs to the science field; -</w:t>
       </w:r>
       <w:r>
         <w:t xml:space="preserve"> </w:t>
@@ -5966,13 +6293,7 @@
         <w:t xml:space="preserve"> </w:t>
       </w:r>
       <w:r>
-        <w:t xml:space="preserve">any bias/scale between predicted and true loss;</w:t>
-      </w:r>
-      <w:r>
-        <w:t xml:space="preserve"> </w:t>
-      </w:r>
-      <w:r>
-        <w:t xml:space="preserve">- the</w:t>
+        <w:t xml:space="preserve">any bias/scale between predicted and true loss; - the</w:t>
       </w:r>
       <w:r>
         <w:t xml:space="preserve"> </w:t>
@@ -5997,7 +6318,13 @@
         <w:t xml:space="preserve"> </w:t>
       </w:r>
       <w:r>
-        <w:t xml:space="preserve">quantifies the per-fiber part the GFA cannot see — i.e. the metric</w:t>
+        <w:t xml:space="preserve">quantifies the per-fiber part the GFA cannot see —</w:t>
+      </w:r>
+      <w:r>
+        <w:t xml:space="preserve"> </w:t>
+      </w:r>
+      <w:r>
+        <w:t xml:space="preserve">i.e. the metric</w:t>
       </w:r>
       <w:r>
         <w:t xml:space="preserve"> </w:t>
@@ -6013,7 +6340,13 @@
         <w:t xml:space="preserve"> </w:t>
       </w:r>
       <w:r>
-        <w:t xml:space="preserve">rather than asserting it.</w:t>
+        <w:t xml:space="preserve">rather than asserting</w:t>
+      </w:r>
+      <w:r>
+        <w:t xml:space="preserve"> </w:t>
+      </w:r>
+      <w:r>
+        <w:t xml:space="preserve">it.</w:t>
       </w:r>
     </w:p>
     <w:p>
@@ -6052,13 +6385,19 @@
         <w:t xml:space="preserve"> </w:t>
       </w:r>
       <w:r>
-        <w:t xml:space="preserve">part — a direct handle on the sky-subtraction artifact (and, in principle, a way to</w:t>
-      </w:r>
-      <w:r>
-        <w:t xml:space="preserve"> </w:t>
-      </w:r>
-      <w:r>
-        <w:t xml:space="preserve">de-artifact</w:t>
+        <w:t xml:space="preserve">part —</w:t>
+      </w:r>
+      <w:r>
+        <w:t xml:space="preserve"> </w:t>
+      </w:r>
+      <w:r>
+        <w:t xml:space="preserve">a direct handle on the sky-subtraction artifact (and, in principle, a</w:t>
+      </w:r>
+      <w:r>
+        <w:t xml:space="preserve"> </w:t>
+      </w:r>
+      <w:r>
+        <w:t xml:space="preserve">way to de-artifact</w:t>
       </w:r>
       <w:r>
         <w:t xml:space="preserve"> </w:t>
@@ -6105,13 +6444,19 @@
         <w:t xml:space="preserve"> </w:t>
       </w:r>
       <w:r>
-        <w:t xml:space="preserve">guide-star PSF/seeing per exposure (GFA reduction / ETC products); the affine offset</w:t>
-      </w:r>
-      <w:r>
-        <w:t xml:space="preserve"> </w:t>
-      </w:r>
-      <w:r>
-        <w:t xml:space="preserve">field from the per-exposure PlateMaker product</w:t>
+        <w:t xml:space="preserve">guide-star PSF/seeing per exposure (GFA</w:t>
+      </w:r>
+      <w:r>
+        <w:t xml:space="preserve"> </w:t>
+      </w:r>
+      <w:r>
+        <w:t xml:space="preserve">reduction / ETC products); the affine offset field from the</w:t>
+      </w:r>
+      <w:r>
+        <w:t xml:space="preserve"> </w:t>
+      </w:r>
+      <w:r>
+        <w:t xml:space="preserve">per-exposure PlateMaker product</w:t>
       </w:r>
       <w:r>
         <w:t xml:space="preserve"> </w:t>
@@ -6147,13 +6492,7 @@
         <w:t xml:space="preserve"> </w:t>
       </w:r>
       <w:r>
-        <w:t xml:space="preserve">residuals — the same</w:t>
-      </w:r>
-      <w:r>
-        <w:t xml:space="preserve"> </w:t>
-      </w:r>
-      <w:r>
-        <w:t xml:space="preserve">source used for the</w:t>
+        <w:t xml:space="preserve">residuals — the same source used for the</w:t>
       </w:r>
       <w:r>
         <w:t xml:space="preserve"> </w:t>
@@ -6168,7 +6507,13 @@
         <w:t xml:space="preserve"> </w:t>
       </w:r>
       <w:r>
-        <w:t xml:space="preserve">guide-star cross-check); the acceptance model from</w:t>
+        <w:t xml:space="preserve">guide-star</w:t>
+      </w:r>
+      <w:r>
+        <w:t xml:space="preserve"> </w:t>
+      </w:r>
+      <w:r>
+        <w:t xml:space="preserve">cross-check); the acceptance model from</w:t>
       </w:r>
       <w:r>
         <w:t xml:space="preserve"> </w:t>
@@ -6207,7 +6552,13 @@
         <w:t xml:space="preserve"> </w:t>
       </w:r>
       <w:r>
-        <w:t xml:space="preserve">(σ, δ in μm via the platescale).</w:t>
+        <w:t xml:space="preserve">(σ, δ in μm via the</w:t>
+      </w:r>
+      <w:r>
+        <w:t xml:space="preserve"> </w:t>
+      </w:r>
+      <w:r>
+        <w:t xml:space="preserve">platescale).</w:t>
       </w:r>
     </w:p>
     <w:p>
@@ -6229,13 +6580,19 @@
         <w:t xml:space="preserve"> </w:t>
       </w:r>
       <w:r>
-        <w:t xml:space="preserve">σ_eff ≈ 52 μm was the effective acceptance scale found in the DAR study (fiber-size</w:t>
-      </w:r>
-      <w:r>
-        <w:t xml:space="preserve"> </w:t>
-      </w:r>
-      <w:r>
-        <w:t xml:space="preserve">dominated at DESI seeing); use the real</w:t>
+        <w:t xml:space="preserve">σ_eff ≈ 52 μm was the effective acceptance scale</w:t>
+      </w:r>
+      <w:r>
+        <w:t xml:space="preserve"> </w:t>
+      </w:r>
+      <w:r>
+        <w:t xml:space="preserve">found in the DAR study (fiber-size dominated at DESI seeing); use the</w:t>
+      </w:r>
+      <w:r>
+        <w:t xml:space="preserve"> </w:t>
+      </w:r>
+      <w:r>
+        <w:t xml:space="preserve">real</w:t>
       </w:r>
       <w:r>
         <w:t xml:space="preserve"> </w:t>
@@ -6278,7 +6635,13 @@
         <w:t xml:space="preserve"> </w:t>
       </w:r>
       <w:r>
-        <w:t xml:space="preserve">the dither offset field (</w:t>
+        <w:t xml:space="preserve">the dither offset field</w:t>
+      </w:r>
+      <w:r>
+        <w:t xml:space="preserve"> </w:t>
+      </w:r>
+      <w:r>
+        <w:t xml:space="preserve">(</w:t>
       </w:r>
       <w:r>
         <w:rPr>
@@ -6290,13 +6653,13 @@
         <w:t xml:space="preserve"> </w:t>
       </w:r>
       <w:r>
-        <w:t xml:space="preserve">machinery)</w:t>
-      </w:r>
-      <w:r>
-        <w:t xml:space="preserve"> </w:t>
-      </w:r>
-      <w:r>
-        <w:t xml:space="preserve">on overlap nights; and</w:t>
+        <w:t xml:space="preserve">machinery) on</w:t>
+      </w:r>
+      <w:r>
+        <w:t xml:space="preserve"> </w:t>
+      </w:r>
+      <w:r>
+        <w:t xml:space="preserve">overlap nights; and</w:t>
       </w:r>
       <w:r>
         <w:t xml:space="preserve"> </w:t>
@@ -6335,13 +6698,13 @@
         <w:t xml:space="preserve"> </w:t>
       </w:r>
       <w:r>
-        <w:t xml:space="preserve">as the known low-order pattern the</w:t>
-      </w:r>
-      <w:r>
-        <w:t xml:space="preserve"> </w:t>
-      </w:r>
-      <w:r>
-        <w:t xml:space="preserve">demeaned-mode metric must reproduce.</w:t>
+        <w:t xml:space="preserve">as</w:t>
+      </w:r>
+      <w:r>
+        <w:t xml:space="preserve"> </w:t>
+      </w:r>
+      <w:r>
+        <w:t xml:space="preserve">the known low-order pattern the demeaned-mode metric must reproduce.</w:t>
       </w:r>
     </w:p>
     <w:bookmarkEnd w:id="19"/>
@@ -6359,7 +6722,13 @@
         <w:pStyle w:val="FirstParagraph"/>
       </w:pPr>
       <w:r>
-        <w:t xml:space="preserve">The two outputs answer different physical questions. Pick by what the study’s driver acts on.</w:t>
+        <w:t xml:space="preserve">The two outputs answer different physical questions. Pick by what the</w:t>
+      </w:r>
+      <w:r>
+        <w:t xml:space="preserve"> </w:t>
+      </w:r>
+      <w:r>
+        <w:t xml:space="preserve">study’s driver acts on.</w:t>
       </w:r>
     </w:p>
     <w:p>
@@ -6369,16 +6738,10 @@
       <w:r>
         <w:rPr>
           <w:rStyle w:val="VerbatimChar"/>
-          <w:b/>
-          <w:bCs/>
         </w:rPr>
         <w:t xml:space="preserve">L_see</w:t>
       </w:r>
       <w:r>
-        <w:rPr>
-          <w:b/>
-          <w:bCs/>
-        </w:rPr>
         <w:t xml:space="preserve"> </w:t>
       </w:r>
       <w:r>
@@ -6392,7 +6755,13 @@
         <w:t xml:space="preserve"> </w:t>
       </w:r>
       <w:r>
-        <w:t xml:space="preserve">Use when the effect acts on the PSF</w:t>
+        <w:t xml:space="preserve">Use when the effect acts on the</w:t>
+      </w:r>
+      <w:r>
+        <w:t xml:space="preserve"> </w:t>
+      </w:r>
+      <w:r>
+        <w:t xml:space="preserve">PSF</w:t>
       </w:r>
       <w:r>
         <w:t xml:space="preserve"> </w:t>
@@ -6408,37 +6777,43 @@
         <w:t xml:space="preserve"> </w:t>
       </w:r>
       <w:r>
-        <w:t xml:space="preserve">/ the whole focal plane at</w:t>
-      </w:r>
-      <w:r>
-        <w:t xml:space="preserve"> </w:t>
-      </w:r>
-      <w:r>
-        <w:t xml:space="preserve">once and you want a single per-exposure loss number to regress against an external variable. It is artifact-free,</w:t>
-      </w:r>
-      <w:r>
-        <w:t xml:space="preserve"> </w:t>
-      </w:r>
-      <w:r>
-        <w:t xml:space="preserve">uses no offset and no round-trip — the reliable choice for external-influence studies.</w:t>
-      </w:r>
-      <w:r>
-        <w:t xml:space="preserve"> </w:t>
-      </w:r>
-      <w:r>
-        <w:t xml:space="preserve">- Mirror–air ΔT → mirror seeing → PSF broadening → loss (the immediate use case).</w:t>
-      </w:r>
-      <w:r>
-        <w:t xml:space="preserve"> </w:t>
-      </w:r>
-      <w:r>
-        <w:t xml:space="preserve">- Dome seeing; ambient temperature; humidity / condensation effects on image quality.</w:t>
-      </w:r>
-      <w:r>
-        <w:t xml:space="preserve"> </w:t>
-      </w:r>
-      <w:r>
-        <w:t xml:space="preserve">- Wind where the effect is image</w:t>
+        <w:t xml:space="preserve">/ the whole focal plane at once and you want a single</w:t>
+      </w:r>
+      <w:r>
+        <w:t xml:space="preserve"> </w:t>
+      </w:r>
+      <w:r>
+        <w:t xml:space="preserve">per-exposure loss number to regress against an external variable. It is</w:t>
+      </w:r>
+      <w:r>
+        <w:t xml:space="preserve"> </w:t>
+      </w:r>
+      <w:r>
+        <w:t xml:space="preserve">artifact-free, uses no offset and no round-trip — the reliable choice</w:t>
+      </w:r>
+      <w:r>
+        <w:t xml:space="preserve"> </w:t>
+      </w:r>
+      <w:r>
+        <w:t xml:space="preserve">for external-influence studies. - Mirror–air ΔT → mirror seeing → PSF</w:t>
+      </w:r>
+      <w:r>
+        <w:t xml:space="preserve"> </w:t>
+      </w:r>
+      <w:r>
+        <w:t xml:space="preserve">broadening → loss (the immediate use case). - Dome seeing; ambient</w:t>
+      </w:r>
+      <w:r>
+        <w:t xml:space="preserve"> </w:t>
+      </w:r>
+      <w:r>
+        <w:t xml:space="preserve">temperature; humidity / condensation effects on image quality. - Wind</w:t>
+      </w:r>
+      <w:r>
+        <w:t xml:space="preserve"> </w:t>
+      </w:r>
+      <w:r>
+        <w:t xml:space="preserve">where the effect is image</w:t>
       </w:r>
       <w:r>
         <w:t xml:space="preserve"> </w:t>
@@ -6454,19 +6829,19 @@
         <w:t xml:space="preserve"> </w:t>
       </w:r>
       <w:r>
-        <w:t xml:space="preserve">(shake / turbulence broadening), not a coherent pointing shift.</w:t>
-      </w:r>
-      <w:r>
-        <w:t xml:space="preserve"> </w:t>
-      </w:r>
-      <w:r>
-        <w:t xml:space="preserve">- Time / seasonal trends in seeing-driven throughput; sanity-checking the ETC’s delivered image quality.</w:t>
-      </w:r>
-      <w:r>
-        <w:t xml:space="preserve"> </w:t>
-      </w:r>
-      <w:r>
-        <w:t xml:space="preserve">-</w:t>
+        <w:t xml:space="preserve">(shake / turbulence broadening),</w:t>
+      </w:r>
+      <w:r>
+        <w:t xml:space="preserve"> </w:t>
+      </w:r>
+      <w:r>
+        <w:t xml:space="preserve">not a coherent pointing shift. - Time / seasonal trends in seeing-driven</w:t>
+      </w:r>
+      <w:r>
+        <w:t xml:space="preserve"> </w:t>
+      </w:r>
+      <w:r>
+        <w:t xml:space="preserve">throughput; sanity-checking the ETC’s delivered image quality. -</w:t>
       </w:r>
       <w:r>
         <w:t xml:space="preserve"> </w:t>
@@ -6476,13 +6851,33 @@
           <w:i/>
           <w:iCs/>
         </w:rPr>
-        <w:t xml:space="preserve">Not for:</w:t>
-      </w:r>
-      <w:r>
-        <w:t xml:space="preserve"> </w:t>
-      </w:r>
-      <w:r>
-        <w:t xml:space="preserve">the DAR field pattern or any pointing/offset-driven structure — that is</w:t>
+        <w:t xml:space="preserve">Not</w:t>
+      </w:r>
+      <w:r>
+        <w:rPr>
+          <w:i/>
+          <w:iCs/>
+        </w:rPr>
+        <w:t xml:space="preserve"> </w:t>
+      </w:r>
+      <w:r>
+        <w:rPr>
+          <w:i/>
+          <w:iCs/>
+        </w:rPr>
+        <w:t xml:space="preserve">for:</w:t>
+      </w:r>
+      <w:r>
+        <w:t xml:space="preserve"> </w:t>
+      </w:r>
+      <w:r>
+        <w:t xml:space="preserve">the DAR field pattern or any pointing/offset-driven structure —</w:t>
+      </w:r>
+      <w:r>
+        <w:t xml:space="preserve"> </w:t>
+      </w:r>
+      <w:r>
+        <w:t xml:space="preserve">that is</w:t>
       </w:r>
       <w:r>
         <w:t xml:space="preserve"> </w:t>
@@ -6504,16 +6899,10 @@
       <w:r>
         <w:rPr>
           <w:rStyle w:val="VerbatimChar"/>
-          <w:b/>
-          <w:bCs/>
         </w:rPr>
         <w:t xml:space="preserve">L_field</w:t>
       </w:r>
       <w:r>
-        <w:rPr>
-          <w:b/>
-          <w:bCs/>
-        </w:rPr>
         <w:t xml:space="preserve"> </w:t>
       </w:r>
       <w:r>
@@ -6527,7 +6916,13 @@
         <w:t xml:space="preserve"> </w:t>
       </w:r>
       <w:r>
-        <w:t xml:space="preserve">Use when you care how the loss varies</w:t>
+        <w:t xml:space="preserve">Use when you care how the</w:t>
+      </w:r>
+      <w:r>
+        <w:t xml:space="preserve"> </w:t>
+      </w:r>
+      <w:r>
+        <w:t xml:space="preserve">loss varies</w:t>
       </w:r>
       <w:r>
         <w:t xml:space="preserve"> </w:t>
@@ -6543,43 +6938,31 @@
         <w:t xml:space="preserve"> </w:t>
       </w:r>
       <w:r>
-        <w:t xml:space="preserve">from a</w:t>
-      </w:r>
-      <w:r>
-        <w:t xml:space="preserve"> </w:t>
-      </w:r>
-      <w:r>
-        <w:t xml:space="preserve">coherent offset distortion, not the whole-array level.</w:t>
-      </w:r>
-      <w:r>
-        <w:t xml:space="preserve"> </w:t>
-      </w:r>
-      <w:r>
-        <w:t xml:space="preserve">- Characterizing / monitoring the DAR compression pattern; validating the DAR model or PlateMaker against the</w:t>
-      </w:r>
-      <w:r>
-        <w:t xml:space="preserve"> </w:t>
-      </w:r>
-      <w:r>
-        <w:t xml:space="preserve">delivered field.</w:t>
-      </w:r>
-      <w:r>
-        <w:t xml:space="preserve"> </w:t>
-      </w:r>
-      <w:r>
-        <w:t xml:space="preserve">- Field-pattern anomaly searches — e.g. a rotator / hexapod / mount issue imprinting an unexpected low-order</w:t>
-      </w:r>
-      <w:r>
-        <w:t xml:space="preserve"> </w:t>
-      </w:r>
-      <w:r>
-        <w:t xml:space="preserve">pattern.</w:t>
-      </w:r>
-      <w:r>
-        <w:t xml:space="preserve"> </w:t>
-      </w:r>
-      <w:r>
-        <w:t xml:space="preserve">- Reliable for</w:t>
+        <w:t xml:space="preserve">from a coherent offset distortion, not</w:t>
+      </w:r>
+      <w:r>
+        <w:t xml:space="preserve"> </w:t>
+      </w:r>
+      <w:r>
+        <w:t xml:space="preserve">the whole-array level. - Characterizing / monitoring the DAR compression</w:t>
+      </w:r>
+      <w:r>
+        <w:t xml:space="preserve"> </w:t>
+      </w:r>
+      <w:r>
+        <w:t xml:space="preserve">pattern; validating the DAR model or PlateMaker against the delivered</w:t>
+      </w:r>
+      <w:r>
+        <w:t xml:space="preserve"> </w:t>
+      </w:r>
+      <w:r>
+        <w:t xml:space="preserve">field. - Field-pattern anomaly searches — e.g. a rotator / hexapod /</w:t>
+      </w:r>
+      <w:r>
+        <w:t xml:space="preserve"> </w:t>
+      </w:r>
+      <w:r>
+        <w:t xml:space="preserve">mount issue imprinting an unexpected low-order pattern. - Reliable for</w:t>
       </w:r>
       <w:r>
         <w:t xml:space="preserve"> </w:t>
@@ -6611,19 +6994,13 @@
         <w:t xml:space="preserve"> </w:t>
       </w:r>
       <w:r>
-        <w:t xml:space="preserve">magnitude is validated at</w:t>
-      </w:r>
-      <w:r>
-        <w:t xml:space="preserve"> </w:t>
-      </w:r>
-      <w:r>
-        <w:t xml:space="preserve">am ≲ 1.6 and bracketed 11–16 μm at am &gt; 1.8 (§3.3). Blind to per-fiber / high-order structure.</w:t>
-      </w:r>
-      <w:r>
-        <w:t xml:space="preserve"> </w:t>
-      </w:r>
-      <w:r>
-        <w:t xml:space="preserve">-</w:t>
+        <w:t xml:space="preserve">magnitude is validated at am ≲ 1.6 and bracketed 11–16 μm at am &gt; 1.8</w:t>
+      </w:r>
+      <w:r>
+        <w:t xml:space="preserve"> </w:t>
+      </w:r>
+      <w:r>
+        <w:t xml:space="preserve">(§3.3). Blind to per-fiber / high-order structure. -</w:t>
       </w:r>
       <w:r>
         <w:t xml:space="preserve"> </w:t>
@@ -6669,19 +7046,31 @@
         <w:t xml:space="preserve"> </w:t>
       </w:r>
       <w:r>
-        <w:t xml:space="preserve">Per-fiber offsets, per-petal patterns, or any high-order (beyond affine)</w:t>
-      </w:r>
-      <w:r>
-        <w:t xml:space="preserve"> </w:t>
-      </w:r>
-      <w:r>
-        <w:t xml:space="preserve">structure are below the edge-GFA affine scope (§2). Those require the dither offset field (sparse, special</w:t>
-      </w:r>
-      <w:r>
-        <w:t xml:space="preserve"> </w:t>
-      </w:r>
-      <w:r>
-        <w:t xml:space="preserve">sequences), which is also the calibrator / ground truth for</w:t>
+        <w:t xml:space="preserve">Per-fiber offsets, per-petal</w:t>
+      </w:r>
+      <w:r>
+        <w:t xml:space="preserve"> </w:t>
+      </w:r>
+      <w:r>
+        <w:t xml:space="preserve">patterns, or any high-order (beyond affine) structure are below the</w:t>
+      </w:r>
+      <w:r>
+        <w:t xml:space="preserve"> </w:t>
+      </w:r>
+      <w:r>
+        <w:t xml:space="preserve">edge-GFA affine scope (§2). Those require the dither offset field</w:t>
+      </w:r>
+      <w:r>
+        <w:t xml:space="preserve"> </w:t>
+      </w:r>
+      <w:r>
+        <w:t xml:space="preserve">(sparse, special sequences), which is also the calibrator / ground truth</w:t>
+      </w:r>
+      <w:r>
+        <w:t xml:space="preserve"> </w:t>
+      </w:r>
+      <w:r>
+        <w:t xml:space="preserve">for</w:t>
       </w:r>
       <w:r>
         <w:t xml:space="preserve"> </w:t>
@@ -6785,17 +7174,1307 @@
         <w:t xml:space="preserve">L_field</w:t>
       </w:r>
       <w:r>
-        <w:t xml:space="preserve">; per-fiber /</w:t>
-      </w:r>
-      <w:r>
-        <w:t xml:space="preserve"> </w:t>
-      </w:r>
-      <w:r>
-        <w:t xml:space="preserve">high-order → dither.</w:t>
+        <w:t xml:space="preserve">; per-fiber / high-order → dither.</w:t>
       </w:r>
     </w:p>
     <w:bookmarkEnd w:id="20"/>
+    <w:bookmarkStart w:id="21" w:name="using-the-metrics-the-exposure-api"/>
+    <w:p>
+      <w:pPr>
+        <w:pStyle w:val="Heading2"/>
+      </w:pPr>
+      <w:r>
+        <w:t xml:space="preserve">7. Using the metrics — the</w:t>
+      </w:r>
+      <w:r>
+        <w:t xml:space="preserve"> </w:t>
+      </w:r>
+      <w:r>
+        <w:rPr>
+          <w:rStyle w:val="VerbatimChar"/>
+        </w:rPr>
+        <w:t xml:space="preserve">Exposure</w:t>
+      </w:r>
+      <w:r>
+        <w:t xml:space="preserve"> </w:t>
+      </w:r>
+      <w:r>
+        <w:t xml:space="preserve">API</w:t>
+      </w:r>
+    </w:p>
+    <w:p>
+      <w:pPr>
+        <w:pStyle w:val="FirstParagraph"/>
+      </w:pPr>
+      <w:r>
+        <w:t xml:space="preserve">Both metrics are exposed as cached properties on</w:t>
+      </w:r>
+      <w:r>
+        <w:t xml:space="preserve"> </w:t>
+      </w:r>
+      <w:r>
+        <w:rPr>
+          <w:rStyle w:val="VerbatimChar"/>
+        </w:rPr>
+        <w:t xml:space="preserve">telemetry_mining.Exposure</w:t>
+      </w:r>
+      <w:r>
+        <w:t xml:space="preserve">, so the common case is a one-liner:</w:t>
+      </w:r>
+    </w:p>
+    <w:p>
+      <w:pPr>
+        <w:pStyle w:val="SourceCode"/>
+      </w:pPr>
+      <w:r>
+        <w:rPr>
+          <w:rStyle w:val="ImportTok"/>
+        </w:rPr>
+        <w:t xml:space="preserve">from</w:t>
+      </w:r>
+      <w:r>
+        <w:rPr>
+          <w:rStyle w:val="NormalTok"/>
+        </w:rPr>
+        <w:t xml:space="preserve"> telemetry_mining </w:t>
+      </w:r>
+      <w:r>
+        <w:rPr>
+          <w:rStyle w:val="ImportTok"/>
+        </w:rPr>
+        <w:t xml:space="preserve">import</w:t>
+      </w:r>
+      <w:r>
+        <w:rPr>
+          <w:rStyle w:val="NormalTok"/>
+        </w:rPr>
+        <w:t xml:space="preserve"> Exposure</w:t>
+      </w:r>
+      <w:r>
+        <w:br/>
+      </w:r>
+      <w:r>
+        <w:rPr>
+          <w:rStyle w:val="NormalTok"/>
+        </w:rPr>
+        <w:t xml:space="preserve">exp </w:t>
+      </w:r>
+      <w:r>
+        <w:rPr>
+          <w:rStyle w:val="OperatorTok"/>
+        </w:rPr>
+        <w:t xml:space="preserve">=</w:t>
+      </w:r>
+      <w:r>
+        <w:rPr>
+          <w:rStyle w:val="NormalTok"/>
+        </w:rPr>
+        <w:t xml:space="preserve"> Exposure(</w:t>
+      </w:r>
+      <w:r>
+        <w:rPr>
+          <w:rStyle w:val="DecValTok"/>
+        </w:rPr>
+        <w:t xml:space="preserve">255020</w:t>
+      </w:r>
+      <w:r>
+        <w:rPr>
+          <w:rStyle w:val="NormalTok"/>
+        </w:rPr>
+        <w:t xml:space="preserve">)</w:t>
+      </w:r>
+      <w:r>
+        <w:br/>
+      </w:r>
+      <w:r>
+        <w:rPr>
+          <w:rStyle w:val="NormalTok"/>
+        </w:rPr>
+        <w:t xml:space="preserve">exp.L_see      </w:t>
+      </w:r>
+      <w:r>
+        <w:rPr>
+          <w:rStyle w:val="CommentTok"/>
+        </w:rPr>
+        <w:t xml:space="preserve"># -&gt; float: whole-array seeing loss level, or None</w:t>
+      </w:r>
+      <w:r>
+        <w:br/>
+      </w:r>
+      <w:r>
+        <w:rPr>
+          <w:rStyle w:val="NormalTok"/>
+        </w:rPr>
+        <w:t xml:space="preserve">exp.L_field    </w:t>
+      </w:r>
+      <w:r>
+        <w:rPr>
+          <w:rStyle w:val="CommentTok"/>
+        </w:rPr>
+        <w:t xml:space="preserve"># -&gt; float: DAR field-distortion loss, or None</w:t>
+      </w:r>
+    </w:p>
+    <w:p>
+      <w:pPr>
+        <w:pStyle w:val="FirstParagraph"/>
+      </w:pPr>
+      <w:r>
+        <w:rPr>
+          <w:b/>
+          <w:bCs/>
+        </w:rPr>
+        <w:t xml:space="preserve">What you get.</w:t>
+      </w:r>
+      <w:r>
+        <w:t xml:space="preserve"> </w:t>
+      </w:r>
+      <w:r>
+        <w:t xml:space="preserve">Each returns a single</w:t>
+      </w:r>
+      <w:r>
+        <w:t xml:space="preserve"> </w:t>
+      </w:r>
+      <w:r>
+        <w:rPr>
+          <w:rStyle w:val="VerbatimChar"/>
+        </w:rPr>
+        <w:t xml:space="preserve">float</w:t>
+      </w:r>
+      <w:r>
+        <w:t xml:space="preserve"> </w:t>
+      </w:r>
+      <w:r>
+        <w:t xml:space="preserve">per exposure, or</w:t>
+      </w:r>
+      <w:r>
+        <w:t xml:space="preserve"> </w:t>
+      </w:r>
+      <w:r>
+        <w:rPr>
+          <w:rStyle w:val="VerbatimChar"/>
+        </w:rPr>
+        <w:t xml:space="preserve">None</w:t>
+      </w:r>
+      <w:r>
+        <w:t xml:space="preserve"> </w:t>
+      </w:r>
+      <w:r>
+        <w:t xml:space="preserve">when the metric can’t be produced for</w:t>
+      </w:r>
+      <w:r>
+        <w:t xml:space="preserve"> </w:t>
+      </w:r>
+      <w:r>
+        <w:t xml:space="preserve">that exposure (see</w:t>
+      </w:r>
+      <w:r>
+        <w:t xml:space="preserve"> </w:t>
+      </w:r>
+      <w:r>
+        <w:rPr>
+          <w:i/>
+          <w:iCs/>
+        </w:rPr>
+        <w:t xml:space="preserve">Coverage</w:t>
+      </w:r>
+      <w:r>
+        <w:t xml:space="preserve"> </w:t>
+      </w:r>
+      <w:r>
+        <w:t xml:space="preserve">below) — the module’s standard</w:t>
+      </w:r>
+      <w:r>
+        <w:t xml:space="preserve"> </w:t>
+      </w:r>
+      <w:r>
+        <w:t xml:space="preserve">“None means unavailable”</w:t>
+      </w:r>
+      <w:r>
+        <w:t xml:space="preserve"> </w:t>
+      </w:r>
+      <w:r>
+        <w:t xml:space="preserve">contract, so you can skip</w:t>
+      </w:r>
+      <w:r>
+        <w:t xml:space="preserve"> </w:t>
+      </w:r>
+      <w:r>
+        <w:rPr>
+          <w:rStyle w:val="VerbatimChar"/>
+        </w:rPr>
+        <w:t xml:space="preserve">None</w:t>
+      </w:r>
+      <w:r>
+        <w:t xml:space="preserve">s rather than guard against exceptions.</w:t>
+      </w:r>
+    </w:p>
+    <w:p>
+      <w:pPr>
+        <w:pStyle w:val="BodyText"/>
+      </w:pPr>
+      <w:r>
+        <w:rPr>
+          <w:b/>
+          <w:bCs/>
+        </w:rPr>
+        <w:t xml:space="preserve">How the value is produced — compute-direct, then fall back.</w:t>
+      </w:r>
+      <w:r>
+        <w:t xml:space="preserve"> </w:t>
+      </w:r>
+      <w:r>
+        <w:t xml:space="preserve">Each property first tries to compute the metric</w:t>
+      </w:r>
+      <w:r>
+        <w:t xml:space="preserve"> </w:t>
+      </w:r>
+      <w:r>
+        <w:rPr>
+          <w:i/>
+          <w:iCs/>
+        </w:rPr>
+        <w:t xml:space="preserve">directly</w:t>
+      </w:r>
+      <w:r>
+        <w:t xml:space="preserve"> </w:t>
+      </w:r>
+      <w:r>
+        <w:t xml:space="preserve">from the offline inputs; if those aren’t available at this site (or</w:t>
+      </w:r>
+      <w:r>
+        <w:t xml:space="preserve"> </w:t>
+      </w:r>
+      <w:r>
+        <w:rPr>
+          <w:rStyle w:val="VerbatimChar"/>
+        </w:rPr>
+        <w:t xml:space="preserve">desimodel</w:t>
+      </w:r>
+      <w:r>
+        <w:t xml:space="preserve"> </w:t>
+      </w:r>
+      <w:r>
+        <w:t xml:space="preserve">isn’t installed) it</w:t>
+      </w:r>
+      <w:r>
+        <w:t xml:space="preserve"> </w:t>
+      </w:r>
+      <w:r>
+        <w:t xml:space="preserve">falls back to a precomputed</w:t>
+      </w:r>
+      <w:r>
+        <w:t xml:space="preserve"> </w:t>
+      </w:r>
+      <w:r>
+        <w:rPr>
+          <w:rStyle w:val="VerbatimChar"/>
+        </w:rPr>
+        <w:t xml:space="preserve">fiber_loss_metrics</w:t>
+      </w:r>
+      <w:r>
+        <w:t xml:space="preserve"> </w:t>
+      </w:r>
+      <w:r>
+        <w:t xml:space="preserve">table</w:t>
+      </w:r>
+      <w:r>
+        <w:t xml:space="preserve"> </w:t>
+      </w:r>
+      <w:r>
+        <w:rPr>
+          <w:i/>
+          <w:iCs/>
+        </w:rPr>
+        <w:t xml:space="preserve">if one is registered</w:t>
+      </w:r>
+      <w:r>
+        <w:t xml:space="preserve">; otherwise it returns</w:t>
+      </w:r>
+      <w:r>
+        <w:t xml:space="preserve"> </w:t>
+      </w:r>
+      <w:r>
+        <w:rPr>
+          <w:rStyle w:val="VerbatimChar"/>
+        </w:rPr>
+        <w:t xml:space="preserve">None</w:t>
+      </w:r>
+      <w:r>
+        <w:t xml:space="preserve">:</w:t>
+      </w:r>
+    </w:p>
+    <w:p>
+      <w:pPr>
+        <w:pStyle w:val="BlockText"/>
+      </w:pPr>
+      <w:r>
+        <w:rPr>
+          <w:b/>
+          <w:bCs/>
+        </w:rPr>
+        <w:t xml:space="preserve">direct compute → registered</w:t>
+      </w:r>
+      <w:r>
+        <w:rPr>
+          <w:b/>
+          <w:bCs/>
+        </w:rPr>
+        <w:t xml:space="preserve"> </w:t>
+      </w:r>
+      <w:r>
+        <w:rPr>
+          <w:rStyle w:val="VerbatimChar"/>
+          <w:b/>
+          <w:bCs/>
+        </w:rPr>
+        <w:t xml:space="preserve">fiber_loss_metrics</w:t>
+      </w:r>
+      <w:r>
+        <w:rPr>
+          <w:b/>
+          <w:bCs/>
+        </w:rPr>
+        <w:t xml:space="preserve"> </w:t>
+      </w:r>
+      <w:r>
+        <w:rPr>
+          <w:b/>
+          <w:bCs/>
+        </w:rPr>
+        <w:t xml:space="preserve">table →</w:t>
+      </w:r>
+      <w:r>
+        <w:rPr>
+          <w:b/>
+          <w:bCs/>
+        </w:rPr>
+        <w:t xml:space="preserve"> </w:t>
+      </w:r>
+      <w:r>
+        <w:rPr>
+          <w:rStyle w:val="VerbatimChar"/>
+          <w:b/>
+          <w:bCs/>
+        </w:rPr>
+        <w:t xml:space="preserve">None</w:t>
+      </w:r>
+    </w:p>
+    <w:p>
+      <w:pPr>
+        <w:pStyle w:val="FirstParagraph"/>
+      </w:pPr>
+      <w:r>
+        <w:t xml:space="preserve">This is what lets the</w:t>
+      </w:r>
+      <w:r>
+        <w:t xml:space="preserve"> </w:t>
+      </w:r>
+      <w:r>
+        <w:rPr>
+          <w:i/>
+          <w:iCs/>
+        </w:rPr>
+        <w:t xml:space="preserve">same attribute</w:t>
+      </w:r>
+      <w:r>
+        <w:t xml:space="preserve"> </w:t>
+      </w:r>
+      <w:r>
+        <w:t xml:space="preserve">work at NERSC (direct) and at KPNO (table). You don’t choose the path —</w:t>
+      </w:r>
+      <w:r>
+        <w:t xml:space="preserve"> </w:t>
+      </w:r>
+      <w:r>
+        <w:t xml:space="preserve">the property does. The two paths return identical values (the precompute script and the live attribute share</w:t>
+      </w:r>
+      <w:r>
+        <w:t xml:space="preserve"> </w:t>
+      </w:r>
+      <w:r>
+        <w:t xml:space="preserve">one implementation,</w:t>
+      </w:r>
+      <w:r>
+        <w:t xml:space="preserve"> </w:t>
+      </w:r>
+      <w:r>
+        <w:rPr>
+          <w:rStyle w:val="VerbatimChar"/>
+        </w:rPr>
+        <w:t xml:space="preserve">telemetry_mining.fiber_loss</w:t>
+      </w:r>
+      <w:r>
+        <w:t xml:space="preserve">).</w:t>
+      </w:r>
+    </w:p>
+    <w:p>
+      <w:pPr>
+        <w:pStyle w:val="BodyText"/>
+      </w:pPr>
+      <w:r>
+        <w:rPr>
+          <w:b/>
+          <w:bCs/>
+        </w:rPr>
+        <w:t xml:space="preserve">What each needs (direct path):</w:t>
+      </w:r>
+    </w:p>
+    <w:tbl>
+      <w:tblPr>
+        <w:tblStyle w:val="Table"/>
+        <w:tblW w:type="pct" w:w="5000"/>
+        <w:tblLayout w:type="fixed"/>
+        <w:tblLook w:firstRow="1" w:lastRow="0" w:firstColumn="0" w:lastColumn="0" w:noHBand="0" w:noVBand="0" w:val="0020"/>
+      </w:tblPr>
+      <w:tblGrid>
+        <w:gridCol w:w="2640"/>
+        <w:gridCol w:w="2640"/>
+        <w:gridCol w:w="2640"/>
+      </w:tblGrid>
+      <w:tr>
+        <w:trPr>
+          <w:tblHeader w:val="on"/>
+        </w:trPr>
+        <w:tc>
+          <w:tcPr/>
+          <w:p>
+            <w:pPr>
+              <w:pStyle w:val="Compact"/>
+            </w:pPr>
+            <w:r>
+              <w:t xml:space="preserve">metric</w:t>
+            </w:r>
+          </w:p>
+        </w:tc>
+        <w:tc>
+          <w:tcPr/>
+          <w:p>
+            <w:pPr>
+              <w:pStyle w:val="Compact"/>
+            </w:pPr>
+            <w:r>
+              <w:t xml:space="preserve">inputs</w:t>
+            </w:r>
+          </w:p>
+        </w:tc>
+        <w:tc>
+          <w:tcPr/>
+          <w:p>
+            <w:pPr>
+              <w:pStyle w:val="Compact"/>
+            </w:pPr>
+            <w:r>
+              <w:t xml:space="preserve">needs</w:t>
+            </w:r>
+            <w:r>
+              <w:t xml:space="preserve"> </w:t>
+            </w:r>
+            <w:r>
+              <w:rPr>
+                <w:rStyle w:val="VerbatimChar"/>
+              </w:rPr>
+              <w:t xml:space="preserve">desimodel</w:t>
+            </w:r>
+          </w:p>
+        </w:tc>
+      </w:tr>
+      <w:tr>
+        <w:tc>
+          <w:tcPr/>
+          <w:p>
+            <w:pPr>
+              <w:pStyle w:val="Compact"/>
+            </w:pPr>
+            <w:r>
+              <w:rPr>
+                <w:rStyle w:val="VerbatimChar"/>
+              </w:rPr>
+              <w:t xml:space="preserve">L_see</w:t>
+            </w:r>
+          </w:p>
+        </w:tc>
+        <w:tc>
+          <w:tcPr/>
+          <w:p>
+            <w:pPr>
+              <w:pStyle w:val="Compact"/>
+            </w:pPr>
+            <w:r>
+              <w:t xml:space="preserve">offline GFA seeing (</w:t>
+            </w:r>
+            <w:r>
+              <w:rPr>
+                <w:rStyle w:val="VerbatimChar"/>
+              </w:rPr>
+              <w:t xml:space="preserve">FWHM_ASEC</w:t>
+            </w:r>
+            <w:r>
+              <w:t xml:space="preserve">)</w:t>
+            </w:r>
+          </w:p>
+        </w:tc>
+        <w:tc>
+          <w:tcPr/>
+          <w:p>
+            <w:pPr>
+              <w:pStyle w:val="Compact"/>
+            </w:pPr>
+            <w:r>
+              <w:t xml:space="preserve">yes (FastFiberAcceptance + platescale)</w:t>
+            </w:r>
+          </w:p>
+        </w:tc>
+      </w:tr>
+      <w:tr>
+        <w:tc>
+          <w:tcPr/>
+          <w:p>
+            <w:pPr>
+              <w:pStyle w:val="Compact"/>
+            </w:pPr>
+            <w:r>
+              <w:rPr>
+                <w:rStyle w:val="VerbatimChar"/>
+              </w:rPr>
+              <w:t xml:space="preserve">L_field</w:t>
+            </w:r>
+          </w:p>
+        </w:tc>
+        <w:tc>
+          <w:tcPr/>
+          <w:p>
+            <w:pPr>
+              <w:pStyle w:val="Compact"/>
+            </w:pPr>
+            <w:r>
+              <w:t xml:space="preserve">offline GFA seeing + ETC per-frame guide drift +</w:t>
+            </w:r>
+            <w:r>
+              <w:t xml:space="preserve"> </w:t>
+            </w:r>
+            <w:r>
+              <w:rPr>
+                <w:rStyle w:val="VerbatimChar"/>
+              </w:rPr>
+              <w:t xml:space="preserve">exp.parallactic</w:t>
+            </w:r>
+          </w:p>
+        </w:tc>
+        <w:tc>
+          <w:tcPr/>
+          <w:p>
+            <w:pPr>
+              <w:pStyle w:val="Compact"/>
+            </w:pPr>
+            <w:r>
+              <w:t xml:space="preserve">yes</w:t>
+            </w:r>
+          </w:p>
+        </w:tc>
+      </w:tr>
+    </w:tbl>
+    <w:p>
+      <w:pPr>
+        <w:pStyle w:val="BodyText"/>
+      </w:pPr>
+      <w:r>
+        <w:t xml:space="preserve">At</w:t>
+      </w:r>
+      <w:r>
+        <w:t xml:space="preserve"> </w:t>
+      </w:r>
+      <w:r>
+        <w:rPr>
+          <w:b/>
+          <w:bCs/>
+        </w:rPr>
+        <w:t xml:space="preserve">KPNO</w:t>
+      </w:r>
+      <w:r>
+        <w:t xml:space="preserve"> </w:t>
+      </w:r>
+      <w:r>
+        <w:t xml:space="preserve">the offline GFA reduction isn’t available, so the direct path can’t run — register the precomputed</w:t>
+      </w:r>
+      <w:r>
+        <w:t xml:space="preserve"> </w:t>
+      </w:r>
+      <w:r>
+        <w:t xml:space="preserve">table (below) to serve both metrics there.</w:t>
+      </w:r>
+      <w:r>
+        <w:t xml:space="preserve"> </w:t>
+      </w:r>
+      <w:r>
+        <w:rPr>
+          <w:rStyle w:val="VerbatimChar"/>
+        </w:rPr>
+        <w:t xml:space="preserve">exp.parallactic</w:t>
+      </w:r>
+      <w:r>
+        <w:t xml:space="preserve"> </w:t>
+      </w:r>
+      <w:r>
+        <w:t xml:space="preserve">(degrees) is exposed for</w:t>
+      </w:r>
+      <w:r>
+        <w:t xml:space="preserve"> </w:t>
+      </w:r>
+      <w:r>
+        <w:rPr>
+          <w:rStyle w:val="VerbatimChar"/>
+        </w:rPr>
+        <w:t xml:space="preserve">L_field</w:t>
+      </w:r>
+      <w:r>
+        <w:t xml:space="preserve">’s zenith-frame</w:t>
+      </w:r>
+      <w:r>
+        <w:t xml:space="preserve"> </w:t>
+      </w:r>
+      <w:r>
+        <w:t xml:space="preserve">rotation and is useful on its own.</w:t>
+      </w:r>
+    </w:p>
+    <w:p>
+      <w:pPr>
+        <w:pStyle w:val="BodyText"/>
+      </w:pPr>
+      <w:r>
+        <w:rPr>
+          <w:b/>
+          <w:bCs/>
+        </w:rPr>
+        <w:t xml:space="preserve">Coverage — when you get</w:t>
+      </w:r>
+      <w:r>
+        <w:rPr>
+          <w:b/>
+          <w:bCs/>
+        </w:rPr>
+        <w:t xml:space="preserve"> </w:t>
+      </w:r>
+      <w:r>
+        <w:rPr>
+          <w:rStyle w:val="VerbatimChar"/>
+          <w:b/>
+          <w:bCs/>
+        </w:rPr>
+        <w:t xml:space="preserve">None</w:t>
+      </w:r>
+      <w:r>
+        <w:rPr>
+          <w:b/>
+          <w:bCs/>
+        </w:rPr>
+        <w:t xml:space="preserve">:</w:t>
+      </w:r>
+    </w:p>
+    <w:p>
+      <w:pPr>
+        <w:pStyle w:val="Compact"/>
+        <w:numPr>
+          <w:ilvl w:val="0"/>
+          <w:numId w:val="1006"/>
+        </w:numPr>
+      </w:pPr>
+      <w:r>
+        <w:rPr>
+          <w:rStyle w:val="VerbatimChar"/>
+        </w:rPr>
+        <w:t xml:space="preserve">L_see</w:t>
+      </w:r>
+      <w:r>
+        <w:t xml:space="preserve">: available for any exposure with a valid GFA seeing measurement.</w:t>
+      </w:r>
+    </w:p>
+    <w:p>
+      <w:pPr>
+        <w:pStyle w:val="Compact"/>
+        <w:numPr>
+          <w:ilvl w:val="0"/>
+          <w:numId w:val="1006"/>
+        </w:numPr>
+      </w:pPr>
+      <w:r>
+        <w:rPr>
+          <w:rStyle w:val="VerbatimChar"/>
+        </w:rPr>
+        <w:t xml:space="preserve">L_field</w:t>
+      </w:r>
+      <w:r>
+        <w:t xml:space="preserve">: needs a</w:t>
+      </w:r>
+      <w:r>
+        <w:t xml:space="preserve"> </w:t>
+      </w:r>
+      <w:r>
+        <w:rPr>
+          <w:i/>
+          <w:iCs/>
+        </w:rPr>
+        <w:t xml:space="preserve">multi-frame</w:t>
+      </w:r>
+      <w:r>
+        <w:t xml:space="preserve"> </w:t>
+      </w:r>
+      <w:r>
+        <w:t xml:space="preserve">exposure (there must be an intra-exposure drift to measure) —</w:t>
+      </w:r>
+      <w:r>
+        <w:t xml:space="preserve"> </w:t>
+      </w:r>
+      <w:r>
+        <w:rPr>
+          <w:rStyle w:val="VerbatimChar"/>
+        </w:rPr>
+        <w:t xml:space="preserve">None</w:t>
+      </w:r>
+      <w:r>
+        <w:t xml:space="preserve"> </w:t>
+      </w:r>
+      <w:r>
+        <w:t xml:space="preserve">for</w:t>
+      </w:r>
+      <w:r>
+        <w:t xml:space="preserve"> </w:t>
+      </w:r>
+      <w:r>
+        <w:t xml:space="preserve">too-short / calibration exposures. It is reliable for detection / relative use at all airmass; its</w:t>
+      </w:r>
+      <w:r>
+        <w:t xml:space="preserve"> </w:t>
+      </w:r>
+      <w:r>
+        <w:rPr>
+          <w:i/>
+          <w:iCs/>
+        </w:rPr>
+        <w:t xml:space="preserve">absolute</w:t>
+      </w:r>
+      <w:r>
+        <w:t xml:space="preserve"> </w:t>
+      </w:r>
+      <w:r>
+        <w:t xml:space="preserve">magnitude is approximate above am ≈ 1.8 (§3.3).</w:t>
+      </w:r>
+    </w:p>
+    <w:p>
+      <w:pPr>
+        <w:pStyle w:val="FirstParagraph"/>
+      </w:pPr>
+      <w:r>
+        <w:rPr>
+          <w:b/>
+          <w:bCs/>
+        </w:rPr>
+        <w:t xml:space="preserve">Bulk use</w:t>
+      </w:r>
+      <w:r>
+        <w:t xml:space="preserve"> </w:t>
+      </w:r>
+      <w:r>
+        <w:t xml:space="preserve">(e.g. the mirror-ΔT</w:t>
+      </w:r>
+      <w:r>
+        <w:t xml:space="preserve"> </w:t>
+      </w:r>
+      <w:r>
+        <w:rPr>
+          <w:rStyle w:val="VerbatimChar"/>
+        </w:rPr>
+        <w:t xml:space="preserve">L_see</w:t>
+      </w:r>
+      <w:r>
+        <w:t xml:space="preserve"> </w:t>
+      </w:r>
+      <w:r>
+        <w:t xml:space="preserve">study, or the</w:t>
+      </w:r>
+      <w:r>
+        <w:t xml:space="preserve"> </w:t>
+      </w:r>
+      <w:r>
+        <w:rPr>
+          <w:rStyle w:val="VerbatimChar"/>
+        </w:rPr>
+        <w:t xml:space="preserve">|Δairmass|</w:t>
+      </w:r>
+      <w:r>
+        <w:t xml:space="preserve"> </w:t>
+      </w:r>
+      <w:r>
+        <w:rPr>
+          <w:rStyle w:val="VerbatimChar"/>
+        </w:rPr>
+        <w:t xml:space="preserve">L_field</w:t>
+      </w:r>
+      <w:r>
+        <w:t xml:space="preserve"> </w:t>
+      </w:r>
+      <w:r>
+        <w:t xml:space="preserve">study):</w:t>
+      </w:r>
+    </w:p>
+    <w:p>
+      <w:pPr>
+        <w:pStyle w:val="SourceCode"/>
+      </w:pPr>
+      <w:r>
+        <w:rPr>
+          <w:rStyle w:val="ImportTok"/>
+        </w:rPr>
+        <w:t xml:space="preserve">import</w:t>
+      </w:r>
+      <w:r>
+        <w:rPr>
+          <w:rStyle w:val="NormalTok"/>
+        </w:rPr>
+        <w:t xml:space="preserve"> pandas </w:t>
+      </w:r>
+      <w:r>
+        <w:rPr>
+          <w:rStyle w:val="ImportTok"/>
+        </w:rPr>
+        <w:t xml:space="preserve">as</w:t>
+      </w:r>
+      <w:r>
+        <w:rPr>
+          <w:rStyle w:val="NormalTok"/>
+        </w:rPr>
+        <w:t xml:space="preserve"> pd</w:t>
+      </w:r>
+      <w:r>
+        <w:br/>
+      </w:r>
+      <w:r>
+        <w:rPr>
+          <w:rStyle w:val="ImportTok"/>
+        </w:rPr>
+        <w:t xml:space="preserve">from</w:t>
+      </w:r>
+      <w:r>
+        <w:rPr>
+          <w:rStyle w:val="NormalTok"/>
+        </w:rPr>
+        <w:t xml:space="preserve"> telemetry_mining </w:t>
+      </w:r>
+      <w:r>
+        <w:rPr>
+          <w:rStyle w:val="ImportTok"/>
+        </w:rPr>
+        <w:t xml:space="preserve">import</w:t>
+      </w:r>
+      <w:r>
+        <w:rPr>
+          <w:rStyle w:val="NormalTok"/>
+        </w:rPr>
+        <w:t xml:space="preserve"> Exposure</w:t>
+      </w:r>
+      <w:r>
+        <w:br/>
+      </w:r>
+      <w:r>
+        <w:br/>
+      </w:r>
+      <w:r>
+        <w:rPr>
+          <w:rStyle w:val="NormalTok"/>
+        </w:rPr>
+        <w:t xml:space="preserve">rows </w:t>
+      </w:r>
+      <w:r>
+        <w:rPr>
+          <w:rStyle w:val="OperatorTok"/>
+        </w:rPr>
+        <w:t xml:space="preserve">=</w:t>
+      </w:r>
+      <w:r>
+        <w:rPr>
+          <w:rStyle w:val="NormalTok"/>
+        </w:rPr>
+        <w:t xml:space="preserve"> [(e, Exposure(e).L_see, Exposure(e).L_field) </w:t>
+      </w:r>
+      <w:r>
+        <w:rPr>
+          <w:rStyle w:val="ControlFlowTok"/>
+        </w:rPr>
+        <w:t xml:space="preserve">for</w:t>
+      </w:r>
+      <w:r>
+        <w:rPr>
+          <w:rStyle w:val="NormalTok"/>
+        </w:rPr>
+        <w:t xml:space="preserve"> e </w:t>
+      </w:r>
+      <w:r>
+        <w:rPr>
+          <w:rStyle w:val="KeywordTok"/>
+        </w:rPr>
+        <w:t xml:space="preserve">in</w:t>
+      </w:r>
+      <w:r>
+        <w:rPr>
+          <w:rStyle w:val="NormalTok"/>
+        </w:rPr>
+        <w:t xml:space="preserve"> expids]</w:t>
+      </w:r>
+      <w:r>
+        <w:br/>
+      </w:r>
+      <w:r>
+        <w:rPr>
+          <w:rStyle w:val="NormalTok"/>
+        </w:rPr>
+        <w:t xml:space="preserve">df </w:t>
+      </w:r>
+      <w:r>
+        <w:rPr>
+          <w:rStyle w:val="OperatorTok"/>
+        </w:rPr>
+        <w:t xml:space="preserve">=</w:t>
+      </w:r>
+      <w:r>
+        <w:rPr>
+          <w:rStyle w:val="NormalTok"/>
+        </w:rPr>
+        <w:t xml:space="preserve"> pd.DataFrame(rows, columns</w:t>
+      </w:r>
+      <w:r>
+        <w:rPr>
+          <w:rStyle w:val="OperatorTok"/>
+        </w:rPr>
+        <w:t xml:space="preserve">=</w:t>
+      </w:r>
+      <w:r>
+        <w:rPr>
+          <w:rStyle w:val="NormalTok"/>
+        </w:rPr>
+        <w:t xml:space="preserve">[</w:t>
+      </w:r>
+      <w:r>
+        <w:rPr>
+          <w:rStyle w:val="StringTok"/>
+        </w:rPr>
+        <w:t xml:space="preserve">"EXPID"</w:t>
+      </w:r>
+      <w:r>
+        <w:rPr>
+          <w:rStyle w:val="NormalTok"/>
+        </w:rPr>
+        <w:t xml:space="preserve">, </w:t>
+      </w:r>
+      <w:r>
+        <w:rPr>
+          <w:rStyle w:val="StringTok"/>
+        </w:rPr>
+        <w:t xml:space="preserve">"L_see"</w:t>
+      </w:r>
+      <w:r>
+        <w:rPr>
+          <w:rStyle w:val="NormalTok"/>
+        </w:rPr>
+        <w:t xml:space="preserve">, </w:t>
+      </w:r>
+      <w:r>
+        <w:rPr>
+          <w:rStyle w:val="StringTok"/>
+        </w:rPr>
+        <w:t xml:space="preserve">"L_field"</w:t>
+      </w:r>
+      <w:r>
+        <w:rPr>
+          <w:rStyle w:val="NormalTok"/>
+        </w:rPr>
+        <w:t xml:space="preserve">]).dropna(subset</w:t>
+      </w:r>
+      <w:r>
+        <w:rPr>
+          <w:rStyle w:val="OperatorTok"/>
+        </w:rPr>
+        <w:t xml:space="preserve">=</w:t>
+      </w:r>
+      <w:r>
+        <w:rPr>
+          <w:rStyle w:val="NormalTok"/>
+        </w:rPr>
+        <w:t xml:space="preserve">[</w:t>
+      </w:r>
+      <w:r>
+        <w:rPr>
+          <w:rStyle w:val="StringTok"/>
+        </w:rPr>
+        <w:t xml:space="preserve">"L_see"</w:t>
+      </w:r>
+      <w:r>
+        <w:rPr>
+          <w:rStyle w:val="NormalTok"/>
+        </w:rPr>
+        <w:t xml:space="preserve">])</w:t>
+      </w:r>
+    </w:p>
+    <w:p>
+      <w:pPr>
+        <w:pStyle w:val="FirstParagraph"/>
+      </w:pPr>
+      <w:r>
+        <w:rPr>
+          <w:b/>
+          <w:bCs/>
+        </w:rPr>
+        <w:t xml:space="preserve">Registering the precomputed table</w:t>
+      </w:r>
+      <w:r>
+        <w:t xml:space="preserve"> </w:t>
+      </w:r>
+      <w:r>
+        <w:t xml:space="preserve">(for KPNO, or just to avoid recomputing): build it once with</w:t>
+      </w:r>
+      <w:r>
+        <w:t xml:space="preserve"> </w:t>
+      </w:r>
+      <w:r>
+        <w:rPr>
+          <w:rStyle w:val="VerbatimChar"/>
+        </w:rPr>
+        <w:t xml:space="preserve">scripts/build_fiber_loss_metrics.py</w:t>
+      </w:r>
+      <w:r>
+        <w:t xml:space="preserve">, then register it process-wide so every</w:t>
+      </w:r>
+      <w:r>
+        <w:t xml:space="preserve"> </w:t>
+      </w:r>
+      <w:r>
+        <w:rPr>
+          <w:rStyle w:val="VerbatimChar"/>
+        </w:rPr>
+        <w:t xml:space="preserve">Exposure()</w:t>
+      </w:r>
+      <w:r>
+        <w:t xml:space="preserve"> </w:t>
+      </w:r>
+      <w:r>
+        <w:t xml:space="preserve">sees it:</w:t>
+      </w:r>
+    </w:p>
+    <w:p>
+      <w:pPr>
+        <w:pStyle w:val="SourceCode"/>
+      </w:pPr>
+      <w:r>
+        <w:rPr>
+          <w:rStyle w:val="ImportTok"/>
+        </w:rPr>
+        <w:t xml:space="preserve">from</w:t>
+      </w:r>
+      <w:r>
+        <w:rPr>
+          <w:rStyle w:val="NormalTok"/>
+        </w:rPr>
+        <w:t xml:space="preserve"> telemetry_mining.tables </w:t>
+      </w:r>
+      <w:r>
+        <w:rPr>
+          <w:rStyle w:val="ImportTok"/>
+        </w:rPr>
+        <w:t xml:space="preserve">import</w:t>
+      </w:r>
+      <w:r>
+        <w:rPr>
+          <w:rStyle w:val="NormalTok"/>
+        </w:rPr>
+        <w:t xml:space="preserve"> TableSource, DEFAULT_TABLE_SOURCES</w:t>
+      </w:r>
+      <w:r>
+        <w:br/>
+      </w:r>
+      <w:r>
+        <w:rPr>
+          <w:rStyle w:val="NormalTok"/>
+        </w:rPr>
+        <w:t xml:space="preserve">DEFAULT_TABLE_SOURCES.append(</w:t>
+      </w:r>
+      <w:r>
+        <w:br/>
+      </w:r>
+      <w:r>
+        <w:rPr>
+          <w:rStyle w:val="NormalTok"/>
+        </w:rPr>
+        <w:t xml:space="preserve">    TableSource(</w:t>
+      </w:r>
+      <w:r>
+        <w:rPr>
+          <w:rStyle w:val="StringTok"/>
+        </w:rPr>
+        <w:t xml:space="preserve">"fiber_loss_metrics"</w:t>
+      </w:r>
+      <w:r>
+        <w:rPr>
+          <w:rStyle w:val="NormalTok"/>
+        </w:rPr>
+        <w:t xml:space="preserve">, path</w:t>
+      </w:r>
+      <w:r>
+        <w:rPr>
+          <w:rStyle w:val="OperatorTok"/>
+        </w:rPr>
+        <w:t xml:space="preserve">=</w:t>
+      </w:r>
+      <w:r>
+        <w:rPr>
+          <w:rStyle w:val="StringTok"/>
+        </w:rPr>
+        <w:t xml:space="preserve">"data/fiber_loss_metrics.parquet"</w:t>
+      </w:r>
+      <w:r>
+        <w:rPr>
+          <w:rStyle w:val="NormalTok"/>
+        </w:rPr>
+        <w:t xml:space="preserve">, index_column</w:t>
+      </w:r>
+      <w:r>
+        <w:rPr>
+          <w:rStyle w:val="OperatorTok"/>
+        </w:rPr>
+        <w:t xml:space="preserve">=</w:t>
+      </w:r>
+      <w:r>
+        <w:rPr>
+          <w:rStyle w:val="StringTok"/>
+        </w:rPr>
+        <w:t xml:space="preserve">"EXPID"</w:t>
+      </w:r>
+      <w:r>
+        <w:rPr>
+          <w:rStyle w:val="NormalTok"/>
+        </w:rPr>
+        <w:t xml:space="preserve">)</w:t>
+      </w:r>
+      <w:r>
+        <w:br/>
+      </w:r>
+      <w:r>
+        <w:rPr>
+          <w:rStyle w:val="NormalTok"/>
+        </w:rPr>
+        <w:t xml:space="preserve">)</w:t>
+      </w:r>
+      <w:r>
+        <w:br/>
+      </w:r>
+      <w:r>
+        <w:rPr>
+          <w:rStyle w:val="CommentTok"/>
+        </w:rPr>
+        <w:t xml:space="preserve"># exp.L_see / exp.L_field now fall back to this table wherever direct compute can't run</w:t>
+      </w:r>
+    </w:p>
+    <w:p>
+      <w:pPr>
+        <w:pStyle w:val="FirstParagraph"/>
+      </w:pPr>
+      <w:r>
+        <w:rPr>
+          <w:b/>
+          <w:bCs/>
+        </w:rPr>
+        <w:t xml:space="preserve">Lower-level access.</w:t>
+      </w:r>
+      <w:r>
+        <w:t xml:space="preserve"> </w:t>
+      </w:r>
+      <w:r>
+        <w:t xml:space="preserve">The metric math itself lives in</w:t>
+      </w:r>
+      <w:r>
+        <w:t xml:space="preserve"> </w:t>
+      </w:r>
+      <w:r>
+        <w:rPr>
+          <w:rStyle w:val="VerbatimChar"/>
+        </w:rPr>
+        <w:t xml:space="preserve">telemetry_mining.fiber_loss</w:t>
+      </w:r>
+      <w:r>
+        <w:t xml:space="preserve"> </w:t>
+      </w:r>
+      <w:r>
+        <w:t xml:space="preserve">—</w:t>
+      </w:r>
+      <w:r>
+        <w:t xml:space="preserve"> </w:t>
+      </w:r>
+      <w:r>
+        <w:rPr>
+          <w:rStyle w:val="VerbatimChar"/>
+        </w:rPr>
+        <w:t xml:space="preserve">l_see_from_fwhm</w:t>
+      </w:r>
+      <w:r>
+        <w:t xml:space="preserve">,</w:t>
+      </w:r>
+      <w:r>
+        <w:t xml:space="preserve"> </w:t>
+      </w:r>
+      <w:r>
+        <w:rPr>
+          <w:rStyle w:val="VerbatimChar"/>
+        </w:rPr>
+        <w:t xml:space="preserve">sheardrift_from_thru</w:t>
+      </w:r>
+      <w:r>
+        <w:t xml:space="preserve">,</w:t>
+      </w:r>
+      <w:r>
+        <w:t xml:space="preserve"> </w:t>
+      </w:r>
+      <w:r>
+        <w:rPr>
+          <w:rStyle w:val="VerbatimChar"/>
+        </w:rPr>
+        <w:t xml:space="preserve">l_field_from_drift</w:t>
+      </w:r>
+      <w:r>
+        <w:t xml:space="preserve"> </w:t>
+      </w:r>
+      <w:r>
+        <w:t xml:space="preserve">— if you want to compute the metrics outside of an</w:t>
+      </w:r>
+      <w:r>
+        <w:t xml:space="preserve"> </w:t>
+      </w:r>
+      <w:r>
+        <w:rPr>
+          <w:rStyle w:val="VerbatimChar"/>
+        </w:rPr>
+        <w:t xml:space="preserve">Exposure</w:t>
+      </w:r>
+      <w:r>
+        <w:t xml:space="preserve"> </w:t>
+      </w:r>
+      <w:r>
+        <w:t xml:space="preserve">(e.g. in a batch job over precomputed inputs). That is exactly what</w:t>
+      </w:r>
+      <w:r>
+        <w:t xml:space="preserve"> </w:t>
+      </w:r>
+      <w:r>
+        <w:rPr>
+          <w:rStyle w:val="VerbatimChar"/>
+        </w:rPr>
+        <w:t xml:space="preserve">build_fiber_loss_metrics.py</w:t>
+      </w:r>
+      <w:r>
+        <w:t xml:space="preserve"> </w:t>
+      </w:r>
+      <w:r>
+        <w:t xml:space="preserve">does.</w:t>
+      </w:r>
+    </w:p>
     <w:bookmarkEnd w:id="21"/>
+    <w:bookmarkEnd w:id="22"/>
     <w:sectPr>
       <w:footnotePr>
         <w:numRestart w:val="eachSect"/>
@@ -7025,6 +8704,9 @@
     <w:abstractNumId w:val="991"/>
   </w:num>
   <w:num w:numId="1005">
+    <w:abstractNumId w:val="991"/>
+  </w:num>
+  <w:num w:numId="1006">
     <w:abstractNumId w:val="991"/>
   </w:num>
 </w:numbering>

--- a/docs/FIBER_LOSS_METRICS.docx
+++ b/docs/FIBER_LOSS_METRICS.docx
@@ -2,7 +2,7 @@
 <file path=word/document.xml><?xml version="1.0" encoding="utf-8"?>
 <w:document xmlns:w="http://schemas.openxmlformats.org/wordprocessingml/2006/main" xmlns:m="http://schemas.openxmlformats.org/officeDocument/2006/math" xmlns:r="http://schemas.openxmlformats.org/officeDocument/2006/relationships" xmlns:o="urn:schemas-microsoft-com:office:office" xmlns:v="urn:schemas-microsoft-com:vml" xmlns:w10="urn:schemas-microsoft-com:office:word" xmlns:a="http://schemas.openxmlformats.org/drawingml/2006/main" xmlns:pic="http://schemas.openxmlformats.org/drawingml/2006/picture" xmlns:wp="http://schemas.openxmlformats.org/drawingml/2006/wordprocessingDrawing">
   <w:body>
-    <w:bookmarkStart w:id="22" w:name="X174d2939f7bec0a0519e972e46b2d23d5920842"/>
+    <w:bookmarkStart w:id="23" w:name="X174d2939f7bec0a0519e972e46b2d23d5920842"/>
     <w:p>
       <w:pPr>
         <w:pStyle w:val="Heading1"/>
@@ -16,7 +16,7 @@
         <w:pStyle w:val="FirstParagraph"/>
       </w:pPr>
       <w:r>
-        <w:t xml:space="preserve">K. Honscheid (OSU) with Claude (Anthropic) · 2026-08-06 (Exposure API added 2026-08-07)</w:t>
+        <w:t xml:space="preserve">K. Honscheid (OSU) with Claude (Anthropic) · 2026-08-06 (Exposure API added 2026-08-07; worked examples added 2026-08-10)</w:t>
       </w:r>
     </w:p>
     <w:p>
@@ -195,7 +195,7 @@
         <w:t xml:space="preserve">inheriting the artifact.</w:t>
       </w:r>
     </w:p>
-    <w:bookmarkStart w:id="9" w:name="X7dbb68fcf83f0443fe4cee9b4cc774a0ab5e671"/>
+    <w:bookmarkStart w:id="9" w:name="Xf9a904574b914898358079b4158d4b400b787fa"/>
     <w:p>
       <w:pPr>
         <w:pStyle w:val="Heading2"/>
@@ -1272,7 +1272,7 @@
       </w:r>
     </w:p>
     <w:bookmarkEnd w:id="9"/>
-    <w:bookmarkStart w:id="10" w:name="Xbfbda02a0b2a934f7a5eed3c9f84e6e42c83e34"/>
+    <w:bookmarkStart w:id="10" w:name="X17dd7d3ab753f8f72e468ae86703dbd4c721147"/>
     <w:p>
       <w:pPr>
         <w:pStyle w:val="Heading2"/>
@@ -1399,7 +1399,7 @@
       </w:r>
     </w:p>
     <w:bookmarkEnd w:id="10"/>
-    <w:bookmarkStart w:id="11" w:name="the-three-clean-probes-and-their-scope"/>
+    <w:bookmarkStart w:id="11" w:name="Xf037de5b2cbb3fc6aaad91444adc8346703c24a"/>
     <w:p>
       <w:pPr>
         <w:pStyle w:val="Heading2"/>
@@ -2131,7 +2131,7 @@
       </w:r>
     </w:p>
     <w:bookmarkEnd w:id="11"/>
-    <w:bookmarkStart w:id="17" w:name="X70dec59c179625d6e7733ab9c4c7da4e43c2abd"/>
+    <w:bookmarkStart w:id="17" w:name="X363f5e59a83a3837833695d0a4e5ca965419bef"/>
     <w:p>
       <w:pPr>
         <w:pStyle w:val="Heading2"/>
@@ -2272,7 +2272,7 @@
         <w:t xml:space="preserve">two pieces with different inputs and scopes.</w:t>
       </w:r>
     </w:p>
-    <w:bookmarkStart w:id="12" w:name="X78943a7a133d3024f698dff1f88115c6e409ad3"/>
+    <w:bookmarkStart w:id="12" w:name="Xf43d605aa8f94c5210fc3912d2ad3684da3aca2"/>
     <w:p>
       <w:pPr>
         <w:pStyle w:val="Heading3"/>
@@ -3091,7 +3091,7 @@
       </w:r>
     </w:p>
     <w:bookmarkEnd w:id="12"/>
-    <w:bookmarkStart w:id="13" w:name="X85f01169bb459252e9c4500ce2f9fd4d04b9cf7"/>
+    <w:bookmarkStart w:id="13" w:name="Xc814038b117836cfa955e8467093008258a34f0"/>
     <w:p>
       <w:pPr>
         <w:pStyle w:val="Heading3"/>
@@ -3819,7 +3819,7 @@
       </w:r>
     </w:p>
     <w:bookmarkEnd w:id="13"/>
-    <w:bookmarkStart w:id="14" w:name="X9daa35fc18f31bddd6e1f7f4eae9e84c6091343"/>
+    <w:bookmarkStart w:id="14" w:name="Xccc431a65110483b3835808824f8a7e6ea0c158"/>
     <w:p>
       <w:pPr>
         <w:pStyle w:val="Heading3"/>
@@ -4117,7 +4117,7 @@
       </w:r>
     </w:p>
     <w:bookmarkEnd w:id="14"/>
-    <w:bookmarkStart w:id="15" w:name="X9a684f7a530d4c0a026cb8186465e4edfaafdd7"/>
+    <w:bookmarkStart w:id="15" w:name="Xed523ff74934a3b1114691573958b58d6922078"/>
     <w:p>
       <w:pPr>
         <w:pStyle w:val="Heading3"/>
@@ -5731,7 +5731,7 @@
       </w:r>
     </w:p>
     <w:bookmarkEnd w:id="15"/>
-    <w:bookmarkStart w:id="16" w:name="X8e1a19b23da92b078027d1565fbc37e26c47db0"/>
+    <w:bookmarkStart w:id="16" w:name="X166bc83395f84e39a688e8e494ee8f0629fa1ab"/>
     <w:p>
       <w:pPr>
         <w:pStyle w:val="Heading3"/>
@@ -6186,7 +6186,7 @@
     </w:p>
     <w:bookmarkEnd w:id="16"/>
     <w:bookmarkEnd w:id="17"/>
-    <w:bookmarkStart w:id="18" w:name="Xa3cd395538f7ca826572665fa86a18a085d5af3"/>
+    <w:bookmarkStart w:id="18" w:name="X534ed894d3b4de5c35910987ac44b5e7f5a1d10"/>
     <w:p>
       <w:pPr>
         <w:pStyle w:val="Heading2"/>
@@ -6416,7 +6416,7 @@
       </w:r>
     </w:p>
     <w:bookmarkEnd w:id="18"/>
-    <w:bookmarkStart w:id="19" w:name="implementation-notes"/>
+    <w:bookmarkStart w:id="19" w:name="Xcbb7bbbfc35e1654c7c70503cad018c9f88c8f2"/>
     <w:p>
       <w:pPr>
         <w:pStyle w:val="Heading2"/>
@@ -6708,7 +6708,7 @@
       </w:r>
     </w:p>
     <w:bookmarkEnd w:id="19"/>
-    <w:bookmarkStart w:id="20" w:name="use-cases-which-metric-for-which-study"/>
+    <w:bookmarkStart w:id="20" w:name="X827d92fbdbb3d22baf332babb7c2627ad963f1f"/>
     <w:p>
       <w:pPr>
         <w:pStyle w:val="Heading2"/>
@@ -7178,7 +7178,7 @@
       </w:r>
     </w:p>
     <w:bookmarkEnd w:id="20"/>
-    <w:bookmarkStart w:id="21" w:name="using-the-metrics-the-exposure-api"/>
+    <w:bookmarkStart w:id="21" w:name="Xaf0740d6b44172e981c10a8357162cfbfce2fcd"/>
     <w:p>
       <w:pPr>
         <w:pStyle w:val="Heading2"/>
@@ -8474,7 +8474,385 @@
       </w:r>
     </w:p>
     <w:bookmarkEnd w:id="21"/>
+    <w:bookmarkStart w:id="22" w:name="Xb9ef946e6a9678495a5413c3160f40107a20933"/>
+    <w:p>
+      <w:pPr>
+        <w:pStyle w:val="Heading2"/>
+      </w:pPr>
+      <w:r>
+        <w:t xml:space="preserve">8. Worked examples</w:t>
+      </w:r>
+    </w:p>
+    <w:p>
+      <w:pPr>
+        <w:pStyle w:val="FirstParagraph"/>
+      </w:pPr>
+      <w:r>
+        <w:t xml:space="preserve">Runnable, heavily-commented notebooks under</w:t>
+      </w:r>
+      <w:r>
+        <w:t xml:space="preserve"> </w:t>
+      </w:r>
+      <w:r>
+        <w:rPr>
+          <w:rStyle w:val="VerbatimChar"/>
+        </w:rPr>
+        <w:t xml:space="preserve">notebooks/</w:t>
+      </w:r>
+      <w:r>
+        <w:t xml:space="preserve"> </w:t>
+      </w:r>
+      <w:r>
+        <w:t xml:space="preserve">— each is a template for a common study pattern, and</w:t>
+      </w:r>
+      <w:r>
+        <w:t xml:space="preserve"> </w:t>
+      </w:r>
+      <w:r>
+        <w:t xml:space="preserve">the notebooks (not this section) are the living source for the analysis detail.</w:t>
+      </w:r>
+      <w:r>
+        <w:t xml:space="preserve"> </w:t>
+      </w:r>
+      <w:r>
+        <w:rPr>
+          <w:b/>
+          <w:bCs/>
+        </w:rPr>
+        <w:t xml:space="preserve">Run any of these under the</w:t>
+      </w:r>
+      <w:r>
+        <w:rPr>
+          <w:b/>
+          <w:bCs/>
+        </w:rPr>
+        <w:t xml:space="preserve"> </w:t>
+      </w:r>
+      <w:r>
+        <w:rPr>
+          <w:b/>
+          <w:bCs/>
+        </w:rPr>
+        <w:t xml:space="preserve">DESI Master kernel</w:t>
+      </w:r>
+      <w:r>
+        <w:t xml:space="preserve"> </w:t>
+      </w:r>
+      <w:r>
+        <w:t xml:space="preserve">— the direct compute needs</w:t>
+      </w:r>
+      <w:r>
+        <w:t xml:space="preserve"> </w:t>
+      </w:r>
+      <w:r>
+        <w:rPr>
+          <w:rStyle w:val="VerbatimChar"/>
+        </w:rPr>
+        <w:t xml:space="preserve">desimodel</w:t>
+      </w:r>
+      <w:r>
+        <w:t xml:space="preserve">, and its absence fails silently to</w:t>
+      </w:r>
+      <w:r>
+        <w:t xml:space="preserve"> </w:t>
+      </w:r>
+      <w:r>
+        <w:rPr>
+          <w:rStyle w:val="VerbatimChar"/>
+        </w:rPr>
+        <w:t xml:space="preserve">None</w:t>
+      </w:r>
+      <w:r>
+        <w:t xml:space="preserve">.</w:t>
+      </w:r>
+    </w:p>
+    <w:p>
+      <w:pPr>
+        <w:pStyle w:val="Compact"/>
+        <w:numPr>
+          <w:ilvl w:val="0"/>
+          <w:numId w:val="1007"/>
+        </w:numPr>
+      </w:pPr>
+      <w:r>
+        <w:rPr>
+          <w:rStyle w:val="VerbatimChar"/>
+          <w:b/>
+          <w:bCs/>
+        </w:rPr>
+        <w:t xml:space="preserve">mirror_seeing_lsee_example_selectexp.ipynb</w:t>
+      </w:r>
+      <w:r>
+        <w:t xml:space="preserve"> </w:t>
+      </w:r>
+      <w:r>
+        <w:t xml:space="preserve">—</w:t>
+      </w:r>
+      <w:r>
+        <w:t xml:space="preserve"> </w:t>
+      </w:r>
+      <w:r>
+        <w:rPr>
+          <w:rStyle w:val="VerbatimChar"/>
+        </w:rPr>
+        <w:t xml:space="preserve">L_see</w:t>
+      </w:r>
+      <w:r>
+        <w:t xml:space="preserve"> </w:t>
+      </w:r>
+      <w:r>
+        <w:t xml:space="preserve">vs mirror−air ΔT (the mirror-seeing hypothesis).</w:t>
+      </w:r>
+      <w:r>
+        <w:t xml:space="preserve"> </w:t>
+      </w:r>
+      <w:r>
+        <w:t xml:space="preserve">Demonstrates</w:t>
+      </w:r>
+      <w:r>
+        <w:t xml:space="preserve"> </w:t>
+      </w:r>
+      <w:r>
+        <w:rPr>
+          <w:rStyle w:val="VerbatimChar"/>
+        </w:rPr>
+        <w:t xml:space="preserve">exp.L_see</w:t>
+      </w:r>
+      <w:r>
+        <w:t xml:space="preserve"> </w:t>
+      </w:r>
+      <w:r>
+        <w:t xml:space="preserve">pulled in bulk with</w:t>
+      </w:r>
+      <w:r>
+        <w:t xml:space="preserve"> </w:t>
+      </w:r>
+      <w:r>
+        <w:rPr>
+          <w:rStyle w:val="VerbatimChar"/>
+        </w:rPr>
+        <w:t xml:space="preserve">select_exposures</w:t>
+      </w:r>
+      <w:r>
+        <w:t xml:space="preserve"> </w:t>
+      </w:r>
+      <w:r>
+        <w:t xml:space="preserve">(</w:t>
+      </w:r>
+      <w:r>
+        <w:rPr>
+          <w:rStyle w:val="VerbatimChar"/>
+        </w:rPr>
+        <w:t xml:space="preserve">db_row</w:t>
+      </w:r>
+      <w:r>
+        <w:t xml:space="preserve"> </w:t>
+      </w:r>
+      <w:r>
+        <w:t xml:space="preserve">specs for the free DB columns, a</w:t>
+      </w:r>
+      <w:r>
+        <w:t xml:space="preserve"> </w:t>
+      </w:r>
+      <w:r>
+        <w:t xml:space="preserve">callable for the metric), and the asymmetric warm-mirror rise.</w:t>
+      </w:r>
+    </w:p>
+    <w:p>
+      <w:pPr>
+        <w:pStyle w:val="Compact"/>
+        <w:numPr>
+          <w:ilvl w:val="0"/>
+          <w:numId w:val="1007"/>
+        </w:numPr>
+      </w:pPr>
+      <w:r>
+        <w:rPr>
+          <w:rStyle w:val="VerbatimChar"/>
+          <w:b/>
+          <w:bCs/>
+        </w:rPr>
+        <w:t xml:space="preserve">lfield_dam_example_selectexp.ipynb</w:t>
+      </w:r>
+      <w:r>
+        <w:t xml:space="preserve"> </w:t>
+      </w:r>
+      <w:r>
+        <w:t xml:space="preserve">—</w:t>
+      </w:r>
+      <w:r>
+        <w:t xml:space="preserve"> </w:t>
+      </w:r>
+      <w:r>
+        <w:rPr>
+          <w:rStyle w:val="VerbatimChar"/>
+        </w:rPr>
+        <w:t xml:space="preserve">L_field</w:t>
+      </w:r>
+      <w:r>
+        <w:t xml:space="preserve"> </w:t>
+      </w:r>
+      <w:r>
+        <w:t xml:space="preserve">vs intra-exposure</w:t>
+      </w:r>
+      <w:r>
+        <w:t xml:space="preserve"> </w:t>
+      </w:r>
+      <w:r>
+        <w:rPr>
+          <w:rStyle w:val="VerbatimChar"/>
+        </w:rPr>
+        <w:t xml:space="preserve">|Δairmass|</w:t>
+      </w:r>
+      <w:r>
+        <w:t xml:space="preserve"> </w:t>
+      </w:r>
+      <w:r>
+        <w:t xml:space="preserve">(a DAR scheduling lever).</w:t>
+      </w:r>
+      <w:r>
+        <w:t xml:space="preserve"> </w:t>
+      </w:r>
+      <w:r>
+        <w:t xml:space="preserve">Demonstrates</w:t>
+      </w:r>
+      <w:r>
+        <w:t xml:space="preserve"> </w:t>
+      </w:r>
+      <w:r>
+        <w:rPr>
+          <w:rStyle w:val="VerbatimChar"/>
+        </w:rPr>
+        <w:t xml:space="preserve">exp.L_field</w:t>
+      </w:r>
+      <w:r>
+        <w:t xml:space="preserve"> </w:t>
+      </w:r>
+      <w:r>
+        <w:t xml:space="preserve">via</w:t>
+      </w:r>
+      <w:r>
+        <w:t xml:space="preserve"> </w:t>
+      </w:r>
+      <w:r>
+        <w:rPr>
+          <w:rStyle w:val="VerbatimChar"/>
+        </w:rPr>
+        <w:t xml:space="preserve">select_exposures</w:t>
+      </w:r>
+      <w:r>
+        <w:t xml:space="preserve"> </w:t>
+      </w:r>
+      <w:r>
+        <w:t xml:space="preserve">with</w:t>
+      </w:r>
+      <w:r>
+        <w:t xml:space="preserve"> </w:t>
+      </w:r>
+      <w:r>
+        <w:rPr>
+          <w:rStyle w:val="VerbatimChar"/>
+        </w:rPr>
+        <w:t xml:space="preserve">max_workers</w:t>
+      </w:r>
+      <w:r>
+        <w:t xml:space="preserve"> </w:t>
+      </w:r>
+      <w:r>
+        <w:t xml:space="preserve">(justified here —</w:t>
+      </w:r>
+      <w:r>
+        <w:t xml:space="preserve"> </w:t>
+      </w:r>
+      <w:r>
+        <w:rPr>
+          <w:rStyle w:val="VerbatimChar"/>
+        </w:rPr>
+        <w:t xml:space="preserve">L_field</w:t>
+      </w:r>
+      <w:r>
+        <w:t xml:space="preserve"> </w:t>
+      </w:r>
+      <w:r>
+        <w:t xml:space="preserve">does a real</w:t>
+      </w:r>
+      <w:r>
+        <w:t xml:space="preserve"> </w:t>
+      </w:r>
+      <w:r>
+        <w:t xml:space="preserve">per-exposure ETC read) and a self-regenerating disk cache (rebuilt live when missing or built for a different</w:t>
+      </w:r>
+      <w:r>
+        <w:t xml:space="preserve"> </w:t>
+      </w:r>
+      <w:r>
+        <w:t xml:space="preserve">sample), plus an airmass-controlled analysis and the derotated per-fiber quadrupole map behind the scalar.</w:t>
+      </w:r>
+    </w:p>
+    <w:p>
+      <w:pPr>
+        <w:pStyle w:val="Compact"/>
+        <w:numPr>
+          <w:ilvl w:val="0"/>
+          <w:numId w:val="1007"/>
+        </w:numPr>
+      </w:pPr>
+      <w:r>
+        <w:rPr>
+          <w:rStyle w:val="VerbatimChar"/>
+          <w:b/>
+          <w:bCs/>
+        </w:rPr>
+        <w:t xml:space="preserve">rcalibfrac_vs_lfield_example.ipynb</w:t>
+      </w:r>
+      <w:r>
+        <w:t xml:space="preserve"> </w:t>
+      </w:r>
+      <w:r>
+        <w:t xml:space="preserve">— why</w:t>
+      </w:r>
+      <w:r>
+        <w:t xml:space="preserve"> </w:t>
+      </w:r>
+      <w:r>
+        <w:rPr>
+          <w:rStyle w:val="VerbatimChar"/>
+        </w:rPr>
+        <w:t xml:space="preserve">RCALIBFRAC</w:t>
+      </w:r>
+      <w:r>
+        <w:t xml:space="preserve"> </w:t>
+      </w:r>
+      <w:r>
+        <w:t xml:space="preserve">isn’t a clean metric: its per-fiber field is</w:t>
+      </w:r>
+      <w:r>
+        <w:t xml:space="preserve"> </w:t>
+      </w:r>
+      <w:r>
+        <w:t xml:space="preserve">dominated by the rotating dipole artifact (D_rot/Q_rot ≈ 1.9) versus</w:t>
+      </w:r>
+      <w:r>
+        <w:t xml:space="preserve"> </w:t>
+      </w:r>
+      <w:r>
+        <w:rPr>
+          <w:rStyle w:val="VerbatimChar"/>
+        </w:rPr>
+        <w:t xml:space="preserve">L_field</w:t>
+      </w:r>
+      <w:r>
+        <w:t xml:space="preserve">’s pure quadrupole</w:t>
+      </w:r>
+      <w:r>
+        <w:t xml:space="preserve"> </w:t>
+      </w:r>
+      <w:r>
+        <w:t xml:space="preserve">(D_rot = 0). A side-by-side, team-presentation comparison (runs locally on precomputed fields).</w:t>
+      </w:r>
+    </w:p>
     <w:bookmarkEnd w:id="22"/>
+    <w:bookmarkEnd w:id="23"/>
     <w:sectPr>
       <w:footnotePr>
         <w:numRestart w:val="eachSect"/>
@@ -8707,6 +9085,9 @@
     <w:abstractNumId w:val="991"/>
   </w:num>
   <w:num w:numId="1006">
+    <w:abstractNumId w:val="991"/>
+  </w:num>
+  <w:num w:numId="1007">
     <w:abstractNumId w:val="991"/>
   </w:num>
 </w:numbering>
